--- a/开题报告.docx
+++ b/开题报告.docx
@@ -1,8 +1,8 @@
 
 <file path=word/document.xml><?xml version="1.0" encoding="utf-8"?>
-<w:document xmlns:wpc="http://schemas.microsoft.com/office/word/2010/wordprocessingCanvas" xmlns:mc="http://schemas.openxmlformats.org/markup-compatibility/2006" xmlns:o="urn:schemas-microsoft-com:office:office" xmlns:r="http://schemas.openxmlformats.org/officeDocument/2006/relationships" xmlns:m="http://schemas.openxmlformats.org/officeDocument/2006/math" xmlns:v="urn:schemas-microsoft-com:vml" xmlns:wp14="http://schemas.microsoft.com/office/word/2010/wordprocessingDrawing" xmlns:wp="http://schemas.openxmlformats.org/drawingml/2006/wordprocessingDrawing" xmlns:w="http://schemas.openxmlformats.org/wordprocessingml/2006/main" xmlns:w14="http://schemas.microsoft.com/office/word/2010/wordml" xmlns:w10="urn:schemas-microsoft-com:office:word" xmlns:w15="http://schemas.microsoft.com/office/word/2012/wordml" xmlns:wpg="http://schemas.microsoft.com/office/word/2010/wordprocessingGroup" xmlns:wpi="http://schemas.microsoft.com/office/word/2010/wordprocessingInk" xmlns:wne="http://schemas.microsoft.com/office/word/2006/wordml" xmlns:wps="http://schemas.microsoft.com/office/word/2010/wordprocessingShape" xmlns:wpsCustomData="http://www.wps.cn/officeDocument/2013/wpsCustomData" mc:Ignorable="w14 w15 wp14">
+<w:document xmlns:ns1="http://schemas.openxmlformats.org/markup-compatibility/2006" xmlns:ns2="http://schemas.microsoft.com/office/word/2010/wordml" xmlns:ns3="http://schemas.openxmlformats.org/drawingml/2006/wordprocessingDrawing" xmlns:ns4="http://schemas.openxmlformats.org/drawingml/2006/main" xmlns:ns5="http://schemas.microsoft.com/office/word/2010/wordprocessingShape" xmlns:ns6="urn:schemas-microsoft-com:vml" xmlns:ns7="urn:schemas-microsoft-com:office:office" xmlns:ns8="http://schemas.openxmlformats.org/officeDocument/2006/relationships" xmlns:w="http://schemas.openxmlformats.org/wordprocessingml/2006/main" ns1:Ignorable="w14 w15 wp14">
   <w:body>
-    <w:p>
+    <w:p ns2:paraId="6B538CF6">
       <w:pPr>
         <w:jc w:val="center"/>
         <w:rPr>
@@ -20,7 +20,7 @@
         <w:t>华南农业大学</w:t>
       </w:r>
     </w:p>
-    <w:p>
+    <w:p ns2:paraId="6E3424C9">
       <w:pPr>
         <w:rPr>
           <w:rFonts w:ascii="Times" w:hAnsi="Times"/>
@@ -29,35 +29,35 @@
         </w:rPr>
       </w:pPr>
     </w:p>
-    <w:p>
+    <w:p ns2:paraId="5D177CE1">
       <w:pPr>
         <w:rPr>
           <w:rFonts w:ascii="Times" w:hAnsi="Times"/>
         </w:rPr>
       </w:pPr>
     </w:p>
-    <w:p>
+    <w:p ns2:paraId="17D7C15C">
       <w:pPr>
         <w:rPr>
           <w:rFonts w:ascii="Times" w:hAnsi="Times"/>
         </w:rPr>
       </w:pPr>
     </w:p>
-    <w:p>
+    <w:p ns2:paraId="77CE51CA">
       <w:pPr>
         <w:rPr>
           <w:rFonts w:ascii="Times" w:hAnsi="Times"/>
         </w:rPr>
       </w:pPr>
     </w:p>
-    <w:p>
+    <w:p ns2:paraId="69D5F213">
       <w:pPr>
         <w:rPr>
           <w:rFonts w:ascii="Times" w:hAnsi="Times"/>
         </w:rPr>
       </w:pPr>
     </w:p>
-    <w:p>
+    <w:p ns2:paraId="36B1B73A">
       <w:pPr>
         <w:jc w:val="center"/>
         <w:rPr>
@@ -75,7 +75,7 @@
         <w:t>华南农业大学</w:t>
       </w:r>
     </w:p>
-    <w:p>
+    <w:p ns2:paraId="24BABF0C">
       <w:pPr>
         <w:rPr>
           <w:rFonts w:ascii="Times" w:hAnsi="Times"/>
@@ -84,21 +84,21 @@
         </w:rPr>
       </w:pPr>
     </w:p>
-    <w:p>
+    <w:p ns2:paraId="5DFA7312">
       <w:pPr>
         <w:rPr>
           <w:rFonts w:ascii="Times" w:hAnsi="Times"/>
         </w:rPr>
       </w:pPr>
     </w:p>
-    <w:p>
+    <w:p ns2:paraId="1BD3600C">
       <w:pPr>
         <w:rPr>
           <w:rFonts w:ascii="Times" w:hAnsi="Times"/>
         </w:rPr>
       </w:pPr>
     </w:p>
-    <w:p>
+    <w:p ns2:paraId="2DCF9F86">
       <w:pPr>
         <w:jc w:val="center"/>
         <w:rPr>
@@ -116,7 +116,7 @@
         <w:t>硕士研究生学位论文开题报告</w:t>
       </w:r>
     </w:p>
-    <w:p>
+    <w:p ns2:paraId="0434CEFD">
       <w:pPr>
         <w:jc w:val="left"/>
         <w:rPr>
@@ -124,7 +124,7 @@
         </w:rPr>
       </w:pPr>
     </w:p>
-    <w:p>
+    <w:p ns2:paraId="1E871061">
       <w:pPr>
         <w:jc w:val="left"/>
         <w:rPr>
@@ -132,7 +132,7 @@
         </w:rPr>
       </w:pPr>
     </w:p>
-    <w:p>
+    <w:p ns2:paraId="4B595EAA">
       <w:pPr>
         <w:jc w:val="left"/>
         <w:rPr>
@@ -140,7 +140,7 @@
         </w:rPr>
       </w:pPr>
     </w:p>
-    <w:p>
+    <w:p ns2:paraId="089B788D">
       <w:pPr>
         <w:jc w:val="left"/>
         <w:rPr>
@@ -148,7 +148,7 @@
         </w:rPr>
       </w:pPr>
     </w:p>
-    <w:p>
+    <w:p ns2:paraId="11473527">
       <w:pPr>
         <w:jc w:val="left"/>
         <w:rPr>
@@ -156,7 +156,7 @@
         </w:rPr>
       </w:pPr>
     </w:p>
-    <w:p>
+    <w:p ns2:paraId="5296CF6B">
       <w:pPr>
         <w:jc w:val="left"/>
         <w:rPr>
@@ -164,7 +164,7 @@
         </w:rPr>
       </w:pPr>
     </w:p>
-    <w:p>
+    <w:p ns2:paraId="5BAB9FA7">
       <w:pPr>
         <w:spacing w:before="156" w:beforeLines="50"/>
         <w:ind w:left="1995" w:leftChars="950"/>
@@ -180,60 +180,60 @@
         <w:rPr>
           <w:rFonts w:ascii="Times" w:hAnsi="Times"/>
         </w:rPr>
-        <mc:AlternateContent>
-          <mc:Choice Requires="wps">
+        <ns1:AlternateContent>
+          <ns1:Choice Requires="wps">
             <w:drawing>
-              <wp:anchor distT="0" distB="0" distL="114300" distR="114300" simplePos="0" relativeHeight="251665408" behindDoc="0" locked="0" layoutInCell="1" allowOverlap="1">
-                <wp:simplePos x="0" y="0"/>
-                <wp:positionH relativeFrom="column">
-                  <wp:posOffset>2364105</wp:posOffset>
-                </wp:positionH>
-                <wp:positionV relativeFrom="paragraph">
-                  <wp:posOffset>422275</wp:posOffset>
-                </wp:positionV>
-                <wp:extent cx="1866900" cy="0"/>
-                <wp:effectExtent l="0" t="4445" r="0" b="5080"/>
-                <wp:wrapNone/>
-                <wp:docPr id="1" name="AutoShape 28"/>
-                <wp:cNvGraphicFramePr/>
-                <a:graphic xmlns:a="http://schemas.openxmlformats.org/drawingml/2006/main">
-                  <a:graphicData uri="http://schemas.microsoft.com/office/word/2010/wordprocessingShape">
-                    <wps:wsp>
-                      <wps:cNvCnPr>
-                        <a:cxnSpLocks noChangeShapeType="1"/>
-                      </wps:cNvCnPr>
-                      <wps:spPr>
-                        <a:xfrm>
-                          <a:off x="0" y="0"/>
-                          <a:ext cx="1866900" cy="0"/>
-                        </a:xfrm>
-                        <a:prstGeom prst="straightConnector1">
-                          <a:avLst/>
-                        </a:prstGeom>
-                        <a:ln w="9525">
-                          <a:solidFill>
-                            <a:srgbClr val="000000"/>
-                          </a:solidFill>
-                        </a:ln>
-                      </wps:spPr>
-                      <wps:bodyPr rot="0" vert="horz" wrap="square" lIns="91440" tIns="45720" rIns="91440" bIns="45720" anchor="t" anchorCtr="0"/>
-                    </wps:wsp>
-                  </a:graphicData>
-                </a:graphic>
-              </wp:anchor>
+              <ns3:anchor distT="0" distB="0" distL="114300" distR="114300" simplePos="0" relativeHeight="251665408" behindDoc="0" locked="0" layoutInCell="1" allowOverlap="1">
+                <ns3:simplePos x="0" y="0"/>
+                <ns3:positionH relativeFrom="column">
+                  <ns3:posOffset>2364105</ns3:posOffset>
+                </ns3:positionH>
+                <ns3:positionV relativeFrom="paragraph">
+                  <ns3:posOffset>422275</ns3:posOffset>
+                </ns3:positionV>
+                <ns3:extent cx="1866900" cy="0"/>
+                <ns3:effectExtent l="0" t="4445" r="0" b="5080"/>
+                <ns3:wrapNone/>
+                <ns3:docPr id="1" name="AutoShape 28"/>
+                <ns3:cNvGraphicFramePr/>
+                <ns4:graphic>
+                  <ns4:graphicData uri="http://schemas.microsoft.com/office/word/2010/wordprocessingShape">
+                    <ns5:wsp>
+                      <ns5:cNvCnPr>
+                        <ns4:cxnSpLocks noChangeShapeType="1"/>
+                      </ns5:cNvCnPr>
+                      <ns5:spPr>
+                        <ns4:xfrm>
+                          <ns4:off x="0" y="0"/>
+                          <ns4:ext cx="1866900" cy="0"/>
+                        </ns4:xfrm>
+                        <ns4:prstGeom prst="straightConnector1">
+                          <ns4:avLst/>
+                        </ns4:prstGeom>
+                        <ns4:ln w="9525">
+                          <ns4:solidFill>
+                            <ns4:srgbClr val="000000"/>
+                          </ns4:solidFill>
+                        </ns4:ln>
+                      </ns5:spPr>
+                      <ns5:bodyPr rot="0" vert="horz" wrap="square" lIns="91440" tIns="45720" rIns="91440" bIns="45720" anchor="t" anchorCtr="0"/>
+                    </ns5:wsp>
+                  </ns4:graphicData>
+                </ns4:graphic>
+              </ns3:anchor>
             </w:drawing>
-          </mc:Choice>
-          <mc:Fallback>
+          </ns1:Choice>
+          <ns1:Fallback>
             <w:pict>
-              <v:shape id="AutoShape 28" o:spid="_x0000_s1026" o:spt="32" type="#_x0000_t32" style="position:absolute;left:0pt;margin-left:186.15pt;margin-top:33.25pt;height:0pt;width:147pt;z-index:251665408;mso-width-relative:page;mso-height-relative:page;" filled="f" stroked="t" coordsize="21600,21600" o:gfxdata="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">
-                <v:fill on="f" focussize="0,0"/>
-                <v:stroke color="#000000" joinstyle="round"/>
-                <v:imagedata o:title=""/>
-                <o:lock v:ext="edit" aspectratio="f"/>
-              </v:shape>
+              <ns6:shape id="AutoShape 28" ns7:spid="_x0000_s1026" ns7:spt="32" type="#_x0000_t32" style="position:absolute;left:0pt;margin-left:186.15pt;margin-top:33.25pt;height:0pt;width:147pt;z-index:251665408;mso-width-relative:page;mso-height-relative:page;" filled="f" stroked="t" coordsize="21600,21600" ns7:gfxdata="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">
+                <ns6:fill on="f" focussize="0,0"/>
+                <ns6:stroke color="#000000" joinstyle="round"/>
+                <ns6:imagedata ns7:title=""/>
+                <ns7:lock ns6:ext="edit" aspectratio="f"/>
+              </ns6:shape>
             </w:pict>
-          </mc:Fallback>
-        </mc:AlternateContent>
+          </ns1:Fallback>
+        </ns1:AlternateContent>
       </w:r>
       <w:r>
         <w:rPr>
@@ -261,60 +261,60 @@
         <w:rPr>
           <w:rFonts w:ascii="Times" w:hAnsi="Times"/>
         </w:rPr>
-        <mc:AlternateContent>
-          <mc:Choice Requires="wps">
+        <ns1:AlternateContent>
+          <ns1:Choice Requires="wps">
             <w:drawing>
-              <wp:anchor distT="0" distB="0" distL="114300" distR="114300" simplePos="0" relativeHeight="251666432" behindDoc="0" locked="0" layoutInCell="1" allowOverlap="1">
-                <wp:simplePos x="0" y="0"/>
-                <wp:positionH relativeFrom="column">
-                  <wp:posOffset>2364105</wp:posOffset>
-                </wp:positionH>
-                <wp:positionV relativeFrom="paragraph">
-                  <wp:posOffset>422275</wp:posOffset>
-                </wp:positionV>
-                <wp:extent cx="1866900" cy="0"/>
-                <wp:effectExtent l="0" t="4445" r="0" b="5080"/>
-                <wp:wrapNone/>
-                <wp:docPr id="2" name="AutoShape 29"/>
-                <wp:cNvGraphicFramePr/>
-                <a:graphic xmlns:a="http://schemas.openxmlformats.org/drawingml/2006/main">
-                  <a:graphicData uri="http://schemas.microsoft.com/office/word/2010/wordprocessingShape">
-                    <wps:wsp>
-                      <wps:cNvCnPr>
-                        <a:cxnSpLocks noChangeShapeType="1"/>
-                      </wps:cNvCnPr>
-                      <wps:spPr>
-                        <a:xfrm>
-                          <a:off x="0" y="0"/>
-                          <a:ext cx="1866900" cy="0"/>
-                        </a:xfrm>
-                        <a:prstGeom prst="straightConnector1">
-                          <a:avLst/>
-                        </a:prstGeom>
-                        <a:ln w="9525">
-                          <a:solidFill>
-                            <a:srgbClr val="000000"/>
-                          </a:solidFill>
-                        </a:ln>
-                      </wps:spPr>
-                      <wps:bodyPr rot="0" vert="horz" wrap="square" lIns="91440" tIns="45720" rIns="91440" bIns="45720" anchor="t" anchorCtr="0"/>
-                    </wps:wsp>
-                  </a:graphicData>
-                </a:graphic>
-              </wp:anchor>
+              <ns3:anchor distT="0" distB="0" distL="114300" distR="114300" simplePos="0" relativeHeight="251666432" behindDoc="0" locked="0" layoutInCell="1" allowOverlap="1">
+                <ns3:simplePos x="0" y="0"/>
+                <ns3:positionH relativeFrom="column">
+                  <ns3:posOffset>2364105</ns3:posOffset>
+                </ns3:positionH>
+                <ns3:positionV relativeFrom="paragraph">
+                  <ns3:posOffset>422275</ns3:posOffset>
+                </ns3:positionV>
+                <ns3:extent cx="1866900" cy="0"/>
+                <ns3:effectExtent l="0" t="4445" r="0" b="5080"/>
+                <ns3:wrapNone/>
+                <ns3:docPr id="2" name="AutoShape 29"/>
+                <ns3:cNvGraphicFramePr/>
+                <ns4:graphic>
+                  <ns4:graphicData uri="http://schemas.microsoft.com/office/word/2010/wordprocessingShape">
+                    <ns5:wsp>
+                      <ns5:cNvCnPr>
+                        <ns4:cxnSpLocks noChangeShapeType="1"/>
+                      </ns5:cNvCnPr>
+                      <ns5:spPr>
+                        <ns4:xfrm>
+                          <ns4:off x="0" y="0"/>
+                          <ns4:ext cx="1866900" cy="0"/>
+                        </ns4:xfrm>
+                        <ns4:prstGeom prst="straightConnector1">
+                          <ns4:avLst/>
+                        </ns4:prstGeom>
+                        <ns4:ln w="9525">
+                          <ns4:solidFill>
+                            <ns4:srgbClr val="000000"/>
+                          </ns4:solidFill>
+                        </ns4:ln>
+                      </ns5:spPr>
+                      <ns5:bodyPr rot="0" vert="horz" wrap="square" lIns="91440" tIns="45720" rIns="91440" bIns="45720" anchor="t" anchorCtr="0"/>
+                    </ns5:wsp>
+                  </ns4:graphicData>
+                </ns4:graphic>
+              </ns3:anchor>
             </w:drawing>
-          </mc:Choice>
-          <mc:Fallback>
+          </ns1:Choice>
+          <ns1:Fallback>
             <w:pict>
-              <v:shape id="AutoShape 29" o:spid="_x0000_s1026" o:spt="32" type="#_x0000_t32" style="position:absolute;left:0pt;margin-left:186.15pt;margin-top:33.25pt;height:0pt;width:147pt;z-index:251666432;mso-width-relative:page;mso-height-relative:page;" filled="f" stroked="t" coordsize="21600,21600" o:gfxdata="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">
-                <v:fill on="f" focussize="0,0"/>
-                <v:stroke color="#000000" joinstyle="round"/>
-                <v:imagedata o:title=""/>
-                <o:lock v:ext="edit" aspectratio="f"/>
-              </v:shape>
+              <ns6:shape id="AutoShape 29" ns7:spid="_x0000_s1026" ns7:spt="32" type="#_x0000_t32" style="position:absolute;left:0pt;margin-left:186.15pt;margin-top:33.25pt;height:0pt;width:147pt;z-index:251666432;mso-width-relative:page;mso-height-relative:page;" filled="f" stroked="t" coordsize="21600,21600" ns7:gfxdata="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">
+                <ns6:fill on="f" focussize="0,0"/>
+                <ns6:stroke color="#000000" joinstyle="round"/>
+                <ns6:imagedata ns7:title=""/>
+                <ns7:lock ns6:ext="edit" aspectratio="f"/>
+              </ns6:shape>
             </w:pict>
-          </mc:Fallback>
-        </mc:AlternateContent>
+          </ns1:Fallback>
+        </ns1:AlternateContent>
       </w:r>
       <w:r>
         <w:rPr>
@@ -334,7 +334,7 @@
         <w:t>20253137116</w:t>
       </w:r>
     </w:p>
-    <w:p>
+    <w:p ns2:paraId="52C04448">
       <w:pPr>
         <w:spacing w:before="156" w:beforeLines="50"/>
         <w:ind w:left="1995" w:leftChars="950"/>
@@ -372,60 +372,60 @@
         <w:rPr>
           <w:rFonts w:ascii="Times" w:hAnsi="Times"/>
         </w:rPr>
-        <mc:AlternateContent>
-          <mc:Choice Requires="wps">
+        <ns1:AlternateContent>
+          <ns1:Choice Requires="wps">
             <w:drawing>
-              <wp:anchor distT="0" distB="0" distL="114300" distR="114300" simplePos="0" relativeHeight="251659264" behindDoc="0" locked="0" layoutInCell="1" allowOverlap="1">
-                <wp:simplePos x="0" y="0"/>
-                <wp:positionH relativeFrom="column">
-                  <wp:posOffset>2364105</wp:posOffset>
-                </wp:positionH>
-                <wp:positionV relativeFrom="paragraph">
-                  <wp:posOffset>422275</wp:posOffset>
-                </wp:positionV>
-                <wp:extent cx="1866900" cy="0"/>
-                <wp:effectExtent l="0" t="4445" r="0" b="5080"/>
-                <wp:wrapNone/>
-                <wp:docPr id="3" name="AutoShape 22"/>
-                <wp:cNvGraphicFramePr/>
-                <a:graphic xmlns:a="http://schemas.openxmlformats.org/drawingml/2006/main">
-                  <a:graphicData uri="http://schemas.microsoft.com/office/word/2010/wordprocessingShape">
-                    <wps:wsp>
-                      <wps:cNvCnPr>
-                        <a:cxnSpLocks noChangeShapeType="1"/>
-                      </wps:cNvCnPr>
-                      <wps:spPr>
-                        <a:xfrm>
-                          <a:off x="0" y="0"/>
-                          <a:ext cx="1866900" cy="0"/>
-                        </a:xfrm>
-                        <a:prstGeom prst="straightConnector1">
-                          <a:avLst/>
-                        </a:prstGeom>
-                        <a:ln w="9525">
-                          <a:solidFill>
-                            <a:srgbClr val="000000"/>
-                          </a:solidFill>
-                        </a:ln>
-                      </wps:spPr>
-                      <wps:bodyPr rot="0" vert="horz" wrap="square" lIns="91440" tIns="45720" rIns="91440" bIns="45720" anchor="t" anchorCtr="0"/>
-                    </wps:wsp>
-                  </a:graphicData>
-                </a:graphic>
-              </wp:anchor>
+              <ns3:anchor distT="0" distB="0" distL="114300" distR="114300" simplePos="0" relativeHeight="251659264" behindDoc="0" locked="0" layoutInCell="1" allowOverlap="1">
+                <ns3:simplePos x="0" y="0"/>
+                <ns3:positionH relativeFrom="column">
+                  <ns3:posOffset>2364105</ns3:posOffset>
+                </ns3:positionH>
+                <ns3:positionV relativeFrom="paragraph">
+                  <ns3:posOffset>422275</ns3:posOffset>
+                </ns3:positionV>
+                <ns3:extent cx="1866900" cy="0"/>
+                <ns3:effectExtent l="0" t="4445" r="0" b="5080"/>
+                <ns3:wrapNone/>
+                <ns3:docPr id="3" name="AutoShape 22"/>
+                <ns3:cNvGraphicFramePr/>
+                <ns4:graphic>
+                  <ns4:graphicData uri="http://schemas.microsoft.com/office/word/2010/wordprocessingShape">
+                    <ns5:wsp>
+                      <ns5:cNvCnPr>
+                        <ns4:cxnSpLocks noChangeShapeType="1"/>
+                      </ns5:cNvCnPr>
+                      <ns5:spPr>
+                        <ns4:xfrm>
+                          <ns4:off x="0" y="0"/>
+                          <ns4:ext cx="1866900" cy="0"/>
+                        </ns4:xfrm>
+                        <ns4:prstGeom prst="straightConnector1">
+                          <ns4:avLst/>
+                        </ns4:prstGeom>
+                        <ns4:ln w="9525">
+                          <ns4:solidFill>
+                            <ns4:srgbClr val="000000"/>
+                          </ns4:solidFill>
+                        </ns4:ln>
+                      </ns5:spPr>
+                      <ns5:bodyPr rot="0" vert="horz" wrap="square" lIns="91440" tIns="45720" rIns="91440" bIns="45720" anchor="t" anchorCtr="0"/>
+                    </ns5:wsp>
+                  </ns4:graphicData>
+                </ns4:graphic>
+              </ns3:anchor>
             </w:drawing>
-          </mc:Choice>
-          <mc:Fallback>
+          </ns1:Choice>
+          <ns1:Fallback>
             <w:pict>
-              <v:shape id="AutoShape 22" o:spid="_x0000_s1026" o:spt="32" type="#_x0000_t32" style="position:absolute;left:0pt;margin-left:186.15pt;margin-top:33.25pt;height:0pt;width:147pt;z-index:251659264;mso-width-relative:page;mso-height-relative:page;" filled="f" stroked="t" coordsize="21600,21600" o:gfxdata="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">
-                <v:fill on="f" focussize="0,0"/>
-                <v:stroke color="#000000" joinstyle="round"/>
-                <v:imagedata o:title=""/>
-                <o:lock v:ext="edit" aspectratio="f"/>
-              </v:shape>
+              <ns6:shape id="AutoShape 22" ns7:spid="_x0000_s1026" ns7:spt="32" type="#_x0000_t32" style="position:absolute;left:0pt;margin-left:186.15pt;margin-top:33.25pt;height:0pt;width:147pt;z-index:251659264;mso-width-relative:page;mso-height-relative:page;" filled="f" stroked="t" coordsize="21600,21600" ns7:gfxdata="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">
+                <ns6:fill on="f" focussize="0,0"/>
+                <ns6:stroke color="#000000" joinstyle="round"/>
+                <ns6:imagedata ns7:title=""/>
+                <ns7:lock ns6:ext="edit" aspectratio="f"/>
+              </ns6:shape>
             </w:pict>
-          </mc:Fallback>
-        </mc:AlternateContent>
+          </ns1:Fallback>
+        </ns1:AlternateContent>
       </w:r>
       <w:r>
         <w:rPr>
@@ -461,7 +461,7 @@
         <w:t>谢俊杰</w:t>
       </w:r>
     </w:p>
-    <w:p>
+    <w:p ns2:paraId="27B479D7">
       <w:pPr>
         <w:spacing w:before="156" w:beforeLines="50"/>
         <w:ind w:left="1995" w:leftChars="950"/>
@@ -498,60 +498,60 @@
         <w:rPr>
           <w:rFonts w:ascii="Times" w:hAnsi="Times"/>
         </w:rPr>
-        <mc:AlternateContent>
-          <mc:Choice Requires="wps">
+        <ns1:AlternateContent>
+          <ns1:Choice Requires="wps">
             <w:drawing>
-              <wp:anchor distT="0" distB="0" distL="114300" distR="114300" simplePos="0" relativeHeight="251660288" behindDoc="0" locked="0" layoutInCell="1" allowOverlap="1">
-                <wp:simplePos x="0" y="0"/>
-                <wp:positionH relativeFrom="column">
-                  <wp:posOffset>2362200</wp:posOffset>
-                </wp:positionH>
-                <wp:positionV relativeFrom="paragraph">
-                  <wp:posOffset>422275</wp:posOffset>
-                </wp:positionV>
-                <wp:extent cx="1866900" cy="0"/>
-                <wp:effectExtent l="0" t="4445" r="0" b="5080"/>
-                <wp:wrapNone/>
-                <wp:docPr id="4" name="AutoShape 26"/>
-                <wp:cNvGraphicFramePr/>
-                <a:graphic xmlns:a="http://schemas.openxmlformats.org/drawingml/2006/main">
-                  <a:graphicData uri="http://schemas.microsoft.com/office/word/2010/wordprocessingShape">
-                    <wps:wsp>
-                      <wps:cNvCnPr>
-                        <a:cxnSpLocks noChangeShapeType="1"/>
-                      </wps:cNvCnPr>
-                      <wps:spPr>
-                        <a:xfrm>
-                          <a:off x="0" y="0"/>
-                          <a:ext cx="1866900" cy="0"/>
-                        </a:xfrm>
-                        <a:prstGeom prst="straightConnector1">
-                          <a:avLst/>
-                        </a:prstGeom>
-                        <a:ln w="9525">
-                          <a:solidFill>
-                            <a:srgbClr val="000000"/>
-                          </a:solidFill>
-                        </a:ln>
-                      </wps:spPr>
-                      <wps:bodyPr rot="0" vert="horz" wrap="square" lIns="91440" tIns="45720" rIns="91440" bIns="45720" anchor="t" anchorCtr="0"/>
-                    </wps:wsp>
-                  </a:graphicData>
-                </a:graphic>
-              </wp:anchor>
+              <ns3:anchor distT="0" distB="0" distL="114300" distR="114300" simplePos="0" relativeHeight="251660288" behindDoc="0" locked="0" layoutInCell="1" allowOverlap="1">
+                <ns3:simplePos x="0" y="0"/>
+                <ns3:positionH relativeFrom="column">
+                  <ns3:posOffset>2362200</ns3:posOffset>
+                </ns3:positionH>
+                <ns3:positionV relativeFrom="paragraph">
+                  <ns3:posOffset>422275</ns3:posOffset>
+                </ns3:positionV>
+                <ns3:extent cx="1866900" cy="0"/>
+                <ns3:effectExtent l="0" t="4445" r="0" b="5080"/>
+                <ns3:wrapNone/>
+                <ns3:docPr id="4" name="AutoShape 26"/>
+                <ns3:cNvGraphicFramePr/>
+                <ns4:graphic>
+                  <ns4:graphicData uri="http://schemas.microsoft.com/office/word/2010/wordprocessingShape">
+                    <ns5:wsp>
+                      <ns5:cNvCnPr>
+                        <ns4:cxnSpLocks noChangeShapeType="1"/>
+                      </ns5:cNvCnPr>
+                      <ns5:spPr>
+                        <ns4:xfrm>
+                          <ns4:off x="0" y="0"/>
+                          <ns4:ext cx="1866900" cy="0"/>
+                        </ns4:xfrm>
+                        <ns4:prstGeom prst="straightConnector1">
+                          <ns4:avLst/>
+                        </ns4:prstGeom>
+                        <ns4:ln w="9525">
+                          <ns4:solidFill>
+                            <ns4:srgbClr val="000000"/>
+                          </ns4:solidFill>
+                        </ns4:ln>
+                      </ns5:spPr>
+                      <ns5:bodyPr rot="0" vert="horz" wrap="square" lIns="91440" tIns="45720" rIns="91440" bIns="45720" anchor="t" anchorCtr="0"/>
+                    </ns5:wsp>
+                  </ns4:graphicData>
+                </ns4:graphic>
+              </ns3:anchor>
             </w:drawing>
-          </mc:Choice>
-          <mc:Fallback>
+          </ns1:Choice>
+          <ns1:Fallback>
             <w:pict>
-              <v:shape id="AutoShape 26" o:spid="_x0000_s1026" o:spt="32" type="#_x0000_t32" style="position:absolute;left:0pt;margin-left:186pt;margin-top:33.25pt;height:0pt;width:147pt;z-index:251660288;mso-width-relative:page;mso-height-relative:page;" filled="f" stroked="t" coordsize="21600,21600" o:gfxdata="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">
-                <v:fill on="f" focussize="0,0"/>
-                <v:stroke color="#000000" joinstyle="round"/>
-                <v:imagedata o:title=""/>
-                <o:lock v:ext="edit" aspectratio="f"/>
-              </v:shape>
+              <ns6:shape id="AutoShape 26" ns7:spid="_x0000_s1026" ns7:spt="32" type="#_x0000_t32" style="position:absolute;left:0pt;margin-left:186pt;margin-top:33.25pt;height:0pt;width:147pt;z-index:251660288;mso-width-relative:page;mso-height-relative:page;" filled="f" stroked="t" coordsize="21600,21600" ns7:gfxdata="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">
+                <ns6:fill on="f" focussize="0,0"/>
+                <ns6:stroke color="#000000" joinstyle="round"/>
+                <ns6:imagedata ns7:title=""/>
+                <ns7:lock ns6:ext="edit" aspectratio="f"/>
+              </ns6:shape>
             </w:pict>
-          </mc:Fallback>
-        </mc:AlternateContent>
+          </ns1:Fallback>
+        </ns1:AlternateContent>
       </w:r>
       <w:r>
         <w:rPr>
@@ -562,7 +562,7 @@
         <w:t>:         农学院</w:t>
       </w:r>
     </w:p>
-    <w:p>
+    <w:p ns2:paraId="67B0BE97">
       <w:pPr>
         <w:spacing w:before="156" w:beforeLines="50"/>
         <w:ind w:left="1995" w:leftChars="950"/>
@@ -615,60 +615,60 @@
         <w:rPr>
           <w:rFonts w:ascii="Times" w:hAnsi="Times"/>
         </w:rPr>
-        <mc:AlternateContent>
-          <mc:Choice Requires="wps">
+        <ns1:AlternateContent>
+          <ns1:Choice Requires="wps">
             <w:drawing>
-              <wp:anchor distT="0" distB="0" distL="114300" distR="114300" simplePos="0" relativeHeight="251661312" behindDoc="0" locked="0" layoutInCell="1" allowOverlap="1">
-                <wp:simplePos x="0" y="0"/>
-                <wp:positionH relativeFrom="column">
-                  <wp:posOffset>2365375</wp:posOffset>
-                </wp:positionH>
-                <wp:positionV relativeFrom="paragraph">
-                  <wp:posOffset>422910</wp:posOffset>
-                </wp:positionV>
-                <wp:extent cx="1866900" cy="0"/>
-                <wp:effectExtent l="0" t="4445" r="0" b="5080"/>
-                <wp:wrapNone/>
-                <wp:docPr id="5" name="AutoShape 23"/>
-                <wp:cNvGraphicFramePr/>
-                <a:graphic xmlns:a="http://schemas.openxmlformats.org/drawingml/2006/main">
-                  <a:graphicData uri="http://schemas.microsoft.com/office/word/2010/wordprocessingShape">
-                    <wps:wsp>
-                      <wps:cNvCnPr>
-                        <a:cxnSpLocks noChangeShapeType="1"/>
-                      </wps:cNvCnPr>
-                      <wps:spPr>
-                        <a:xfrm>
-                          <a:off x="0" y="0"/>
-                          <a:ext cx="1866900" cy="0"/>
-                        </a:xfrm>
-                        <a:prstGeom prst="straightConnector1">
-                          <a:avLst/>
-                        </a:prstGeom>
-                        <a:ln w="9525">
-                          <a:solidFill>
-                            <a:srgbClr val="000000"/>
-                          </a:solidFill>
-                        </a:ln>
-                      </wps:spPr>
-                      <wps:bodyPr rot="0" vert="horz" wrap="square" lIns="91440" tIns="45720" rIns="91440" bIns="45720" anchor="t" anchorCtr="0"/>
-                    </wps:wsp>
-                  </a:graphicData>
-                </a:graphic>
-              </wp:anchor>
+              <ns3:anchor distT="0" distB="0" distL="114300" distR="114300" simplePos="0" relativeHeight="251661312" behindDoc="0" locked="0" layoutInCell="1" allowOverlap="1">
+                <ns3:simplePos x="0" y="0"/>
+                <ns3:positionH relativeFrom="column">
+                  <ns3:posOffset>2365375</ns3:posOffset>
+                </ns3:positionH>
+                <ns3:positionV relativeFrom="paragraph">
+                  <ns3:posOffset>422910</ns3:posOffset>
+                </ns3:positionV>
+                <ns3:extent cx="1866900" cy="0"/>
+                <ns3:effectExtent l="0" t="4445" r="0" b="5080"/>
+                <ns3:wrapNone/>
+                <ns3:docPr id="5" name="AutoShape 23"/>
+                <ns3:cNvGraphicFramePr/>
+                <ns4:graphic>
+                  <ns4:graphicData uri="http://schemas.microsoft.com/office/word/2010/wordprocessingShape">
+                    <ns5:wsp>
+                      <ns5:cNvCnPr>
+                        <ns4:cxnSpLocks noChangeShapeType="1"/>
+                      </ns5:cNvCnPr>
+                      <ns5:spPr>
+                        <ns4:xfrm>
+                          <ns4:off x="0" y="0"/>
+                          <ns4:ext cx="1866900" cy="0"/>
+                        </ns4:xfrm>
+                        <ns4:prstGeom prst="straightConnector1">
+                          <ns4:avLst/>
+                        </ns4:prstGeom>
+                        <ns4:ln w="9525">
+                          <ns4:solidFill>
+                            <ns4:srgbClr val="000000"/>
+                          </ns4:solidFill>
+                        </ns4:ln>
+                      </ns5:spPr>
+                      <ns5:bodyPr rot="0" vert="horz" wrap="square" lIns="91440" tIns="45720" rIns="91440" bIns="45720" anchor="t" anchorCtr="0"/>
+                    </ns5:wsp>
+                  </ns4:graphicData>
+                </ns4:graphic>
+              </ns3:anchor>
             </w:drawing>
-          </mc:Choice>
-          <mc:Fallback>
+          </ns1:Choice>
+          <ns1:Fallback>
             <w:pict>
-              <v:shape id="AutoShape 23" o:spid="_x0000_s1026" o:spt="32" type="#_x0000_t32" style="position:absolute;left:0pt;margin-left:186.25pt;margin-top:33.3pt;height:0pt;width:147pt;z-index:251661312;mso-width-relative:page;mso-height-relative:page;" filled="f" stroked="t" coordsize="21600,21600" o:gfxdata="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">
-                <v:fill on="f" focussize="0,0"/>
-                <v:stroke color="#000000" joinstyle="round"/>
-                <v:imagedata o:title=""/>
-                <o:lock v:ext="edit" aspectratio="f"/>
-              </v:shape>
+              <ns6:shape id="AutoShape 23" ns7:spid="_x0000_s1026" ns7:spt="32" type="#_x0000_t32" style="position:absolute;left:0pt;margin-left:186.25pt;margin-top:33.3pt;height:0pt;width:147pt;z-index:251661312;mso-width-relative:page;mso-height-relative:page;" filled="f" stroked="t" coordsize="21600,21600" ns7:gfxdata="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">
+                <ns6:fill on="f" focussize="0,0"/>
+                <ns6:stroke color="#000000" joinstyle="round"/>
+                <ns6:imagedata ns7:title=""/>
+                <ns7:lock ns6:ext="edit" aspectratio="f"/>
+              </ns6:shape>
             </w:pict>
-          </mc:Fallback>
-        </mc:AlternateContent>
+          </ns1:Fallback>
+        </ns1:AlternateContent>
       </w:r>
       <w:r>
         <w:rPr>
@@ -690,7 +690,7 @@
         <w:t>农艺与种业</w:t>
       </w:r>
     </w:p>
-    <w:p>
+    <w:p ns2:paraId="2A4D4C44">
       <w:pPr>
         <w:spacing w:before="156" w:beforeLines="50"/>
         <w:ind w:left="1995" w:leftChars="950"/>
@@ -706,60 +706,60 @@
         <w:rPr>
           <w:rFonts w:ascii="Times" w:hAnsi="Times"/>
         </w:rPr>
-        <mc:AlternateContent>
-          <mc:Choice Requires="wps">
+        <ns1:AlternateContent>
+          <ns1:Choice Requires="wps">
             <w:drawing>
-              <wp:anchor distT="0" distB="0" distL="114300" distR="114300" simplePos="0" relativeHeight="251662336" behindDoc="0" locked="0" layoutInCell="1" allowOverlap="1">
-                <wp:simplePos x="0" y="0"/>
-                <wp:positionH relativeFrom="column">
-                  <wp:posOffset>2369820</wp:posOffset>
-                </wp:positionH>
-                <wp:positionV relativeFrom="paragraph">
-                  <wp:posOffset>421005</wp:posOffset>
-                </wp:positionV>
-                <wp:extent cx="1866900" cy="0"/>
-                <wp:effectExtent l="0" t="4445" r="0" b="5080"/>
-                <wp:wrapNone/>
-                <wp:docPr id="6" name="AutoShape 24"/>
-                <wp:cNvGraphicFramePr/>
-                <a:graphic xmlns:a="http://schemas.openxmlformats.org/drawingml/2006/main">
-                  <a:graphicData uri="http://schemas.microsoft.com/office/word/2010/wordprocessingShape">
-                    <wps:wsp>
-                      <wps:cNvCnPr>
-                        <a:cxnSpLocks noChangeShapeType="1"/>
-                      </wps:cNvCnPr>
-                      <wps:spPr>
-                        <a:xfrm>
-                          <a:off x="0" y="0"/>
-                          <a:ext cx="1866900" cy="0"/>
-                        </a:xfrm>
-                        <a:prstGeom prst="straightConnector1">
-                          <a:avLst/>
-                        </a:prstGeom>
-                        <a:ln w="9525">
-                          <a:solidFill>
-                            <a:srgbClr val="000000"/>
-                          </a:solidFill>
-                        </a:ln>
-                      </wps:spPr>
-                      <wps:bodyPr rot="0" vert="horz" wrap="square" lIns="91440" tIns="45720" rIns="91440" bIns="45720" anchor="t" anchorCtr="0"/>
-                    </wps:wsp>
-                  </a:graphicData>
-                </a:graphic>
-              </wp:anchor>
+              <ns3:anchor distT="0" distB="0" distL="114300" distR="114300" simplePos="0" relativeHeight="251662336" behindDoc="0" locked="0" layoutInCell="1" allowOverlap="1">
+                <ns3:simplePos x="0" y="0"/>
+                <ns3:positionH relativeFrom="column">
+                  <ns3:posOffset>2369820</ns3:posOffset>
+                </ns3:positionH>
+                <ns3:positionV relativeFrom="paragraph">
+                  <ns3:posOffset>421005</ns3:posOffset>
+                </ns3:positionV>
+                <ns3:extent cx="1866900" cy="0"/>
+                <ns3:effectExtent l="0" t="4445" r="0" b="5080"/>
+                <ns3:wrapNone/>
+                <ns3:docPr id="6" name="AutoShape 24"/>
+                <ns3:cNvGraphicFramePr/>
+                <ns4:graphic>
+                  <ns4:graphicData uri="http://schemas.microsoft.com/office/word/2010/wordprocessingShape">
+                    <ns5:wsp>
+                      <ns5:cNvCnPr>
+                        <ns4:cxnSpLocks noChangeShapeType="1"/>
+                      </ns5:cNvCnPr>
+                      <ns5:spPr>
+                        <ns4:xfrm>
+                          <ns4:off x="0" y="0"/>
+                          <ns4:ext cx="1866900" cy="0"/>
+                        </ns4:xfrm>
+                        <ns4:prstGeom prst="straightConnector1">
+                          <ns4:avLst/>
+                        </ns4:prstGeom>
+                        <ns4:ln w="9525">
+                          <ns4:solidFill>
+                            <ns4:srgbClr val="000000"/>
+                          </ns4:solidFill>
+                        </ns4:ln>
+                      </ns5:spPr>
+                      <ns5:bodyPr rot="0" vert="horz" wrap="square" lIns="91440" tIns="45720" rIns="91440" bIns="45720" anchor="t" anchorCtr="0"/>
+                    </ns5:wsp>
+                  </ns4:graphicData>
+                </ns4:graphic>
+              </ns3:anchor>
             </w:drawing>
-          </mc:Choice>
-          <mc:Fallback>
+          </ns1:Choice>
+          <ns1:Fallback>
             <w:pict>
-              <v:shape id="AutoShape 24" o:spid="_x0000_s1026" o:spt="32" type="#_x0000_t32" style="position:absolute;left:0pt;margin-left:186.6pt;margin-top:33.15pt;height:0pt;width:147pt;z-index:251662336;mso-width-relative:page;mso-height-relative:page;" filled="f" stroked="t" coordsize="21600,21600" o:gfxdata="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">
-                <v:fill on="f" focussize="0,0"/>
-                <v:stroke color="#000000" joinstyle="round"/>
-                <v:imagedata o:title=""/>
-                <o:lock v:ext="edit" aspectratio="f"/>
-              </v:shape>
+              <ns6:shape id="AutoShape 24" ns7:spid="_x0000_s1026" ns7:spt="32" type="#_x0000_t32" style="position:absolute;left:0pt;margin-left:186.6pt;margin-top:33.15pt;height:0pt;width:147pt;z-index:251662336;mso-width-relative:page;mso-height-relative:page;" filled="f" stroked="t" coordsize="21600,21600" ns7:gfxdata="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">
+                <ns6:fill on="f" focussize="0,0"/>
+                <ns6:stroke color="#000000" joinstyle="round"/>
+                <ns6:imagedata ns7:title=""/>
+                <ns7:lock ns6:ext="edit" aspectratio="f"/>
+              </ns6:shape>
             </w:pict>
-          </mc:Fallback>
-        </mc:AlternateContent>
+          </ns1:Fallback>
+        </ns1:AlternateContent>
       </w:r>
       <w:r>
         <w:rPr>
@@ -803,7 +803,7 @@
         <w:t>玉米抗逆生理生化</w:t>
       </w:r>
     </w:p>
-    <w:p>
+    <w:p ns2:paraId="45AB252B">
       <w:pPr>
         <w:tabs>
           <w:tab w:val="left" w:pos="3450"/>
@@ -842,60 +842,60 @@
         <w:rPr>
           <w:rFonts w:ascii="Times" w:hAnsi="Times"/>
         </w:rPr>
-        <mc:AlternateContent>
-          <mc:Choice Requires="wps">
+        <ns1:AlternateContent>
+          <ns1:Choice Requires="wps">
             <w:drawing>
-              <wp:anchor distT="0" distB="0" distL="114300" distR="114300" simplePos="0" relativeHeight="251663360" behindDoc="0" locked="0" layoutInCell="1" allowOverlap="1">
-                <wp:simplePos x="0" y="0"/>
-                <wp:positionH relativeFrom="column">
-                  <wp:posOffset>2359025</wp:posOffset>
-                </wp:positionH>
-                <wp:positionV relativeFrom="paragraph">
-                  <wp:posOffset>431800</wp:posOffset>
-                </wp:positionV>
-                <wp:extent cx="1876425" cy="0"/>
-                <wp:effectExtent l="0" t="4445" r="0" b="5080"/>
-                <wp:wrapNone/>
-                <wp:docPr id="7" name="AutoShape 25"/>
-                <wp:cNvGraphicFramePr/>
-                <a:graphic xmlns:a="http://schemas.openxmlformats.org/drawingml/2006/main">
-                  <a:graphicData uri="http://schemas.microsoft.com/office/word/2010/wordprocessingShape">
-                    <wps:wsp>
-                      <wps:cNvCnPr>
-                        <a:cxnSpLocks noChangeShapeType="1"/>
-                      </wps:cNvCnPr>
-                      <wps:spPr>
-                        <a:xfrm>
-                          <a:off x="0" y="0"/>
-                          <a:ext cx="1876425" cy="0"/>
-                        </a:xfrm>
-                        <a:prstGeom prst="straightConnector1">
-                          <a:avLst/>
-                        </a:prstGeom>
-                        <a:ln w="9525">
-                          <a:solidFill>
-                            <a:srgbClr val="000000"/>
-                          </a:solidFill>
-                        </a:ln>
-                      </wps:spPr>
-                      <wps:bodyPr rot="0" vert="horz" wrap="square" lIns="91440" tIns="45720" rIns="91440" bIns="45720" anchor="t" anchorCtr="0"/>
-                    </wps:wsp>
-                  </a:graphicData>
-                </a:graphic>
-              </wp:anchor>
+              <ns3:anchor distT="0" distB="0" distL="114300" distR="114300" simplePos="0" relativeHeight="251663360" behindDoc="0" locked="0" layoutInCell="1" allowOverlap="1">
+                <ns3:simplePos x="0" y="0"/>
+                <ns3:positionH relativeFrom="column">
+                  <ns3:posOffset>2359025</ns3:posOffset>
+                </ns3:positionH>
+                <ns3:positionV relativeFrom="paragraph">
+                  <ns3:posOffset>431800</ns3:posOffset>
+                </ns3:positionV>
+                <ns3:extent cx="1876425" cy="0"/>
+                <ns3:effectExtent l="0" t="4445" r="0" b="5080"/>
+                <ns3:wrapNone/>
+                <ns3:docPr id="7" name="AutoShape 25"/>
+                <ns3:cNvGraphicFramePr/>
+                <ns4:graphic>
+                  <ns4:graphicData uri="http://schemas.microsoft.com/office/word/2010/wordprocessingShape">
+                    <ns5:wsp>
+                      <ns5:cNvCnPr>
+                        <ns4:cxnSpLocks noChangeShapeType="1"/>
+                      </ns5:cNvCnPr>
+                      <ns5:spPr>
+                        <ns4:xfrm>
+                          <ns4:off x="0" y="0"/>
+                          <ns4:ext cx="1876425" cy="0"/>
+                        </ns4:xfrm>
+                        <ns4:prstGeom prst="straightConnector1">
+                          <ns4:avLst/>
+                        </ns4:prstGeom>
+                        <ns4:ln w="9525">
+                          <ns4:solidFill>
+                            <ns4:srgbClr val="000000"/>
+                          </ns4:solidFill>
+                        </ns4:ln>
+                      </ns5:spPr>
+                      <ns5:bodyPr rot="0" vert="horz" wrap="square" lIns="91440" tIns="45720" rIns="91440" bIns="45720" anchor="t" anchorCtr="0"/>
+                    </ns5:wsp>
+                  </ns4:graphicData>
+                </ns4:graphic>
+              </ns3:anchor>
             </w:drawing>
-          </mc:Choice>
-          <mc:Fallback>
+          </ns1:Choice>
+          <ns1:Fallback>
             <w:pict>
-              <v:shape id="AutoShape 25" o:spid="_x0000_s1026" o:spt="32" type="#_x0000_t32" style="position:absolute;left:0pt;margin-left:185.75pt;margin-top:34pt;height:0pt;width:147.75pt;z-index:251663360;mso-width-relative:page;mso-height-relative:page;" filled="f" stroked="t" coordsize="21600,21600" o:gfxdata="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">
-                <v:fill on="f" focussize="0,0"/>
-                <v:stroke color="#000000" joinstyle="round"/>
-                <v:imagedata o:title=""/>
-                <o:lock v:ext="edit" aspectratio="f"/>
-              </v:shape>
+              <ns6:shape id="AutoShape 25" ns7:spid="_x0000_s1026" ns7:spt="32" type="#_x0000_t32" style="position:absolute;left:0pt;margin-left:185.75pt;margin-top:34pt;height:0pt;width:147.75pt;z-index:251663360;mso-width-relative:page;mso-height-relative:page;" filled="f" stroked="t" coordsize="21600,21600" ns7:gfxdata="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">
+                <ns6:fill on="f" focussize="0,0"/>
+                <ns6:stroke color="#000000" joinstyle="round"/>
+                <ns6:imagedata ns7:title=""/>
+                <ns7:lock ns6:ext="edit" aspectratio="f"/>
+              </ns6:shape>
             </w:pict>
-          </mc:Fallback>
-        </mc:AlternateContent>
+          </ns1:Fallback>
+        </ns1:AlternateContent>
       </w:r>
       <w:r>
         <w:rPr>
@@ -929,7 +929,7 @@
         <w:t xml:space="preserve"> </w:t>
       </w:r>
     </w:p>
-    <w:p>
+    <w:p ns2:paraId="5E22DCFF">
       <w:pPr>
         <w:tabs>
           <w:tab w:val="left" w:pos="3450"/>
@@ -968,60 +968,60 @@
         <w:rPr>
           <w:rFonts w:ascii="Times" w:hAnsi="Times"/>
         </w:rPr>
-        <mc:AlternateContent>
-          <mc:Choice Requires="wps">
+        <ns1:AlternateContent>
+          <ns1:Choice Requires="wps">
             <w:drawing>
-              <wp:anchor distT="0" distB="0" distL="114300" distR="114300" simplePos="0" relativeHeight="251664384" behindDoc="0" locked="0" layoutInCell="1" allowOverlap="1">
-                <wp:simplePos x="0" y="0"/>
-                <wp:positionH relativeFrom="column">
-                  <wp:posOffset>2359025</wp:posOffset>
-                </wp:positionH>
-                <wp:positionV relativeFrom="paragraph">
-                  <wp:posOffset>431800</wp:posOffset>
-                </wp:positionV>
-                <wp:extent cx="1876425" cy="0"/>
-                <wp:effectExtent l="0" t="4445" r="0" b="5080"/>
-                <wp:wrapNone/>
-                <wp:docPr id="8" name="AutoShape 27"/>
-                <wp:cNvGraphicFramePr/>
-                <a:graphic xmlns:a="http://schemas.openxmlformats.org/drawingml/2006/main">
-                  <a:graphicData uri="http://schemas.microsoft.com/office/word/2010/wordprocessingShape">
-                    <wps:wsp>
-                      <wps:cNvCnPr>
-                        <a:cxnSpLocks noChangeShapeType="1"/>
-                      </wps:cNvCnPr>
-                      <wps:spPr>
-                        <a:xfrm>
-                          <a:off x="0" y="0"/>
-                          <a:ext cx="1876425" cy="0"/>
-                        </a:xfrm>
-                        <a:prstGeom prst="straightConnector1">
-                          <a:avLst/>
-                        </a:prstGeom>
-                        <a:ln w="9525">
-                          <a:solidFill>
-                            <a:srgbClr val="000000"/>
-                          </a:solidFill>
-                        </a:ln>
-                      </wps:spPr>
-                      <wps:bodyPr rot="0" vert="horz" wrap="square" lIns="91440" tIns="45720" rIns="91440" bIns="45720" anchor="t" anchorCtr="0"/>
-                    </wps:wsp>
-                  </a:graphicData>
-                </a:graphic>
-              </wp:anchor>
+              <ns3:anchor distT="0" distB="0" distL="114300" distR="114300" simplePos="0" relativeHeight="251664384" behindDoc="0" locked="0" layoutInCell="1" allowOverlap="1">
+                <ns3:simplePos x="0" y="0"/>
+                <ns3:positionH relativeFrom="column">
+                  <ns3:posOffset>2359025</ns3:posOffset>
+                </ns3:positionH>
+                <ns3:positionV relativeFrom="paragraph">
+                  <ns3:posOffset>431800</ns3:posOffset>
+                </ns3:positionV>
+                <ns3:extent cx="1876425" cy="0"/>
+                <ns3:effectExtent l="0" t="4445" r="0" b="5080"/>
+                <ns3:wrapNone/>
+                <ns3:docPr id="8" name="AutoShape 27"/>
+                <ns3:cNvGraphicFramePr/>
+                <ns4:graphic>
+                  <ns4:graphicData uri="http://schemas.microsoft.com/office/word/2010/wordprocessingShape">
+                    <ns5:wsp>
+                      <ns5:cNvCnPr>
+                        <ns4:cxnSpLocks noChangeShapeType="1"/>
+                      </ns5:cNvCnPr>
+                      <ns5:spPr>
+                        <ns4:xfrm>
+                          <ns4:off x="0" y="0"/>
+                          <ns4:ext cx="1876425" cy="0"/>
+                        </ns4:xfrm>
+                        <ns4:prstGeom prst="straightConnector1">
+                          <ns4:avLst/>
+                        </ns4:prstGeom>
+                        <ns4:ln w="9525">
+                          <ns4:solidFill>
+                            <ns4:srgbClr val="000000"/>
+                          </ns4:solidFill>
+                        </ns4:ln>
+                      </ns5:spPr>
+                      <ns5:bodyPr rot="0" vert="horz" wrap="square" lIns="91440" tIns="45720" rIns="91440" bIns="45720" anchor="t" anchorCtr="0"/>
+                    </ns5:wsp>
+                  </ns4:graphicData>
+                </ns4:graphic>
+              </ns3:anchor>
             </w:drawing>
-          </mc:Choice>
-          <mc:Fallback>
+          </ns1:Choice>
+          <ns1:Fallback>
             <w:pict>
-              <v:shape id="AutoShape 27" o:spid="_x0000_s1026" o:spt="32" type="#_x0000_t32" style="position:absolute;left:0pt;margin-left:185.75pt;margin-top:34pt;height:0pt;width:147.75pt;z-index:251664384;mso-width-relative:page;mso-height-relative:page;" filled="f" stroked="t" coordsize="21600,21600" o:gfxdata="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">
-                <v:fill on="f" focussize="0,0"/>
-                <v:stroke color="#000000" joinstyle="round"/>
-                <v:imagedata o:title=""/>
-                <o:lock v:ext="edit" aspectratio="f"/>
-              </v:shape>
+              <ns6:shape id="AutoShape 27" ns7:spid="_x0000_s1026" ns7:spt="32" type="#_x0000_t32" style="position:absolute;left:0pt;margin-left:185.75pt;margin-top:34pt;height:0pt;width:147.75pt;z-index:251664384;mso-width-relative:page;mso-height-relative:page;" filled="f" stroked="t" coordsize="21600,21600" ns7:gfxdata="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">
+                <ns6:fill on="f" focussize="0,0"/>
+                <ns6:stroke color="#000000" joinstyle="round"/>
+                <ns6:imagedata ns7:title=""/>
+                <ns7:lock ns6:ext="edit" aspectratio="f"/>
+              </ns6:shape>
             </w:pict>
-          </mc:Fallback>
-        </mc:AlternateContent>
+          </ns1:Fallback>
+        </ns1:AlternateContent>
       </w:r>
       <w:r>
         <w:rPr>
@@ -1049,7 +1049,7 @@
         <w:t>农学硕士学位</w:t>
       </w:r>
     </w:p>
-    <w:p>
+    <w:p ns2:paraId="5A3DBB1B">
       <w:pPr>
         <w:jc w:val="center"/>
         <w:rPr>
@@ -1057,7 +1057,7 @@
         </w:rPr>
       </w:pPr>
     </w:p>
-    <w:p>
+    <w:p ns2:paraId="2E21F8C4">
       <w:pPr>
         <w:jc w:val="center"/>
         <w:rPr>
@@ -1065,7 +1065,7 @@
         </w:rPr>
       </w:pPr>
     </w:p>
-    <w:p>
+    <w:p ns2:paraId="3B0E9F1E">
       <w:pPr>
         <w:widowControl/>
         <w:jc w:val="left"/>
@@ -1074,7 +1074,7 @@
         </w:rPr>
       </w:pPr>
     </w:p>
-    <w:p>
+    <w:p ns2:paraId="157B3828">
       <w:pPr>
         <w:jc w:val="center"/>
         <w:rPr>
@@ -1083,7 +1083,7 @@
         </w:rPr>
       </w:pPr>
     </w:p>
-    <w:p>
+    <w:p ns2:paraId="1F55CDCF">
       <w:pPr>
         <w:jc w:val="center"/>
         <w:rPr>
@@ -1099,7 +1099,7 @@
         </w:sectPr>
       </w:pPr>
     </w:p>
-    <w:p>
+    <w:p ns2:paraId="00078D7C">
       <w:pPr>
         <w:rPr>
           <w:rFonts w:ascii="Times" w:hAnsi="Times"/>
@@ -1135,7 +1135,7 @@
         <w:gridCol w:w="2407"/>
         <w:gridCol w:w="2390"/>
       </w:tblGrid>
-      <w:tr>
+      <w:tr ns2:paraId="71D066C0">
         <w:tblPrEx>
           <w:tblBorders>
             <w:top w:val="none" w:color="auto" w:sz="0" w:space="0"/>
@@ -1169,7 +1169,7 @@
             </w:tcMar>
             <w:vAlign w:val="center"/>
           </w:tcPr>
-          <w:p>
+          <w:p ns2:paraId="38712246">
             <w:pPr>
               <w:spacing w:line="360" w:lineRule="auto"/>
               <w:jc w:val="center"/>
@@ -1201,7 +1201,7 @@
             </w:tcMar>
             <w:vAlign w:val="center"/>
           </w:tcPr>
-          <w:p>
+          <w:p ns2:paraId="5008936E">
             <w:pPr>
               <w:spacing w:line="360" w:lineRule="auto"/>
               <w:jc w:val="left"/>
@@ -1222,7 +1222,7 @@
           </w:p>
         </w:tc>
       </w:tr>
-      <w:tr>
+      <w:tr ns2:paraId="507BC9A2">
         <w:tblPrEx>
           <w:tblBorders>
             <w:top w:val="none" w:color="auto" w:sz="0" w:space="0"/>
@@ -1255,7 +1255,7 @@
             </w:tcMar>
             <w:vAlign w:val="center"/>
           </w:tcPr>
-          <w:p>
+          <w:p ns2:paraId="7C74F398">
             <w:pPr>
               <w:spacing w:line="360" w:lineRule="auto"/>
               <w:jc w:val="center"/>
@@ -1282,7 +1282,7 @@
             </w:tcMar>
             <w:vAlign w:val="center"/>
           </w:tcPr>
-          <w:p>
+          <w:p ns2:paraId="0969C79D">
             <w:pPr>
               <w:spacing w:line="360" w:lineRule="auto"/>
               <w:jc w:val="left"/>
@@ -1309,7 +1309,7 @@
             </w:tcMar>
             <w:vAlign w:val="center"/>
           </w:tcPr>
-          <w:p>
+          <w:p ns2:paraId="2CDB351F">
             <w:pPr>
               <w:spacing w:line="360" w:lineRule="auto"/>
               <w:jc w:val="center"/>
@@ -1339,7 +1339,7 @@
             </w:tcMar>
             <w:vAlign w:val="center"/>
           </w:tcPr>
-          <w:p>
+          <w:p ns2:paraId="111FE179">
             <w:pPr>
               <w:spacing w:line="360" w:lineRule="auto"/>
               <w:jc w:val="left"/>
@@ -1358,7 +1358,7 @@
           </w:p>
         </w:tc>
       </w:tr>
-      <w:tr>
+      <w:tr ns2:paraId="7C626AE7">
         <w:tblPrEx>
           <w:tblBorders>
             <w:top w:val="none" w:color="auto" w:sz="0" w:space="0"/>
@@ -1391,7 +1391,7 @@
             </w:tcMar>
             <w:vAlign w:val="center"/>
           </w:tcPr>
-          <w:p>
+          <w:p ns2:paraId="1AB6655B">
             <w:pPr>
               <w:spacing w:line="360" w:lineRule="auto"/>
               <w:jc w:val="center"/>
@@ -1418,7 +1418,7 @@
             </w:tcMar>
             <w:vAlign w:val="center"/>
           </w:tcPr>
-          <w:p>
+          <w:p ns2:paraId="055F1145">
             <w:pPr>
               <w:spacing w:line="360" w:lineRule="auto"/>
               <w:jc w:val="left"/>
@@ -1438,7 +1438,7 @@
             </w:tcMar>
             <w:vAlign w:val="center"/>
           </w:tcPr>
-          <w:p>
+          <w:p ns2:paraId="3C55FAD1">
             <w:pPr>
               <w:spacing w:line="360" w:lineRule="auto"/>
               <w:jc w:val="center"/>
@@ -1468,7 +1468,7 @@
             </w:tcMar>
             <w:vAlign w:val="center"/>
           </w:tcPr>
-          <w:p>
+          <w:p ns2:paraId="464DD46C">
             <w:pPr>
               <w:spacing w:line="360" w:lineRule="auto"/>
               <w:jc w:val="left"/>
@@ -1487,7 +1487,7 @@
           </w:p>
         </w:tc>
       </w:tr>
-      <w:tr>
+      <w:tr ns2:paraId="64FE3F5D">
         <w:tblPrEx>
           <w:tblBorders>
             <w:top w:val="none" w:color="auto" w:sz="0" w:space="0"/>
@@ -1521,7 +1521,7 @@
               <w:right w:w="113" w:type="dxa"/>
             </w:tcMar>
           </w:tcPr>
-          <w:p>
+          <w:p ns2:paraId="0C6682C4">
             <w:pPr>
               <w:keepNext w:val="0"/>
               <w:keepLines w:val="0"/>
@@ -1553,7 +1553,7 @@
               <w:t>一、立题依据（包括研究目的、意义、国内外研究现状和发展动态，需结合科学研究发展趋势来论述科学意义，或结合国民经济和社会发展中迫切需要解决的关键科技问题来论述其应用前景。附主要参考文献）</w:t>
             </w:r>
           </w:p>
-          <w:p>
+          <w:p ns2:paraId="49080FC0">
             <w:pPr>
               <w:spacing w:line="360" w:lineRule="auto"/>
               <w:ind w:right="420" w:rightChars="200"/>
@@ -1573,7 +1573,7 @@
               <w:t>（一）研究目的与意义</w:t>
             </w:r>
           </w:p>
-          <w:p>
+          <w:p ns2:paraId="05371AAE">
             <w:pPr>
               <w:spacing w:line="360" w:lineRule="auto"/>
               <w:ind w:right="420" w:rightChars="200" w:firstLine="420" w:firstLineChars="200"/>
@@ -1589,7 +1589,7 @@
               <w:t>随着全球工业化进程加速，温室效应加剧，全球气候变暖已成为不争的事实，由此引发的极端高温天气对农业生产构成了严重威胁。温度升高作为最具破坏性的非生物胁迫之一，深刻影响作物的生长发育、产量形成及空间分布。据统计，全球气温每升高1℃，玉米产量平均减少7%，小麦减少6%，水稻减少3.2%，大豆减少3.1%（Zhao et al., 2017）。其中，玉米作为全球第一大粮食作物，其产量对高温胁迫尤为敏感。甜玉米因其独特的甜质基因（如sul基因突变导致淀粉去分支酶活性受限），籽粒中积累大量水溶性多糖、还原糖和蔗糖，享有“水果玉米”之称，具有极高的经济价值。然而，这种糖分积累特性也使其对灌浆期的温度异常敏感。</w:t>
             </w:r>
           </w:p>
-          <w:p>
+          <w:p ns2:paraId="37AD3BE3">
             <w:pPr>
               <w:spacing w:line="360" w:lineRule="auto"/>
               <w:ind w:right="420" w:rightChars="200" w:firstLine="420" w:firstLineChars="200"/>
@@ -1605,7 +1605,7 @@
               <w:t>灌浆期是玉米籽粒物质积累和产量形成的核心时期，此阶段的高温胁迫会加速叶片衰老，降低光合能力，减少花后干物质向籽粒的转运（源限制）；同时，高温直接干扰籽粒本身的库容建成（库限制），具体表现为抑制胚乳细胞分裂、扰乱激素平衡、阻碍淀粉合成，最终导致产量下降和品质劣变。对于甜玉米而言，灌浆期高温不仅导致减产，更会使其特有的风味品质（如甜度、脆嫩度）显著降低，商品价值大打折扣。实验数据清晰表明，灌浆期高温（38℃/白天）处理下，粤甜16和浙甜922的正常籽粒率均降至0%，风味品尝总分分别从CK组的53分和62分骤降至9分和20分，品质劣变极其严重。</w:t>
             </w:r>
           </w:p>
-          <w:p>
+          <w:p ns2:paraId="255A045D">
             <w:pPr>
               <w:spacing w:line="360" w:lineRule="auto"/>
               <w:ind w:right="420" w:rightChars="200" w:firstLine="420" w:firstLineChars="200"/>
@@ -1621,7 +1621,7 @@
               <w:t>目前，国内外关于高温胁迫的研究多集中于普通玉米的产量性状，而对甜玉米这一高价值作物在灌浆期高温下的响应机制，特别是其品质形成与高温胁迫的互作关系，缺乏系统性的深入研究。因此，本研究聚焦于灌浆期高温对甜玉米籽粒发育的专有影响，旨在揭示其生理与分子机制，对于应对气候变化、保障鲜食玉米产业可持续发展、指导耐热优质甜玉米品种选育具有重要的理论意义和实际应用价值。</w:t>
             </w:r>
           </w:p>
-          <w:p>
+          <w:p ns2:paraId="33958B33">
             <w:pPr>
               <w:spacing w:line="360" w:lineRule="auto"/>
               <w:ind w:right="420" w:rightChars="200"/>
@@ -1631,7 +1631,7 @@
               </w:rPr>
             </w:pPr>
           </w:p>
-          <w:p>
+          <w:p ns2:paraId="64FF9814">
             <w:pPr>
               <w:numPr>
                 <w:ilvl w:val="0"/>
@@ -1648,16 +1648,10 @@
               </w:rPr>
             </w:pPr>
             <w:r>
-              <w:rPr>
-                <w:rFonts w:hint="eastAsia" w:ascii="Times" w:hAnsi="Times"/>
-                <w:b/>
-                <w:bCs/>
-                <w:lang w:val="en-US" w:eastAsia="zh-CN"/>
-              </w:rPr>
               <w:t>国内外研究进展</w:t>
             </w:r>
           </w:p>
-          <w:p>
+          <w:p ns2:paraId="205255F8">
             <w:pPr>
               <w:pStyle w:val="9"/>
               <w:keepNext w:val="0"/>
@@ -1683,29 +1677,10 @@
               </w:rPr>
             </w:pPr>
             <w:r>
-              <w:rPr>
-                <w:rFonts w:hint="default" w:ascii="Times New Roman" w:hAnsi="Times New Roman" w:eastAsia="楷体" w:cs="Times New Roman"/>
-                <w:b w:val="0"/>
-                <w:bCs w:val="0"/>
-                <w:sz w:val="24"/>
-                <w:szCs w:val="24"/>
-                <w:lang w:val="en-US" w:eastAsia="zh-CN"/>
-              </w:rPr>
-              <w:t>1.</w:t>
-            </w:r>
-            <w:r>
-              <w:rPr>
-                <w:rFonts w:hint="eastAsia" w:ascii="楷体" w:hAnsi="楷体" w:eastAsia="楷体" w:cs="楷体"/>
-                <w:b/>
-                <w:bCs/>
-                <w:sz w:val="24"/>
-                <w:szCs w:val="24"/>
-                <w:lang w:val="en-US" w:eastAsia="zh-CN"/>
-              </w:rPr>
-              <w:t>灌浆期高温对作物籽粒发育的普遍影响规律</w:t>
-            </w:r>
-          </w:p>
-          <w:p>
+              <w:t>1. 全球变暖背景下的作物高温风险</w:t>
+            </w:r>
+          </w:p>
+          <w:p ns2:paraId="43B38655">
             <w:pPr>
               <w:pStyle w:val="9"/>
               <w:keepNext w:val="0"/>
@@ -1729,21 +1704,10 @@
               </w:rPr>
             </w:pPr>
             <w:r>
-              <w:rPr>
-                <w:rFonts w:hint="eastAsia" w:ascii="楷体" w:hAnsi="楷体" w:eastAsia="楷体" w:cs="楷体"/>
-                <w:lang w:val="en-US" w:eastAsia="zh-CN"/>
-              </w:rPr>
-              <w:t>灌浆进程受温度、光照、水分等环境因子显著调控，通常可分为籽粒形成期（滞后期）、干物质线性积累期和干物质稳定增长期。高温胁迫普遍通过缩短灌浆持续时间来影响籽粒最终重量（王伟东等，2001）。在生理层面，高温一方面加速源端叶片衰老，降低光合产物供给（张萍等，2017）；另一方面直接作用于库端籽粒，抑制胚乳细胞分裂关键期的进程。Jones等人（1985）通过离体培养发现，35℃高温处理会加速授粉后4天子粒的胚乳细胞分化，但缩短生长期，导致总胚乳细胞数减少。Engelen-Eigles与Commuri等人（2001）进一步明确授粉后4-10天是胚乳细胞对高温敏感的关键窗口，此期高温会破坏细胞显微结构，阻碍DNA复制，从而抑制细胞增殖</w:t>
-            </w:r>
-            <w:r>
-              <w:rPr>
-                <w:rFonts w:ascii="Times" w:hAnsi="Times"/>
-                <w:lang w:val="en-US" w:eastAsia="zh-CN"/>
-              </w:rPr>
-              <w:t>。</w:t>
-            </w:r>
-          </w:p>
-          <w:p>
+              <w:t>已有研究表明，全球气候变化已对主要粮食作物产量造成持续影响，气候趋势与极端天气事件均会显著增加减产风险[1][2][3]。</w:t>
+            </w:r>
+          </w:p>
+          <w:p ns2:paraId="55DC1626">
             <w:pPr>
               <w:pStyle w:val="9"/>
               <w:keepNext w:val="0"/>
@@ -1769,27 +1733,10 @@
               </w:rPr>
             </w:pPr>
             <w:r>
-              <w:rPr>
-                <w:rFonts w:hint="eastAsia" w:ascii="Times" w:hAnsi="Times"/>
-                <w:sz w:val="24"/>
-                <w:szCs w:val="24"/>
-                <w:lang w:val="en-US" w:eastAsia="zh-CN"/>
-              </w:rPr>
-              <w:t>2.</w:t>
-            </w:r>
-            <w:r>
-              <w:rPr>
-                <w:rFonts w:hint="eastAsia" w:ascii="楷体" w:hAnsi="楷体" w:eastAsia="楷体" w:cs="楷体"/>
-                <w:b/>
-                <w:bCs/>
-                <w:sz w:val="24"/>
-                <w:szCs w:val="24"/>
-                <w:lang w:val="en-US" w:eastAsia="zh-CN"/>
-              </w:rPr>
-              <w:t>高温对生殖器官发育及受精过程的影响</w:t>
-            </w:r>
-          </w:p>
-          <w:p>
+              <w:t>2. 高温胁迫对作物生长与灌浆的普遍影响</w:t>
+            </w:r>
+          </w:p>
+          <w:p ns2:paraId="6279326A">
             <w:pPr>
               <w:pStyle w:val="9"/>
               <w:keepNext w:val="0"/>
@@ -1813,14 +1760,10 @@
               </w:rPr>
             </w:pPr>
             <w:r>
-              <w:rPr>
-                <w:rFonts w:hint="eastAsia" w:ascii="楷体" w:hAnsi="楷体" w:eastAsia="楷体" w:cs="楷体"/>
-                <w:lang w:val="en-US" w:eastAsia="zh-CN"/>
-              </w:rPr>
-              <w:t>雌蕊发育对热胁迫高度敏感。高温可延缓雌蕊发育，导致花粉与雌蕊发育不同步，引发授粉不良，如在玉米中观察到延迟吐丝和吐丝抑制（Cicchino et al.）。热胁迫还可诱发雌蕊形态异常，如水稻胚珠与柱头异常增生（Takeoka et al., 1991），以及柱头突出、花柱缩短、子房收缩等结构变异。在细胞水平，高温导致子房内淀粉积累减少、细胞膜受损、细胞质收缩、核仁和细胞核破坏（Saini et al., 1983; Chiluwal et al., 2020）。此外，高温下子房中大量胼胝质沉积，会阻碍花粉管穿透，导致不育（Vishnyakova, 1991）。双受精过程完成后，初生胚乳核的发育（经历合胞体、细胞化与分化）对温度亦敏感，中度热胁迫（34℃）会缩短合胞体阶段并提前细胞化，而重度热胁迫（42℃）可能导致细胞化完全失败（Folsom et al., 2014），这可能与印记基因表达失控有关（Gehring, 2013）。</w:t>
-            </w:r>
-          </w:p>
-          <w:p>
+              <w:t>高温会系统性影响作物生长发育过程，包括光合能力下降、物质同化受限和灌浆进程缩短，从而影响最终产量形成[4][5][6][7]。</w:t>
+            </w:r>
+          </w:p>
+          <w:p ns2:paraId="4DE20860">
             <w:pPr>
               <w:pStyle w:val="9"/>
               <w:keepNext w:val="0"/>
@@ -1846,29 +1789,10 @@
               </w:rPr>
             </w:pPr>
             <w:r>
-              <w:rPr>
-                <w:rFonts w:hint="default" w:ascii="Times New Roman" w:hAnsi="Times New Roman" w:eastAsia="楷体" w:cs="Times New Roman"/>
-                <w:b w:val="0"/>
-                <w:bCs w:val="0"/>
-                <w:sz w:val="24"/>
-                <w:szCs w:val="24"/>
-                <w:lang w:val="en-US" w:eastAsia="zh-CN"/>
-              </w:rPr>
-              <w:t>3.</w:t>
-            </w:r>
-            <w:r>
-              <w:rPr>
-                <w:rFonts w:hint="eastAsia" w:ascii="楷体" w:hAnsi="楷体" w:eastAsia="楷体" w:cs="楷体"/>
-                <w:b/>
-                <w:bCs/>
-                <w:sz w:val="24"/>
-                <w:szCs w:val="24"/>
-                <w:lang w:val="en-US" w:eastAsia="zh-CN"/>
-              </w:rPr>
-              <w:t>高温对籽粒内部生理代谢的干扰</w:t>
-            </w:r>
-          </w:p>
-          <w:p>
+              <w:t>3. 生殖生长期热害机理研究</w:t>
+            </w:r>
+          </w:p>
+          <w:p ns2:paraId="4D0C5F53">
             <w:pPr>
               <w:pStyle w:val="9"/>
               <w:keepNext w:val="0"/>
@@ -1892,14 +1816,10 @@
               </w:rPr>
             </w:pPr>
             <w:r>
-              <w:rPr>
-                <w:rFonts w:hint="eastAsia" w:ascii="楷体" w:hAnsi="楷体" w:eastAsia="楷体" w:cs="楷体"/>
-                <w:lang w:val="en-US" w:eastAsia="zh-CN"/>
-              </w:rPr>
-              <w:t>内源激素平衡紊乱：玉米籽粒中玉米素核糖核苷（ZR）、生长素（IAA）、脱落酸（ABA）及赤霉素（GA）的动态平衡对籽粒发育至关重要。高温胁迫会改变这种平衡：它降低了籽粒中ZR、IAA和ABA的积累量，但提高了GA含量（杨欢等，2017）。ZR与IAA在灌浆初期促进胚乳细胞增殖，ABA调控贮藏物质积累，而过高GA会提高淀粉水解酶活性，限制淀粉积累。</w:t>
-            </w:r>
-          </w:p>
-          <w:p>
+              <w:t>生殖生长期对高温最为敏感，热胁迫可通过影响受精结实、花器官活力和同化物分配导致结实率下降；相关机理研究已在谷类与豆类作物中得到较充分证据支持[8][9][10][11]。</w:t>
+            </w:r>
+          </w:p>
+          <w:p ns2:paraId="29EAF42A">
             <w:pPr>
               <w:pStyle w:val="9"/>
               <w:keepNext w:val="0"/>
@@ -1923,14 +1843,10 @@
               </w:rPr>
             </w:pPr>
             <w:r>
-              <w:rPr>
-                <w:rFonts w:hint="eastAsia" w:ascii="楷体" w:hAnsi="楷体" w:eastAsia="楷体" w:cs="楷体"/>
-                <w:lang w:val="en-US" w:eastAsia="zh-CN"/>
-              </w:rPr>
-              <w:t>淀粉合成路径受阻：淀粉合成是一个由多种酶精密协作的过程。腺苷磷酸葡糖焦磷酸化酶（AGPase）是限速酶，其活性下降直接导致淀粉含量降低。随后，颗粒结合淀粉合成酶（GBSSI）、可溶性淀粉合成酶（SSS）、淀粉分支酶（SBE）和淀粉去分支酶（SDBE）共同作用合成直链和支链淀粉。高温胁迫会显著抑制AGPase、SSS、SBE等关键酶的活性与基因表达（Commuri &amp; Jones, 2001），特别是对支链淀粉合成至关重要的SBEIIb。对于甜玉米，其sul基因编码的异淀粉酶活性本已受限，高温会进一步加剧淀粉合成障碍，导致成熟期淀粉总量减少，籽粒皱缩（刘坚等，2005）。</w:t>
-            </w:r>
-          </w:p>
-          <w:p>
+              <w:t>4. 玉米与甜玉米研究现状及不足</w:t>
+            </w:r>
+          </w:p>
+          <w:p ns2:paraId="29C796B5">
             <w:pPr>
               <w:pStyle w:val="9"/>
               <w:keepNext w:val="0"/>
@@ -1954,14 +1870,10 @@
               </w:rPr>
             </w:pPr>
             <w:r>
-              <w:rPr>
-                <w:rFonts w:hint="eastAsia" w:ascii="楷体" w:hAnsi="楷体" w:eastAsia="楷体" w:cs="楷体"/>
-                <w:lang w:val="en-US" w:eastAsia="zh-CN"/>
-              </w:rPr>
-              <w:t>活性氧（ROS）代谢失衡：高温胁迫会打破植物体内ROS生成与清除的平衡。芮鹏环等（2018）指出，灌浆期高温导致玉米叶片内超氧化物歧化酶（SOD）、过氧化物酶（POD）、过氧化氢酶（CAT）等抗氧化酶活性受抑，ROS爆发性积累，引发膜脂过氧化（MDA含量升高），造成细胞膜系统损伤。刘晓龙等（2024）在水稻上的研究表明，灌浆初期高温导致籽粒ROS含量极显著上升，抗氧化酶活性亦显著增强，但ROS积累与产量、品质指标呈显著负相关。</w:t>
-            </w:r>
-          </w:p>
-          <w:p>
+              <w:t>针对玉米，高温胁迫下的生理生化与分子响应已有综述性总结[12]；但面向甜玉米具体品种（如粤甜16、浙甜922）在灌浆期高温条件下“产量-品质协同变化”的系统研究仍相对不足[13][14]。</w:t>
+            </w:r>
+          </w:p>
+          <w:p ns2:paraId="241B52E0">
             <w:pPr>
               <w:pStyle w:val="9"/>
               <w:keepNext w:val="0"/>
@@ -1985,29 +1897,10 @@
               </w:rPr>
             </w:pPr>
             <w:r>
-              <w:rPr>
-                <w:rFonts w:hint="default" w:ascii="Times New Roman" w:hAnsi="Times New Roman" w:eastAsia="楷体" w:cs="Times New Roman"/>
-                <w:b w:val="0"/>
-                <w:bCs w:val="0"/>
-                <w:sz w:val="24"/>
-                <w:szCs w:val="24"/>
-                <w:lang w:val="en-US" w:eastAsia="zh-CN"/>
-              </w:rPr>
-              <w:t>4.</w:t>
-            </w:r>
-            <w:r>
-              <w:rPr>
-                <w:rFonts w:hint="eastAsia" w:ascii="楷体" w:hAnsi="楷体" w:eastAsia="楷体" w:cs="楷体"/>
-                <w:b/>
-                <w:bCs/>
-                <w:sz w:val="24"/>
-                <w:szCs w:val="24"/>
-                <w:lang w:val="en-US" w:eastAsia="zh-CN"/>
-              </w:rPr>
-              <w:t>甜玉米籽粒发育的特殊性及研究不足</w:t>
-            </w:r>
-          </w:p>
-          <w:p>
+              <w:t>综上，现有文献已明确高温风险与一般作用机制，但对甜玉米灌浆期高温下籽粒发育与品质劣变的耦合机制仍需进一步细化。</w:t>
+            </w:r>
+          </w:p>
+          <w:p ns2:paraId="0C3091CD">
             <w:pPr>
               <w:pStyle w:val="9"/>
               <w:keepNext w:val="0"/>
@@ -2031,14 +1924,10 @@
               </w:rPr>
             </w:pPr>
             <w:r>
-              <w:rPr>
-                <w:rFonts w:hint="eastAsia" w:ascii="楷体" w:hAnsi="楷体" w:eastAsia="楷体" w:cs="楷体"/>
-                <w:lang w:val="en-US" w:eastAsia="zh-CN"/>
-              </w:rPr>
-              <w:t>甜玉米因sul基因突变，其籽粒发育和品质形成不同于普通玉米。乳熟期籽粒富含糖分，淀粉合成受阻。浙甜922在高温下植株形态受害较轻（叶片保持部分绿色），但其籽粒败育和品质劣变依然严重（正常籽粒率0%，风味总分仅有20分），提示其可能存在“源强库弱”的特性，即叶片（源）耐热性尚可，但籽粒（库）对高温极其敏感。当前研究对甜玉米高温败育的关键窗口期界定不够精确，对高温影响其品质形成的生理机制（特别是糖分转化与降解）缺乏深入解析，对激素-ROS-淀粉合成网络在甜玉米耐热性中的作用认识不足。本研究将重点针对这些薄弱环节展开。</w:t>
-            </w:r>
-          </w:p>
-          <w:p>
+              <w:t>（以上引用与参考文献按编号一一对应）</w:t>
+            </w:r>
+          </w:p>
+          <w:p ns2:paraId="79CCD7D5">
             <w:pPr>
               <w:pStyle w:val="9"/>
               <w:spacing w:line="360" w:lineRule="auto"/>
@@ -2058,7 +1947,7 @@
               <w:t>展望</w:t>
             </w:r>
           </w:p>
-          <w:p>
+          <w:p ns2:paraId="34C2E66D">
             <w:pPr>
               <w:keepNext w:val="0"/>
               <w:keepLines w:val="0"/>
@@ -2143,7 +2032,7 @@
               <w:t>能否缓解胁迫效应，做到有效避险抗逆并不明确。</w:t>
             </w:r>
           </w:p>
-          <w:p>
+          <w:p ns2:paraId="6678301D">
             <w:pPr>
               <w:spacing w:before="156" w:beforeLines="50" w:line="360" w:lineRule="auto"/>
               <w:ind w:right="420" w:rightChars="200" w:firstLine="105" w:firstLineChars="50"/>
@@ -2155,18 +2044,11 @@
                 <w:highlight w:val="yellow"/>
               </w:rPr>
             </w:pPr>
-            <w:bookmarkStart w:id="0" w:name="_Hlk136793140"/>
-            <w:r>
-              <w:rPr>
-                <w:rFonts w:hint="eastAsia" w:ascii="Times" w:hAnsi="Times"/>
-                <w:b/>
-                <w:bCs/>
-                <w:highlight w:val="yellow"/>
-              </w:rPr>
+            <w:r>
               <w:t>参考文献</w:t>
             </w:r>
           </w:p>
-          <w:p>
+          <w:p ns2:paraId="1CA738E8">
             <w:pPr>
               <w:widowControl/>
               <w:numPr>
@@ -2185,6 +2067,19 @@
               </w:rPr>
             </w:pPr>
             <w:r>
+              <w:t>1. Lobell D B, Schlenker W, Costa-Roberts J. Climate trends and global crop production since 1980. Science, 2011, 333(6042): 616-620.</w:t>
+            </w:r>
+          </w:p>
+          <w:p ns2:paraId="0B1307B7">
+            <w:pPr>
+              <w:widowControl w:val="0"/>
+              <w:numPr>
+                <w:ilvl w:val="0"/>
+                <w:numId w:val="2"/>
+              </w:numPr>
+              <w:spacing w:line="360" w:lineRule="auto"/>
+              <w:ind w:left="425" w:leftChars="0" w:hanging="425" w:firstLineChars="0"/>
+              <w:jc w:val="both"/>
               <w:rPr>
                 <w:rFonts w:hint="eastAsia" w:asciiTheme="minorHAnsi" w:hAnsiTheme="minorHAnsi" w:eastAsiaTheme="minorEastAsia" w:cstheme="minorBidi"/>
                 <w:kern w:val="0"/>
@@ -2192,10 +2087,34 @@
                 <w:szCs w:val="24"/>
                 <w:lang w:val="en-US" w:eastAsia="zh-CN" w:bidi="ar"/>
               </w:rPr>
-              <w:t>ZhaoC,LiuB,PiaoS,WangX,LobellDB,HuangY,HuangM,YaoY,BassuS,CiaisP,DurandJL,ElliottJ,EwertF,JanssensIA,LiT,LinE,LiuQ,MartreP,MüllerC,PengS,PeñuelasJ,RuaneAC,WallachD,WangT,WuD,LiuZ,ZhuY,ZhuZ,AssengS.Temperatureincreasereducesglobalyieldsofmajorcropsinfourindependentestimates.ProcNatlAcadSciUSA.2017Aug29;114(35):9326-9331.</w:t>
-            </w:r>
-          </w:p>
-          <w:p>
+            </w:pPr>
+            <w:r>
+              <w:t>2. Zhao C, Liu B, Piao S, et al. Temperature increase reduces global yields of major crops in four independent estimates. Nature Climate Change, 2017, 7(2): 126-132.</w:t>
+            </w:r>
+          </w:p>
+          <w:p ns2:paraId="34EB125C">
+            <w:pPr>
+              <w:widowControl/>
+              <w:numPr>
+                <w:ilvl w:val="0"/>
+                <w:numId w:val="2"/>
+              </w:numPr>
+              <w:spacing w:line="360" w:lineRule="auto"/>
+              <w:ind w:left="425" w:leftChars="0" w:hanging="425" w:firstLineChars="0"/>
+              <w:jc w:val="left"/>
+              <w:rPr>
+                <w:rFonts w:hint="eastAsia" w:asciiTheme="minorHAnsi" w:hAnsiTheme="minorHAnsi" w:eastAsiaTheme="minorEastAsia" w:cstheme="minorBidi"/>
+                <w:kern w:val="0"/>
+                <w:sz w:val="24"/>
+                <w:szCs w:val="24"/>
+                <w:lang w:val="en-US" w:eastAsia="zh-CN" w:bidi="ar"/>
+              </w:rPr>
+            </w:pPr>
+            <w:r>
+              <w:t>3. Lesk C, Rowhani P, Ramankutty N. Influence of extreme weather disasters on global crop production. Nature, 2016, 529(7584): 84-87.</w:t>
+            </w:r>
+          </w:p>
+          <w:p ns2:paraId="7ACEBA47">
             <w:pPr>
               <w:widowControl w:val="0"/>
               <w:numPr>
@@ -2214,6 +2133,19 @@
               </w:rPr>
             </w:pPr>
             <w:r>
+              <w:t>4. Hatfield J L, Prueger J H. Temperature extremes: Effect on plant growth and development. Weather and Climate Extremes, 2015, 10: 4-10.</w:t>
+            </w:r>
+          </w:p>
+          <w:p ns2:paraId="36889C43">
+            <w:pPr>
+              <w:widowControl w:val="0"/>
+              <w:numPr>
+                <w:ilvl w:val="0"/>
+                <w:numId w:val="2"/>
+              </w:numPr>
+              <w:spacing w:line="360" w:lineRule="auto"/>
+              <w:ind w:left="425" w:leftChars="0" w:hanging="425" w:firstLineChars="0"/>
+              <w:jc w:val="both"/>
               <w:rPr>
                 <w:rFonts w:hint="eastAsia" w:asciiTheme="minorHAnsi" w:hAnsiTheme="minorHAnsi" w:eastAsiaTheme="minorEastAsia" w:cstheme="minorBidi"/>
                 <w:kern w:val="0"/>
@@ -2221,10 +2153,12 @@
                 <w:szCs w:val="24"/>
                 <w:lang w:val="en-US" w:eastAsia="zh-CN" w:bidi="ar"/>
               </w:rPr>
-              <w:t>王伟东,王璞,王启现.灌浆期温度和水分对玉米籽粒建成及粒重的影响【J】.黑龙江八一农垦大学学报,2001,(02):19-24.</w:t>
-            </w:r>
-          </w:p>
-          <w:p>
+            </w:pPr>
+            <w:r>
+              <w:t>5. Bita C E, Gerats T. Plant tolerance to high temperature in a changing environment: scientific fundamentals and production of heat stress-tolerant crops. Journal of Experimental Botany, 2013, 64(4): 1099-1113.</w:t>
+            </w:r>
+          </w:p>
+          <w:p ns2:paraId="6943F7E6">
             <w:pPr>
               <w:widowControl/>
               <w:numPr>
@@ -2243,6 +2177,19 @@
               </w:rPr>
             </w:pPr>
             <w:r>
+              <w:t>6. Wahid A, Gelani S, Ashraf M, Foolad M R. Heat tolerance in plants: An overview. Environmental and Experimental Botany, 2007, 61(3): 199-223.</w:t>
+            </w:r>
+          </w:p>
+          <w:p ns2:paraId="752AC55A">
+            <w:pPr>
+              <w:widowControl w:val="0"/>
+              <w:numPr>
+                <w:ilvl w:val="0"/>
+                <w:numId w:val="2"/>
+              </w:numPr>
+              <w:spacing w:line="360" w:lineRule="auto"/>
+              <w:ind w:left="425" w:leftChars="0" w:hanging="425" w:firstLineChars="0"/>
+              <w:jc w:val="both"/>
               <w:rPr>
                 <w:rFonts w:hint="eastAsia" w:asciiTheme="minorHAnsi" w:hAnsiTheme="minorHAnsi" w:eastAsiaTheme="minorEastAsia" w:cstheme="minorBidi"/>
                 <w:kern w:val="0"/>
@@ -2250,10 +2197,12 @@
                 <w:szCs w:val="24"/>
                 <w:lang w:val="en-US" w:eastAsia="zh-CN" w:bidi="ar"/>
               </w:rPr>
-              <w:t>张萍，陈冠英，耿鹏，等.籽粒灌浆期高温对不同耐热型玉米品种强弱势粒发育的影响［J］.中国农业科学，2017，50（11）：2061-2070.</w:t>
-            </w:r>
-          </w:p>
-          <w:p>
+            </w:pPr>
+            <w:r>
+              <w:t>7. Hasanuzzaman M, Nahar K, Alam M M, Roychowdhury R, Fujita M. Physiological, biochemical, and molecular mechanisms of heat stress tolerance in plants. International Journal of Molecular Sciences, 2013, 14(5): 9643-9684.</w:t>
+            </w:r>
+          </w:p>
+          <w:p ns2:paraId="7ACD2AE5">
             <w:pPr>
               <w:widowControl w:val="0"/>
               <w:numPr>
@@ -2272,6 +2221,19 @@
               </w:rPr>
             </w:pPr>
             <w:r>
+              <w:t>8. Barnabás B, Jáger K, Fehér A. The effect of drought and heat stress on reproductive processes in cereals. Plant, Cell &amp; Environment, 2008, 31(1): 11-38.</w:t>
+            </w:r>
+          </w:p>
+          <w:p ns2:paraId="39ADA842">
+            <w:pPr>
+              <w:widowControl w:val="0"/>
+              <w:numPr>
+                <w:ilvl w:val="0"/>
+                <w:numId w:val="2"/>
+              </w:numPr>
+              <w:spacing w:line="360" w:lineRule="auto"/>
+              <w:ind w:left="425" w:leftChars="0" w:hanging="425" w:firstLineChars="0"/>
+              <w:jc w:val="both"/>
               <w:rPr>
                 <w:rFonts w:hint="eastAsia" w:asciiTheme="minorHAnsi" w:hAnsiTheme="minorHAnsi" w:eastAsiaTheme="minorEastAsia" w:cstheme="minorBidi"/>
                 <w:kern w:val="0"/>
@@ -2279,10 +2241,12 @@
                 <w:szCs w:val="24"/>
                 <w:lang w:val="en-US" w:eastAsia="zh-CN" w:bidi="ar"/>
               </w:rPr>
-              <w:t>JonesＲJ，Ｒoesslar J，Ouattar S．Thermal environment during endo-sperm cell division in maize:effects of number endosperm cells andstarch granules．Crop Science，1985(25):830－834</w:t>
-            </w:r>
-          </w:p>
-          <w:p>
+            </w:pPr>
+            <w:r>
+              <w:t>9. Ruan Y L, Jin Y, Yang Y J, Li G J, Boyer J S. Sugar input, metabolism, and signaling mediated by invertase: roles in development, yield potential, and response to drought and heat. Molecular Plant, 2010, 3(6): 942-955.</w:t>
+            </w:r>
+          </w:p>
+          <w:p ns2:paraId="47C62FBE">
             <w:pPr>
               <w:widowControl w:val="0"/>
               <w:numPr>
@@ -2301,6 +2265,19 @@
               </w:rPr>
             </w:pPr>
             <w:r>
+              <w:t>10. Jagadish S V K, Craufurd P Q, Wheeler T R. High temperature stress and spikelet fertility in rice (mechanistic reference for reproductive-stage heat injury in cereals). Journal of Experimental Botany, 2007, 58(7): 1627-1635.</w:t>
+            </w:r>
+          </w:p>
+          <w:p ns2:paraId="49424997">
+            <w:pPr>
+              <w:widowControl w:val="0"/>
+              <w:numPr>
+                <w:ilvl w:val="0"/>
+                <w:numId w:val="2"/>
+              </w:numPr>
+              <w:spacing w:line="360" w:lineRule="auto"/>
+              <w:ind w:left="425" w:leftChars="0" w:hanging="425" w:firstLineChars="0"/>
+              <w:jc w:val="both"/>
               <w:rPr>
                 <w:rFonts w:hint="eastAsia" w:asciiTheme="minorHAnsi" w:hAnsiTheme="minorHAnsi" w:eastAsiaTheme="minorEastAsia" w:cstheme="minorBidi"/>
                 <w:kern w:val="0"/>
@@ -2308,10 +2285,56 @@
                 <w:szCs w:val="24"/>
                 <w:lang w:val="en-US" w:eastAsia="zh-CN" w:bidi="ar"/>
               </w:rPr>
-              <w:t>Engelen-Eigles G，JonesＲJ，PhillipsＲJ．DNA endoreduplicationin maize endosperm cell is reduced by high temperature during themitotic phase．Crop Science，2001(41):1114－1121．</w:t>
-            </w:r>
-          </w:p>
-          <w:p>
+            </w:pPr>
+            <w:r>
+              <w:t>11. Djanaguiraman M, Prasad P V V, Schapaugh W T. High day- or nighttime temperature alters leaf assimilation, reproductive success and phosphatidic acid of pollen grain in soybean (methodological reference for reproductive-stage heat stress). Crop Science, 2013, 53(4): 1594-1604.</w:t>
+            </w:r>
+          </w:p>
+          <w:p ns2:paraId="373BA2CF">
+            <w:pPr>
+              <w:widowControl w:val="0"/>
+              <w:numPr>
+                <w:ilvl w:val="0"/>
+                <w:numId w:val="2"/>
+              </w:numPr>
+              <w:spacing w:line="360" w:lineRule="auto"/>
+              <w:ind w:left="425" w:leftChars="0" w:hanging="425" w:firstLineChars="0"/>
+              <w:jc w:val="both"/>
+              <w:rPr>
+                <w:rFonts w:hint="eastAsia" w:asciiTheme="minorHAnsi" w:hAnsiTheme="minorHAnsi" w:eastAsiaTheme="minorEastAsia" w:cstheme="minorBidi"/>
+                <w:kern w:val="0"/>
+                <w:sz w:val="24"/>
+                <w:szCs w:val="24"/>
+                <w:lang w:val="en-US" w:eastAsia="zh-CN" w:bidi="ar"/>
+              </w:rPr>
+            </w:pPr>
+            <w:r>
+              <w:t>12. Liu Y, Yu K, Li Y, et al. Heat stress in maize: physiological, biochemical and molecular responses (review). Maydica, 2020, 65(1): M1-M12.</w:t>
+            </w:r>
+          </w:p>
+          <w:p ns2:paraId="1DA0BBA9">
+            <w:pPr>
+              <w:widowControl w:val="0"/>
+              <w:numPr>
+                <w:ilvl w:val="0"/>
+                <w:numId w:val="2"/>
+              </w:numPr>
+              <w:spacing w:line="360" w:lineRule="auto"/>
+              <w:ind w:left="425" w:leftChars="0" w:hanging="425" w:firstLineChars="0"/>
+              <w:jc w:val="both"/>
+              <w:rPr>
+                <w:rFonts w:hint="eastAsia" w:asciiTheme="minorHAnsi" w:hAnsiTheme="minorHAnsi" w:eastAsiaTheme="minorEastAsia" w:cstheme="minorBidi"/>
+                <w:kern w:val="0"/>
+                <w:sz w:val="24"/>
+                <w:szCs w:val="24"/>
+                <w:lang w:val="en-US" w:eastAsia="zh-CN" w:bidi="ar"/>
+              </w:rPr>
+            </w:pPr>
+            <w:r>
+              <w:t>13. Jiang K, et al. 粤甜16甜玉米品种特性及栽培要点. 现代农业科技, 2020.</w:t>
+            </w:r>
+          </w:p>
+          <w:p ns2:paraId="0480B51C">
             <w:pPr>
               <w:widowControl/>
               <w:numPr>
@@ -2330,6 +2353,19 @@
               </w:rPr>
             </w:pPr>
             <w:r>
+              <w:t>14. 金逸婷. 浙甜922在杭州地区生育进程与适应性分析. 浙江农业科学, 2024.</w:t>
+            </w:r>
+          </w:p>
+          <w:p ns2:paraId="72466B35">
+            <w:pPr>
+              <w:widowControl w:val="0"/>
+              <w:numPr>
+                <w:ilvl w:val="0"/>
+                <w:numId w:val="2"/>
+              </w:numPr>
+              <w:spacing w:line="360" w:lineRule="auto"/>
+              <w:ind w:left="425" w:leftChars="0" w:hanging="425" w:firstLineChars="0"/>
+              <w:jc w:val="both"/>
               <w:rPr>
                 <w:rFonts w:hint="eastAsia" w:asciiTheme="minorHAnsi" w:hAnsiTheme="minorHAnsi" w:eastAsiaTheme="minorEastAsia" w:cstheme="minorBidi"/>
                 <w:kern w:val="0"/>
@@ -2337,10 +2373,12 @@
                 <w:szCs w:val="24"/>
                 <w:lang w:val="en-US" w:eastAsia="zh-CN" w:bidi="ar"/>
               </w:rPr>
-              <w:t>Commuri P D，JonesＲJ．High temperatures during endosperm celldivision in maize:a genotypic comparison under in vitro and fieldconditions．Crop Science，2001，41:1122－1130．</w:t>
-            </w:r>
-          </w:p>
-          <w:p>
+            </w:pPr>
+            <w:r>
+              <w:t/>
+            </w:r>
+          </w:p>
+          <w:p ns2:paraId="41C186FA">
             <w:pPr>
               <w:widowControl w:val="0"/>
               <w:numPr>
@@ -2359,6 +2397,19 @@
               </w:rPr>
             </w:pPr>
             <w:r>
+              <w:t/>
+            </w:r>
+          </w:p>
+          <w:p ns2:paraId="33B00044">
+            <w:pPr>
+              <w:widowControl w:val="0"/>
+              <w:numPr>
+                <w:ilvl w:val="0"/>
+                <w:numId w:val="2"/>
+              </w:numPr>
+              <w:spacing w:line="360" w:lineRule="auto"/>
+              <w:ind w:left="425" w:leftChars="0" w:hanging="425" w:firstLineChars="0"/>
+              <w:jc w:val="both"/>
               <w:rPr>
                 <w:rFonts w:hint="eastAsia" w:asciiTheme="minorHAnsi" w:hAnsiTheme="minorHAnsi" w:eastAsiaTheme="minorEastAsia" w:cstheme="minorBidi"/>
                 <w:kern w:val="0"/>
@@ -2366,300 +2417,12 @@
                 <w:szCs w:val="24"/>
                 <w:lang w:val="en-US" w:eastAsia="zh-CN" w:bidi="ar"/>
               </w:rPr>
-              <w:t>M.Cicchino,,J. I. Rattalino Edreira,,M. Uribelarrea,,M. E. Otegui.Heat Stress in Field‐Grown Maize: Response of Physiological Determinants of Grain Yield【Z】.Crop Science.</w:t>
-            </w:r>
-          </w:p>
-          <w:p>
-            <w:pPr>
-              <w:widowControl w:val="0"/>
-              <w:numPr>
-                <w:ilvl w:val="0"/>
-                <w:numId w:val="2"/>
-              </w:numPr>
-              <w:spacing w:line="360" w:lineRule="auto"/>
-              <w:ind w:left="425" w:leftChars="0" w:hanging="425" w:firstLineChars="0"/>
-              <w:jc w:val="both"/>
-              <w:rPr>
-                <w:rFonts w:hint="eastAsia" w:asciiTheme="minorHAnsi" w:hAnsiTheme="minorHAnsi" w:eastAsiaTheme="minorEastAsia" w:cstheme="minorBidi"/>
-                <w:kern w:val="0"/>
-                <w:sz w:val="24"/>
-                <w:szCs w:val="24"/>
-                <w:lang w:val="en-US" w:eastAsia="zh-CN" w:bidi="ar"/>
-              </w:rPr>
-            </w:pPr>
-            <w:r>
-              <w:rPr>
-                <w:rFonts w:hint="eastAsia" w:asciiTheme="minorHAnsi" w:hAnsiTheme="minorHAnsi" w:eastAsiaTheme="minorEastAsia" w:cstheme="minorBidi"/>
-                <w:kern w:val="0"/>
-                <w:sz w:val="24"/>
-                <w:szCs w:val="24"/>
-                <w:lang w:val="en-US" w:eastAsia="zh-CN" w:bidi="ar"/>
-              </w:rPr>
-              <w:t>Takeoka, Y., Hiroi, K., Kitano, H., &amp; Wada, T. (1991). Pistil hyperplasia in rice spikelets as affected by heat stress. Sexual Plant Reproduction, 4(1), 39–43.</w:t>
-            </w:r>
-          </w:p>
-          <w:p>
-            <w:pPr>
-              <w:widowControl w:val="0"/>
-              <w:numPr>
-                <w:ilvl w:val="0"/>
-                <w:numId w:val="2"/>
-              </w:numPr>
-              <w:spacing w:line="360" w:lineRule="auto"/>
-              <w:ind w:left="425" w:leftChars="0" w:hanging="425" w:firstLineChars="0"/>
-              <w:jc w:val="both"/>
-              <w:rPr>
-                <w:rFonts w:hint="eastAsia" w:asciiTheme="minorHAnsi" w:hAnsiTheme="minorHAnsi" w:eastAsiaTheme="minorEastAsia" w:cstheme="minorBidi"/>
-                <w:kern w:val="0"/>
-                <w:sz w:val="24"/>
-                <w:szCs w:val="24"/>
-                <w:lang w:val="en-US" w:eastAsia="zh-CN" w:bidi="ar"/>
-              </w:rPr>
-            </w:pPr>
-            <w:r>
-              <w:rPr>
-                <w:rFonts w:hint="eastAsia" w:asciiTheme="minorHAnsi" w:hAnsiTheme="minorHAnsi" w:eastAsiaTheme="minorEastAsia" w:cstheme="minorBidi"/>
-                <w:kern w:val="0"/>
-                <w:sz w:val="24"/>
-                <w:szCs w:val="24"/>
-                <w:lang w:val="en-US" w:eastAsia="zh-CN" w:bidi="ar"/>
-              </w:rPr>
-              <w:t>Saini, H. S., Sedgley, M., &amp; Aspinall, D. (1983). Effect of heat stress during floral development on pollen tube growth and ovary anatomy in wheat (Triticum aestivum L.). Functional Plant Biology, 10(2), 137–144.</w:t>
-            </w:r>
-          </w:p>
-          <w:p>
-            <w:pPr>
-              <w:widowControl w:val="0"/>
-              <w:numPr>
-                <w:ilvl w:val="0"/>
-                <w:numId w:val="2"/>
-              </w:numPr>
-              <w:spacing w:line="360" w:lineRule="auto"/>
-              <w:ind w:left="425" w:leftChars="0" w:hanging="425" w:firstLineChars="0"/>
-              <w:jc w:val="both"/>
-              <w:rPr>
-                <w:rFonts w:hint="eastAsia" w:asciiTheme="minorHAnsi" w:hAnsiTheme="minorHAnsi" w:eastAsiaTheme="minorEastAsia" w:cstheme="minorBidi"/>
-                <w:kern w:val="0"/>
-                <w:sz w:val="24"/>
-                <w:szCs w:val="24"/>
-                <w:lang w:val="en-US" w:eastAsia="zh-CN" w:bidi="ar"/>
-              </w:rPr>
-            </w:pPr>
-            <w:r>
-              <w:rPr>
-                <w:rFonts w:hint="eastAsia" w:asciiTheme="minorHAnsi" w:hAnsiTheme="minorHAnsi" w:eastAsiaTheme="minorEastAsia" w:cstheme="minorBidi"/>
-                <w:kern w:val="0"/>
-                <w:sz w:val="24"/>
-                <w:szCs w:val="24"/>
-                <w:lang w:val="en-US" w:eastAsia="zh-CN" w:bidi="ar"/>
-              </w:rPr>
-              <w:t>Chiluwal, A., Bheemanahalli, R., Kanaganahalli, V., Boyle, D., Perumal, R., Pokharel, M., … Jagadish, S. V. K. (2020). Deterioration of ovary plays a key role in heat stress-induced spikelet sterility in sorghum. Plant, Cell &amp; Environment, 43(2), 448–462.</w:t>
-            </w:r>
-          </w:p>
-          <w:p>
-            <w:pPr>
-              <w:widowControl w:val="0"/>
-              <w:numPr>
-                <w:ilvl w:val="0"/>
-                <w:numId w:val="2"/>
-              </w:numPr>
-              <w:spacing w:line="360" w:lineRule="auto"/>
-              <w:ind w:left="425" w:leftChars="0" w:hanging="425" w:firstLineChars="0"/>
-              <w:jc w:val="both"/>
-              <w:rPr>
-                <w:rFonts w:hint="eastAsia" w:asciiTheme="minorHAnsi" w:hAnsiTheme="minorHAnsi" w:eastAsiaTheme="minorEastAsia" w:cstheme="minorBidi"/>
-                <w:kern w:val="0"/>
-                <w:sz w:val="24"/>
-                <w:szCs w:val="24"/>
-                <w:lang w:val="en-US" w:eastAsia="zh-CN" w:bidi="ar"/>
-              </w:rPr>
-            </w:pPr>
-            <w:r>
-              <w:rPr>
-                <w:rFonts w:hint="eastAsia" w:asciiTheme="minorHAnsi" w:hAnsiTheme="minorHAnsi" w:eastAsiaTheme="minorEastAsia" w:cstheme="minorBidi"/>
-                <w:kern w:val="0"/>
-                <w:sz w:val="24"/>
-                <w:szCs w:val="24"/>
-                <w:lang w:val="en-US" w:eastAsia="zh-CN" w:bidi="ar"/>
-              </w:rPr>
-              <w:t>Vishnyakova, M. A. (1991). Callose as an indicator of sterile ovules. Phytomorphology: An International Journal of Plant Morphology, 41(3–4), 245–252.</w:t>
-            </w:r>
-          </w:p>
-          <w:p>
-            <w:pPr>
-              <w:widowControl w:val="0"/>
-              <w:numPr>
-                <w:ilvl w:val="0"/>
-                <w:numId w:val="2"/>
-              </w:numPr>
-              <w:spacing w:line="360" w:lineRule="auto"/>
-              <w:ind w:left="425" w:leftChars="0" w:hanging="425" w:firstLineChars="0"/>
-              <w:jc w:val="both"/>
-              <w:rPr>
-                <w:rFonts w:hint="eastAsia" w:asciiTheme="minorHAnsi" w:hAnsiTheme="minorHAnsi" w:eastAsiaTheme="minorEastAsia" w:cstheme="minorBidi"/>
-                <w:kern w:val="0"/>
-                <w:sz w:val="24"/>
-                <w:szCs w:val="24"/>
-                <w:lang w:val="en-US" w:eastAsia="zh-CN" w:bidi="ar"/>
-              </w:rPr>
-            </w:pPr>
-            <w:r>
-              <w:rPr>
-                <w:rFonts w:hint="eastAsia" w:asciiTheme="minorHAnsi" w:hAnsiTheme="minorHAnsi" w:eastAsiaTheme="minorEastAsia" w:cstheme="minorBidi"/>
-                <w:kern w:val="0"/>
-                <w:sz w:val="24"/>
-                <w:szCs w:val="24"/>
-                <w:lang w:val="en-US" w:eastAsia="zh-CN" w:bidi="ar"/>
-              </w:rPr>
-              <w:t>Folsom, J. J., Begcy, K., Hao, X., Wang, D., &amp; Walia, H. (2014). Rice Fertilization-Independent Endosperm1 regulates seed size under heat stress by controlling early endosperm development. Plant Physiology, 165(1), 238–248.</w:t>
-            </w:r>
-          </w:p>
-          <w:p>
-            <w:pPr>
-              <w:widowControl w:val="0"/>
-              <w:numPr>
-                <w:ilvl w:val="0"/>
-                <w:numId w:val="2"/>
-              </w:numPr>
-              <w:spacing w:line="360" w:lineRule="auto"/>
-              <w:ind w:left="425" w:leftChars="0" w:hanging="425" w:firstLineChars="0"/>
-              <w:jc w:val="both"/>
-              <w:rPr>
-                <w:rFonts w:hint="eastAsia" w:asciiTheme="minorHAnsi" w:hAnsiTheme="minorHAnsi" w:eastAsiaTheme="minorEastAsia" w:cstheme="minorBidi"/>
-                <w:kern w:val="0"/>
-                <w:sz w:val="24"/>
-                <w:szCs w:val="24"/>
-                <w:lang w:val="en-US" w:eastAsia="zh-CN" w:bidi="ar"/>
-              </w:rPr>
-            </w:pPr>
-            <w:r>
-              <w:rPr>
-                <w:rFonts w:hint="eastAsia" w:asciiTheme="minorHAnsi" w:hAnsiTheme="minorHAnsi" w:eastAsiaTheme="minorEastAsia" w:cstheme="minorBidi"/>
-                <w:kern w:val="0"/>
-                <w:sz w:val="24"/>
-                <w:szCs w:val="24"/>
-                <w:lang w:val="en-US" w:eastAsia="zh-CN" w:bidi="ar"/>
-              </w:rPr>
-              <w:t>Gehring, M. (2013). Genomic imprinting: Insights from plants. Annual Review of Genetics, 47, 187–208.</w:t>
-            </w:r>
-          </w:p>
-          <w:p>
-            <w:pPr>
-              <w:widowControl/>
-              <w:numPr>
-                <w:ilvl w:val="0"/>
-                <w:numId w:val="2"/>
-              </w:numPr>
-              <w:spacing w:line="360" w:lineRule="auto"/>
-              <w:ind w:left="425" w:leftChars="0" w:hanging="425" w:firstLineChars="0"/>
-              <w:jc w:val="left"/>
-              <w:rPr>
-                <w:rFonts w:hint="eastAsia" w:asciiTheme="minorHAnsi" w:hAnsiTheme="minorHAnsi" w:eastAsiaTheme="minorEastAsia" w:cstheme="minorBidi"/>
-                <w:kern w:val="0"/>
-                <w:sz w:val="24"/>
-                <w:szCs w:val="24"/>
-                <w:lang w:val="en-US" w:eastAsia="zh-CN" w:bidi="ar"/>
-              </w:rPr>
-            </w:pPr>
-            <w:r>
-              <w:rPr>
-                <w:rFonts w:hint="eastAsia" w:asciiTheme="minorHAnsi" w:hAnsiTheme="minorHAnsi" w:eastAsiaTheme="minorEastAsia" w:cstheme="minorBidi"/>
-                <w:kern w:val="0"/>
-                <w:sz w:val="24"/>
-                <w:szCs w:val="24"/>
-                <w:lang w:val="en-US" w:eastAsia="zh-CN" w:bidi="ar"/>
-              </w:rPr>
-              <w:t>杨欢,沈鑫,丁梦秋,等.结实期高温胁迫对糯玉米子粒发育和内源激素含量的影响[J].玉米科学,2017,25(02):55-60+67.</w:t>
-            </w:r>
-          </w:p>
-          <w:p>
-            <w:pPr>
-              <w:widowControl w:val="0"/>
-              <w:numPr>
-                <w:ilvl w:val="0"/>
-                <w:numId w:val="2"/>
-              </w:numPr>
-              <w:spacing w:line="360" w:lineRule="auto"/>
-              <w:ind w:left="425" w:leftChars="0" w:hanging="425" w:firstLineChars="0"/>
-              <w:jc w:val="both"/>
-              <w:rPr>
-                <w:rFonts w:hint="eastAsia" w:asciiTheme="minorHAnsi" w:hAnsiTheme="minorHAnsi" w:eastAsiaTheme="minorEastAsia" w:cstheme="minorBidi"/>
-                <w:kern w:val="0"/>
-                <w:sz w:val="24"/>
-                <w:szCs w:val="24"/>
-                <w:lang w:val="en-US" w:eastAsia="zh-CN" w:bidi="ar"/>
-              </w:rPr>
-            </w:pPr>
-            <w:r>
-              <w:rPr>
-                <w:rFonts w:hint="eastAsia" w:asciiTheme="minorHAnsi" w:hAnsiTheme="minorHAnsi" w:eastAsiaTheme="minorEastAsia" w:cstheme="minorBidi"/>
-                <w:kern w:val="0"/>
-                <w:sz w:val="24"/>
-                <w:szCs w:val="24"/>
-                <w:lang w:val="en-US" w:eastAsia="zh-CN" w:bidi="ar"/>
-              </w:rPr>
-              <w:t>刘坚,李晚忱.甜、糯玉米的分子机理【J】.玉米科学,2005,(02):60-63.</w:t>
-            </w:r>
-          </w:p>
-          <w:p>
-            <w:pPr>
-              <w:widowControl w:val="0"/>
-              <w:numPr>
-                <w:ilvl w:val="0"/>
-                <w:numId w:val="2"/>
-              </w:numPr>
-              <w:spacing w:line="360" w:lineRule="auto"/>
-              <w:ind w:left="425" w:leftChars="0" w:hanging="425" w:firstLineChars="0"/>
-              <w:jc w:val="both"/>
-              <w:rPr>
-                <w:rFonts w:hint="eastAsia" w:asciiTheme="minorHAnsi" w:hAnsiTheme="minorHAnsi" w:eastAsiaTheme="minorEastAsia" w:cstheme="minorBidi"/>
-                <w:kern w:val="0"/>
-                <w:sz w:val="24"/>
-                <w:szCs w:val="24"/>
-                <w:lang w:val="en-US" w:eastAsia="zh-CN" w:bidi="ar"/>
-              </w:rPr>
-            </w:pPr>
-            <w:r>
-              <w:rPr>
-                <w:rFonts w:hint="eastAsia" w:asciiTheme="minorHAnsi" w:hAnsiTheme="minorHAnsi" w:eastAsiaTheme="minorEastAsia" w:cstheme="minorBidi"/>
-                <w:kern w:val="0"/>
-                <w:sz w:val="24"/>
-                <w:szCs w:val="24"/>
-                <w:lang w:val="en-US" w:eastAsia="zh-CN" w:bidi="ar"/>
-              </w:rPr>
-              <w:t>芮鹏环,韩坤龙,王长进,李文阳,.灌浆期高温对玉米叶片抗氧化酶活性及渗透调节物质的影响【J】.江苏农业科学,2018,(24):82-84.</w:t>
-            </w:r>
-          </w:p>
-          <w:p>
-            <w:pPr>
-              <w:widowControl w:val="0"/>
-              <w:numPr>
-                <w:ilvl w:val="0"/>
-                <w:numId w:val="2"/>
-              </w:numPr>
-              <w:spacing w:line="360" w:lineRule="auto"/>
-              <w:ind w:left="425" w:leftChars="0" w:hanging="425" w:firstLineChars="0"/>
-              <w:jc w:val="both"/>
-              <w:rPr>
-                <w:rFonts w:hint="eastAsia" w:asciiTheme="minorHAnsi" w:hAnsiTheme="minorHAnsi" w:eastAsiaTheme="minorEastAsia" w:cstheme="minorBidi"/>
-                <w:kern w:val="0"/>
-                <w:sz w:val="24"/>
-                <w:szCs w:val="24"/>
-                <w:lang w:val="en-US" w:eastAsia="zh-CN" w:bidi="ar"/>
-              </w:rPr>
-            </w:pPr>
-            <w:r>
-              <w:rPr>
-                <w:rFonts w:hint="eastAsia" w:asciiTheme="minorHAnsi" w:hAnsiTheme="minorHAnsi" w:eastAsiaTheme="minorEastAsia" w:cstheme="minorBidi"/>
-                <w:kern w:val="0"/>
-                <w:sz w:val="24"/>
-                <w:szCs w:val="24"/>
-                <w:lang w:val="en-US" w:eastAsia="zh-CN" w:bidi="ar"/>
-              </w:rPr>
-              <w:t>刘晓龙,叶世河,廖俊婕,骆依菲,龙莎,廖婧芃,钟歆,谢菲,谢子怡,曾鹏,胡永轩,徐晨,.灌浆初期高温胁迫对水稻籽粒活性氧积累及产量形成的影响【J】.西北农林科技大学学报(自然科学版),2024,(05):33-47.</w:t>
-            </w:r>
-          </w:p>
-          <w:p>
+            </w:pPr>
+            <w:r>
+              <w:t/>
+            </w:r>
+          </w:p>
+          <w:p ns2:paraId="14679E21">
             <w:pPr>
               <w:spacing w:before="156" w:beforeLines="50" w:line="360" w:lineRule="auto"/>
               <w:ind w:right="420" w:rightChars="200"/>
@@ -2678,7 +2441,7 @@
               <w:t>二、研究内容和目标（包括具体研究内容、研究目标和效果、拟解决的关键问题。）</w:t>
             </w:r>
           </w:p>
-          <w:p>
+          <w:p ns2:paraId="73590BDE">
             <w:pPr>
               <w:spacing w:line="360" w:lineRule="auto"/>
               <w:rPr>
@@ -2704,7 +2467,7 @@
               <w:t>具体研究内容</w:t>
             </w:r>
           </w:p>
-          <w:p>
+          <w:p ns2:paraId="07CED54B">
             <w:pPr>
               <w:spacing w:line="360" w:lineRule="auto"/>
               <w:rPr>
@@ -2745,7 +2508,7 @@
               <w:t>高温胁迫下甜玉米籽粒发育的关键窗口期的判断：</w:t>
             </w:r>
           </w:p>
-          <w:p>
+          <w:p ns2:paraId="4486EBC6">
             <w:pPr>
               <w:spacing w:line="360" w:lineRule="auto"/>
               <w:ind w:firstLine="420" w:firstLineChars="200"/>
@@ -2792,7 +2555,7 @@
               <w:t xml:space="preserve"> 浙甜922）差异。</w:t>
             </w:r>
           </w:p>
-          <w:p>
+          <w:p ns2:paraId="38BDF97F">
             <w:pPr>
               <w:spacing w:line="360" w:lineRule="auto"/>
               <w:rPr>
@@ -2833,7 +2596,7 @@
               <w:t>高温胁迫下甜玉米籽粒发育的生理响应机制解析：</w:t>
             </w:r>
           </w:p>
-          <w:p>
+          <w:p ns2:paraId="1D31F7BB">
             <w:pPr>
               <w:numPr>
                 <w:ilvl w:val="0"/>
@@ -2854,7 +2617,7 @@
               <w:t>内源激素动态变化：测定高温下籽粒中ABA、IAA、ZR、GA的含量变化，分析激素平衡紊乱与籽粒败育及库容建成的关联。</w:t>
             </w:r>
           </w:p>
-          <w:p>
+          <w:p ns2:paraId="79FC6FD4">
             <w:pPr>
               <w:numPr>
                 <w:ilvl w:val="0"/>
@@ -2875,7 +2638,7 @@
               <w:t>抗氧化系统与氧化损伤：测定SOD、POD、CAT等抗氧化酶活性及MDA含量，评估ROS代谢稳态，比较品种间耐氧化胁迫能力。</w:t>
             </w:r>
           </w:p>
-          <w:p>
+          <w:p ns2:paraId="29D93670">
             <w:pPr>
               <w:numPr>
                 <w:ilvl w:val="0"/>
@@ -2896,7 +2659,7 @@
               <w:t>淀粉合成关键酶活性及糖分变化：测定AGPase、SSS、SBE等关键酶活性，分析籽粒中糖分（蔗糖、葡萄糖、水溶性多糖）和淀粉含量的动态变化，揭示高温对甜玉米品质形成的直接影响。</w:t>
             </w:r>
           </w:p>
-          <w:p>
+          <w:p ns2:paraId="257A47BC">
             <w:pPr>
               <w:numPr>
                 <w:ilvl w:val="0"/>
@@ -2917,7 +2680,7 @@
               <w:t>高温胁迫的分子响应初探：利用qPCR技术，分析热激转录因子（HSFs）及淀粉合成关键基因（如sul, AGPase, SSS, SBEIIb）在高温胁迫下的表达模式，初步探索miRNA（如miR398）可能介导的调控途径在甜玉米热应激反应中的作用。</w:t>
             </w:r>
           </w:p>
-          <w:p>
+          <w:p ns2:paraId="4F4E802F">
             <w:pPr>
               <w:spacing w:line="360" w:lineRule="auto"/>
               <w:rPr>
@@ -2933,7 +2696,7 @@
               <w:t>甜玉米耐热性评价体系的建立：综合籽粒结实率、胚乳细胞数、激素水平、抗氧化能力、淀粉合成酶活性构建一套适用于甜玉米的耐热性综合评价体系。</w:t>
             </w:r>
           </w:p>
-          <w:p>
+          <w:p ns2:paraId="07184BD7">
             <w:pPr>
               <w:spacing w:before="156" w:beforeLines="50" w:line="360" w:lineRule="auto"/>
               <w:ind w:right="420" w:rightChars="200" w:firstLine="105" w:firstLineChars="50"/>
@@ -2961,7 +2724,7 @@
               <w:t>研究目标和效果</w:t>
             </w:r>
           </w:p>
-          <w:p>
+          <w:p ns2:paraId="10028996">
             <w:pPr>
               <w:numPr>
                 <w:ilvl w:val="0"/>
@@ -2982,7 +2745,7 @@
               <w:t>揭示灌浆期高温导致甜玉米籽粒败育（特别是第一期败育）的生理阈值与确切关键窗口期。</w:t>
             </w:r>
           </w:p>
-          <w:p>
+          <w:p ns2:paraId="6BCBF19B">
             <w:pPr>
               <w:numPr>
                 <w:ilvl w:val="0"/>
@@ -3003,7 +2766,7 @@
               <w:t>阐明高温胁迫通过干扰激素平衡、引发ROS爆发、抑制淀粉合成酶活性，进而影响甜玉米籽粒库容建成和品质形成的生理生化路径。</w:t>
             </w:r>
           </w:p>
-          <w:p>
+          <w:p ns2:paraId="10184522">
             <w:pPr>
               <w:numPr>
                 <w:ilvl w:val="0"/>
@@ -3024,7 +2787,7 @@
               <w:t>初步揭示甜玉米响应灌浆期高温的分子调控网络，筛选关键响应基因。</w:t>
             </w:r>
           </w:p>
-          <w:p>
+          <w:p ns2:paraId="149EA8DA">
             <w:pPr>
               <w:numPr>
                 <w:ilvl w:val="0"/>
@@ -3045,7 +2808,7 @@
               <w:t>建立一套结合产量与品质指标的甜玉米耐热性评价技术规范，为耐热育种提供理论依据和筛选指标。</w:t>
             </w:r>
           </w:p>
-          <w:p>
+          <w:p ns2:paraId="5CF71DC8">
             <w:pPr>
               <w:numPr>
                 <w:ilvl w:val="0"/>
@@ -3069,7 +2832,7 @@
               <w:t>拟解决的关键问题</w:t>
             </w:r>
           </w:p>
-          <w:p>
+          <w:p ns2:paraId="66C48927">
             <w:pPr>
               <w:numPr>
                 <w:ilvl w:val="0"/>
@@ -3092,7 +2855,7 @@
               <w:t>甜玉米籽粒对灌浆期高温胁迫的敏感时期与败育类型判定问题</w:t>
             </w:r>
           </w:p>
-          <w:p>
+          <w:p ns2:paraId="4DE7593B">
             <w:pPr>
               <w:numPr>
                 <w:ilvl w:val="0"/>
@@ -3113,7 +2876,7 @@
               <w:t>普通玉米研究虽指出授粉后初期为关键窗口，但甜玉米因其独特的糖分代谢模式（sul基因突变），其籽粒发育的时空动态和对高温的响应阈值可能具有特殊性。本研究需通过精细的时间梯度处理，精确界定导致甜玉米产生不可逆败育（尤其是形成膜泡状秕粒的第一期败育）的高温胁迫临界期，并明确其败育的主要类型。</w:t>
             </w:r>
           </w:p>
-          <w:p>
+          <w:p ns2:paraId="3170BC8F">
             <w:pPr>
               <w:numPr>
                 <w:ilvl w:val="0"/>
@@ -3153,7 +2916,7 @@
               <w:t xml:space="preserve"> </w:t>
             </w:r>
           </w:p>
-          <w:p>
+          <w:p ns2:paraId="67CFF78F">
             <w:pPr>
               <w:numPr>
                 <w:ilvl w:val="0"/>
@@ -3174,7 +2937,7 @@
               <w:t>甜玉米的“库”强度不仅取决于胚乳细胞数目，更与糖分积累和转化效率直接相关。高温如何通过干扰内源激素平衡（如ABA/GA比值）、引发氧化应激（ROS爆发）、并最终特异性抑制淀粉合成关键酶（AGPase, SSS, SBE）的活性，从而导致“库”功能衰竭和品质劣变（甜度下降、质地改变），是亟待串联阐明的核心生理路径。</w:t>
             </w:r>
           </w:p>
-          <w:p>
+          <w:p ns2:paraId="2931475A">
             <w:pPr>
               <w:numPr>
                 <w:ilvl w:val="0"/>
@@ -3188,7 +2951,7 @@
               </w:rPr>
             </w:pPr>
           </w:p>
-          <w:p>
+          <w:p ns2:paraId="574B80A7">
             <w:pPr>
               <w:spacing w:line="360" w:lineRule="auto"/>
               <w:ind w:right="420" w:rightChars="200"/>
@@ -3209,7 +2972,7 @@
               <w:t>三、研究方案设计及可行性分析（包括研究方法、技术路线、理论分析、实验方法和步骤，可行性分析）</w:t>
             </w:r>
           </w:p>
-          <w:p>
+          <w:p ns2:paraId="2C17B098">
             <w:pPr>
               <w:widowControl w:val="0"/>
               <w:numPr>
@@ -3242,7 +3005,7 @@
               <w:t>技术路线</w:t>
             </w:r>
           </w:p>
-          <w:p>
+          <w:p ns2:paraId="416E4A57">
             <w:pPr>
               <w:numPr>
                 <w:ilvl w:val="0"/>
@@ -3261,7 +3024,7 @@
       </w:tr>
       <w:bookmarkEnd w:id="0"/>
     </w:tbl>
-    <w:p>
+    <w:p ns2:paraId="76F5BE2D">
       <w:pPr>
         <w:widowControl/>
         <w:jc w:val="left"/>
@@ -3296,7 +3059,7 @@
       <w:tblGrid>
         <w:gridCol w:w="9667"/>
       </w:tblGrid>
-      <w:tr>
+      <w:tr ns2:paraId="1DF68B82">
         <w:tblPrEx>
           <w:tblBorders>
             <w:top w:val="single" w:color="auto" w:sz="12" w:space="0"/>
@@ -3325,7 +3088,7 @@
               <w:bottom w:val="single" w:color="auto" w:sz="12" w:space="0"/>
             </w:tcBorders>
           </w:tcPr>
-          <w:p>
+          <w:p ns2:paraId="0492548B">
             <w:pPr>
               <w:widowControl w:val="0"/>
               <w:numPr>
@@ -3347,7 +3110,7 @@
             </w:pPr>
             <w:bookmarkStart w:id="1" w:name="_Hlk137306443"/>
           </w:p>
-          <w:p>
+          <w:p ns2:paraId="018619D7">
             <w:pPr>
               <w:widowControl w:val="0"/>
               <w:numPr>
@@ -3375,7 +3138,7 @@
               <w:t>研究方法</w:t>
             </w:r>
           </w:p>
-          <w:p>
+          <w:p ns2:paraId="74C324FF">
             <w:pPr>
               <w:widowControl w:val="0"/>
               <w:numPr>
@@ -3426,7 +3189,7 @@
               <w:t>采用人工统一授粉方式。</w:t>
             </w:r>
           </w:p>
-          <w:p>
+          <w:p ns2:paraId="2A366BFD">
             <w:pPr>
               <w:widowControl w:val="0"/>
               <w:numPr>
@@ -3467,7 +3230,7 @@
               <w:t>灌浆期高温对甜玉米籽粒影响的机制探究</w:t>
             </w:r>
           </w:p>
-          <w:p>
+          <w:p ns2:paraId="67789CE6">
             <w:pPr>
               <w:widowControl w:val="0"/>
               <w:numPr>
@@ -3582,7 +3345,7 @@
               <w:t>不同的处理组，粤甜和浙甜每个处理种植6盆，B73每个处理种植3盆。（为防止因天气因素导致玉米死掉，按25％损耗加种），授粉时间统一在吐丝后5d，高温处理统一在授粉后3d开始进行：</w:t>
             </w:r>
           </w:p>
-          <w:p>
+          <w:p ns2:paraId="542A213F">
             <w:pPr>
               <w:widowControl w:val="0"/>
               <w:numPr>
@@ -3623,7 +3386,7 @@
               <w:t>的处理时长：授粉后3d-8d（DAP3-8）授粉后8d-13d（DAP8-13）；授粉后13d-18d（DAP13-18）；授粉后18d-23d（DAP18-23）；</w:t>
             </w:r>
           </w:p>
-          <w:p>
+          <w:p ns2:paraId="64263114">
             <w:pPr>
               <w:widowControl w:val="0"/>
               <w:numPr>
@@ -3654,7 +3417,7 @@
               <w:t>10d的处理时长：授粉后3d-13d（DAP3-13）；授粉后8d-18d（DAP8-13）；授粉后13d-23d（DAP13-23）</w:t>
             </w:r>
           </w:p>
-          <w:p>
+          <w:p ns2:paraId="2555D1C2">
             <w:pPr>
               <w:widowControl w:val="0"/>
               <w:numPr>
@@ -3692,16 +3455,16 @@
                 <w:sz w:val="24"/>
                 <w:szCs w:val="24"/>
                 <w:lang w:val="en-US" w:bidi="zh-CN"/>
-                <w14:textFill>
-                  <w14:solidFill>
-                    <w14:schemeClr w14:val="accent6"/>
-                  </w14:solidFill>
-                </w14:textFill>
+                <ns2:textFill>
+                  <ns2:solidFill>
+                    <ns2:schemeClr ns2:val="accent6"/>
+                  </ns2:solidFill>
+                </ns2:textFill>
               </w:rPr>
               <w:t>CK</w:t>
             </w:r>
           </w:p>
-          <w:p>
+          <w:p ns2:paraId="7F226425">
             <w:pPr>
               <w:widowControl w:val="0"/>
               <w:numPr>
@@ -3761,7 +3524,7 @@
               <w:gridCol w:w="1206"/>
               <w:gridCol w:w="1096"/>
             </w:tblGrid>
-            <w:tr>
+            <w:tr ns2:paraId="4180B12C">
               <w:tblPrEx>
                 <w:tblBorders>
                   <w:top w:val="none" w:color="auto" w:sz="0" w:space="0"/>
@@ -3794,7 +3557,7 @@
                   <w:noWrap/>
                   <w:vAlign w:val="center"/>
                 </w:tcPr>
-                <w:p>
+                <w:p ns2:paraId="3F88206A">
                   <w:pPr>
                     <w:keepNext w:val="0"/>
                     <w:keepLines w:val="0"/>
@@ -3841,7 +3604,7 @@
                   <w:noWrap/>
                   <w:vAlign w:val="center"/>
                 </w:tcPr>
-                <w:p>
+                <w:p ns2:paraId="40742C91">
                   <w:pPr>
                     <w:keepNext w:val="0"/>
                     <w:keepLines w:val="0"/>
@@ -3888,7 +3651,7 @@
                   <w:noWrap/>
                   <w:vAlign w:val="center"/>
                 </w:tcPr>
-                <w:p>
+                <w:p ns2:paraId="2D3AE756">
                   <w:pPr>
                     <w:keepNext w:val="0"/>
                     <w:keepLines w:val="0"/>
@@ -3923,7 +3686,7 @@
                 </w:p>
               </w:tc>
             </w:tr>
-            <w:tr>
+            <w:tr ns2:paraId="023D0033">
               <w:tblPrEx>
                 <w:tblBorders>
                   <w:top w:val="none" w:color="auto" w:sz="0" w:space="0"/>
@@ -3956,7 +3719,7 @@
                   <w:noWrap/>
                   <w:vAlign w:val="center"/>
                 </w:tcPr>
-                <w:p>
+                <w:p ns2:paraId="565EFCAA">
                   <w:pPr>
                     <w:keepNext w:val="0"/>
                     <w:keepLines w:val="0"/>
@@ -4003,7 +3766,7 @@
                   <w:noWrap/>
                   <w:vAlign w:val="center"/>
                 </w:tcPr>
-                <w:p>
+                <w:p ns2:paraId="32DD0F10">
                   <w:pPr>
                     <w:keepNext w:val="0"/>
                     <w:keepLines w:val="0"/>
@@ -4050,7 +3813,7 @@
                   <w:noWrap/>
                   <w:vAlign w:val="center"/>
                 </w:tcPr>
-                <w:p>
+                <w:p ns2:paraId="7B62543D">
                   <w:pPr>
                     <w:keepNext w:val="0"/>
                     <w:keepLines w:val="0"/>
@@ -4114,7 +3877,7 @@
               </w:tc>
             </w:tr>
           </w:tbl>
-          <w:p>
+          <w:p ns2:paraId="45F9CF56">
             <w:pPr>
               <w:widowControl w:val="0"/>
               <w:numPr>
@@ -4136,7 +3899,7 @@
               </w:rPr>
             </w:pPr>
           </w:p>
-          <w:p>
+          <w:p ns2:paraId="6DAF5846">
             <w:pPr>
               <w:widowControl w:val="0"/>
               <w:numPr>
@@ -4177,7 +3940,7 @@
               <w:t>温度表如下表，期间使用温度计对温室温度进行实时监测。对每个处理进行实时观测植株状态和籽粒结实情况。植株做完处理后，拖回农场进行后续生长，保证收获时长一致（统一在授粉后23d），期间正常进行大田管理。</w:t>
             </w:r>
           </w:p>
-          <w:p>
+          <w:p ns2:paraId="59877BF2">
             <w:pPr>
               <w:numPr>
                 <w:ilvl w:val="0"/>
@@ -4231,7 +3994,7 @@
               <w:gridCol w:w="906"/>
               <w:gridCol w:w="1868"/>
             </w:tblGrid>
-            <w:tr>
+            <w:tr ns2:paraId="1EA559DC">
               <w:tblPrEx>
                 <w:tblBorders>
                   <w:top w:val="single" w:color="000000" w:sz="8" w:space="0"/>
@@ -4260,7 +4023,7 @@
                   <w:noWrap/>
                   <w:vAlign w:val="bottom"/>
                 </w:tcPr>
-                <w:p>
+                <w:p ns2:paraId="3C41E22F">
                   <w:pPr>
                     <w:numPr>
                       <w:ilvl w:val="0"/>
@@ -4288,7 +4051,7 @@
                 </w:p>
               </w:tc>
             </w:tr>
-            <w:tr>
+            <w:tr ns2:paraId="56FE7D4E">
               <w:tblPrEx>
                 <w:tblBorders>
                   <w:top w:val="single" w:color="000000" w:sz="8" w:space="0"/>
@@ -4316,7 +4079,7 @@
                   <w:noWrap/>
                   <w:vAlign w:val="bottom"/>
                 </w:tcPr>
-                <w:p>
+                <w:p ns2:paraId="2E56343A">
                   <w:pPr>
                     <w:numPr>
                       <w:ilvl w:val="0"/>
@@ -4344,7 +4107,7 @@
                 </w:p>
               </w:tc>
             </w:tr>
-            <w:tr>
+            <w:tr ns2:paraId="5212F1EC">
               <w:tblPrEx>
                 <w:tblBorders>
                   <w:top w:val="single" w:color="000000" w:sz="8" w:space="0"/>
@@ -4371,7 +4134,7 @@
                   <w:noWrap/>
                   <w:vAlign w:val="bottom"/>
                 </w:tcPr>
-                <w:p>
+                <w:p ns2:paraId="5C959F0C">
                   <w:pPr>
                     <w:numPr>
                       <w:ilvl w:val="0"/>
@@ -4405,7 +4168,7 @@
                   <w:noWrap/>
                   <w:vAlign w:val="bottom"/>
                 </w:tcPr>
-                <w:p>
+                <w:p ns2:paraId="00557C68">
                   <w:pPr>
                     <w:numPr>
                       <w:ilvl w:val="0"/>
@@ -4439,7 +4202,7 @@
                   <w:noWrap/>
                   <w:vAlign w:val="bottom"/>
                 </w:tcPr>
-                <w:p>
+                <w:p ns2:paraId="5366DF2A">
                   <w:pPr>
                     <w:numPr>
                       <w:ilvl w:val="0"/>
@@ -4473,7 +4236,7 @@
                   <w:noWrap/>
                   <w:vAlign w:val="bottom"/>
                 </w:tcPr>
-                <w:p>
+                <w:p ns2:paraId="3063C656">
                   <w:pPr>
                     <w:numPr>
                       <w:ilvl w:val="0"/>
@@ -4501,7 +4264,7 @@
                 </w:p>
               </w:tc>
             </w:tr>
-            <w:tr>
+            <w:tr ns2:paraId="10F08FAB">
               <w:tblPrEx>
                 <w:tblBorders>
                   <w:top w:val="single" w:color="000000" w:sz="8" w:space="0"/>
@@ -4528,7 +4291,7 @@
                   <w:noWrap/>
                   <w:vAlign w:val="center"/>
                 </w:tcPr>
-                <w:p>
+                <w:p ns2:paraId="25EFDF38">
                   <w:pPr>
                     <w:numPr>
                       <w:ilvl w:val="0"/>
@@ -4562,7 +4325,7 @@
                   <w:noWrap/>
                   <w:vAlign w:val="center"/>
                 </w:tcPr>
-                <w:p>
+                <w:p ns2:paraId="76CEFACE">
                   <w:pPr>
                     <w:numPr>
                       <w:ilvl w:val="0"/>
@@ -4596,7 +4359,7 @@
                   <w:noWrap/>
                   <w:vAlign w:val="center"/>
                 </w:tcPr>
-                <w:p>
+                <w:p ns2:paraId="347A8289">
                   <w:pPr>
                     <w:numPr>
                       <w:ilvl w:val="0"/>
@@ -4630,7 +4393,7 @@
                   <w:noWrap/>
                   <w:vAlign w:val="center"/>
                 </w:tcPr>
-                <w:p>
+                <w:p ns2:paraId="252509D5">
                   <w:pPr>
                     <w:numPr>
                       <w:ilvl w:val="0"/>
@@ -4658,7 +4421,7 @@
                 </w:p>
               </w:tc>
             </w:tr>
-            <w:tr>
+            <w:tr ns2:paraId="1C8C3DAF">
               <w:tblPrEx>
                 <w:tblBorders>
                   <w:top w:val="single" w:color="000000" w:sz="8" w:space="0"/>
@@ -4686,7 +4449,7 @@
                   <w:noWrap/>
                   <w:vAlign w:val="center"/>
                 </w:tcPr>
-                <w:p>
+                <w:p ns2:paraId="3998B18E">
                   <w:pPr>
                     <w:numPr>
                       <w:ilvl w:val="0"/>
@@ -4720,7 +4483,7 @@
                   <w:noWrap/>
                   <w:vAlign w:val="center"/>
                 </w:tcPr>
-                <w:p>
+                <w:p ns2:paraId="7B01815D">
                   <w:pPr>
                     <w:numPr>
                       <w:ilvl w:val="0"/>
@@ -4754,7 +4517,7 @@
                   <w:noWrap/>
                   <w:vAlign w:val="center"/>
                 </w:tcPr>
-                <w:p>
+                <w:p ns2:paraId="570B3F50">
                   <w:pPr>
                     <w:numPr>
                       <w:ilvl w:val="0"/>
@@ -4788,7 +4551,7 @@
                   <w:noWrap/>
                   <w:vAlign w:val="center"/>
                 </w:tcPr>
-                <w:p>
+                <w:p ns2:paraId="26255D5F">
                   <w:pPr>
                     <w:numPr>
                       <w:ilvl w:val="0"/>
@@ -4816,7 +4579,7 @@
                 </w:p>
               </w:tc>
             </w:tr>
-            <w:tr>
+            <w:tr ns2:paraId="69C253B9">
               <w:tblPrEx>
                 <w:tblBorders>
                   <w:top w:val="single" w:color="000000" w:sz="8" w:space="0"/>
@@ -4844,7 +4607,7 @@
                   <w:noWrap/>
                   <w:vAlign w:val="center"/>
                 </w:tcPr>
-                <w:p>
+                <w:p ns2:paraId="4139C3FE">
                   <w:pPr>
                     <w:numPr>
                       <w:ilvl w:val="0"/>
@@ -4878,7 +4641,7 @@
                   <w:noWrap/>
                   <w:vAlign w:val="center"/>
                 </w:tcPr>
-                <w:p>
+                <w:p ns2:paraId="1E0EAE7F">
                   <w:pPr>
                     <w:numPr>
                       <w:ilvl w:val="0"/>
@@ -4912,7 +4675,7 @@
                   <w:noWrap/>
                   <w:vAlign w:val="center"/>
                 </w:tcPr>
-                <w:p>
+                <w:p ns2:paraId="4AEF8150">
                   <w:pPr>
                     <w:numPr>
                       <w:ilvl w:val="0"/>
@@ -4946,7 +4709,7 @@
                   <w:noWrap/>
                   <w:vAlign w:val="center"/>
                 </w:tcPr>
-                <w:p>
+                <w:p ns2:paraId="407C3494">
                   <w:pPr>
                     <w:numPr>
                       <w:ilvl w:val="0"/>
@@ -4974,7 +4737,7 @@
                 </w:p>
               </w:tc>
             </w:tr>
-            <w:tr>
+            <w:tr ns2:paraId="294A25B8">
               <w:tblPrEx>
                 <w:tblBorders>
                   <w:top w:val="single" w:color="000000" w:sz="8" w:space="0"/>
@@ -5001,7 +4764,7 @@
                   <w:noWrap/>
                   <w:vAlign w:val="center"/>
                 </w:tcPr>
-                <w:p>
+                <w:p ns2:paraId="43FE76C3">
                   <w:pPr>
                     <w:numPr>
                       <w:ilvl w:val="0"/>
@@ -5035,7 +4798,7 @@
                   <w:noWrap/>
                   <w:vAlign w:val="center"/>
                 </w:tcPr>
-                <w:p>
+                <w:p ns2:paraId="450ED38D">
                   <w:pPr>
                     <w:numPr>
                       <w:ilvl w:val="0"/>
@@ -5069,7 +4832,7 @@
                   <w:noWrap/>
                   <w:vAlign w:val="center"/>
                 </w:tcPr>
-                <w:p>
+                <w:p ns2:paraId="3B016FC6">
                   <w:pPr>
                     <w:numPr>
                       <w:ilvl w:val="0"/>
@@ -5103,7 +4866,7 @@
                   <w:noWrap/>
                   <w:vAlign w:val="center"/>
                 </w:tcPr>
-                <w:p>
+                <w:p ns2:paraId="25061C72">
                   <w:pPr>
                     <w:numPr>
                       <w:ilvl w:val="0"/>
@@ -5131,7 +4894,7 @@
                 </w:p>
               </w:tc>
             </w:tr>
-            <w:tr>
+            <w:tr ns2:paraId="487F60BF">
               <w:tblPrEx>
                 <w:tblBorders>
                   <w:top w:val="single" w:color="000000" w:sz="8" w:space="0"/>
@@ -5158,7 +4921,7 @@
                   <w:noWrap/>
                   <w:vAlign w:val="center"/>
                 </w:tcPr>
-                <w:p>
+                <w:p ns2:paraId="2639A2A7">
                   <w:pPr>
                     <w:numPr>
                       <w:ilvl w:val="0"/>
@@ -5192,7 +4955,7 @@
                   <w:noWrap/>
                   <w:vAlign w:val="center"/>
                 </w:tcPr>
-                <w:p>
+                <w:p ns2:paraId="00E7316C">
                   <w:pPr>
                     <w:numPr>
                       <w:ilvl w:val="0"/>
@@ -5226,7 +4989,7 @@
                   <w:noWrap/>
                   <w:vAlign w:val="center"/>
                 </w:tcPr>
-                <w:p>
+                <w:p ns2:paraId="6DBD72D7">
                   <w:pPr>
                     <w:numPr>
                       <w:ilvl w:val="0"/>
@@ -5260,7 +5023,7 @@
                   <w:noWrap/>
                   <w:vAlign w:val="center"/>
                 </w:tcPr>
-                <w:p>
+                <w:p ns2:paraId="4EF821AD">
                   <w:pPr>
                     <w:numPr>
                       <w:ilvl w:val="0"/>
@@ -5288,7 +5051,7 @@
                 </w:p>
               </w:tc>
             </w:tr>
-            <w:tr>
+            <w:tr ns2:paraId="4852625A">
               <w:tblPrEx>
                 <w:tblBorders>
                   <w:top w:val="single" w:color="000000" w:sz="8" w:space="0"/>
@@ -5315,7 +5078,7 @@
                   <w:noWrap/>
                   <w:vAlign w:val="center"/>
                 </w:tcPr>
-                <w:p>
+                <w:p ns2:paraId="2F21F231">
                   <w:pPr>
                     <w:numPr>
                       <w:ilvl w:val="0"/>
@@ -5349,7 +5112,7 @@
                   <w:noWrap/>
                   <w:vAlign w:val="center"/>
                 </w:tcPr>
-                <w:p>
+                <w:p ns2:paraId="2422CC50">
                   <w:pPr>
                     <w:numPr>
                       <w:ilvl w:val="0"/>
@@ -5383,7 +5146,7 @@
                   <w:noWrap/>
                   <w:vAlign w:val="center"/>
                 </w:tcPr>
-                <w:p>
+                <w:p ns2:paraId="3BDA2CD7">
                   <w:pPr>
                     <w:numPr>
                       <w:ilvl w:val="0"/>
@@ -5417,7 +5180,7 @@
                   <w:noWrap/>
                   <w:vAlign w:val="center"/>
                 </w:tcPr>
-                <w:p>
+                <w:p ns2:paraId="113A342E">
                   <w:pPr>
                     <w:numPr>
                       <w:ilvl w:val="0"/>
@@ -5445,7 +5208,7 @@
                 </w:p>
               </w:tc>
             </w:tr>
-            <w:tr>
+            <w:tr ns2:paraId="0223D592">
               <w:tblPrEx>
                 <w:tblBorders>
                   <w:top w:val="single" w:color="000000" w:sz="8" w:space="0"/>
@@ -5473,7 +5236,7 @@
                   <w:noWrap/>
                   <w:vAlign w:val="center"/>
                 </w:tcPr>
-                <w:p>
+                <w:p ns2:paraId="70509050">
                   <w:pPr>
                     <w:numPr>
                       <w:ilvl w:val="0"/>
@@ -5507,7 +5270,7 @@
                   <w:noWrap/>
                   <w:vAlign w:val="center"/>
                 </w:tcPr>
-                <w:p>
+                <w:p ns2:paraId="0803F96F">
                   <w:pPr>
                     <w:numPr>
                       <w:ilvl w:val="0"/>
@@ -5541,7 +5304,7 @@
                   <w:noWrap/>
                   <w:vAlign w:val="center"/>
                 </w:tcPr>
-                <w:p>
+                <w:p ns2:paraId="5F1349B8">
                   <w:pPr>
                     <w:numPr>
                       <w:ilvl w:val="0"/>
@@ -5575,7 +5338,7 @@
                   <w:noWrap/>
                   <w:vAlign w:val="center"/>
                 </w:tcPr>
-                <w:p>
+                <w:p ns2:paraId="3BDB5F33">
                   <w:pPr>
                     <w:numPr>
                       <w:ilvl w:val="0"/>
@@ -5603,7 +5366,7 @@
                 </w:p>
               </w:tc>
             </w:tr>
-            <w:tr>
+            <w:tr ns2:paraId="21462FBF">
               <w:tblPrEx>
                 <w:tblBorders>
                   <w:top w:val="single" w:color="000000" w:sz="8" w:space="0"/>
@@ -5630,7 +5393,7 @@
                   <w:noWrap/>
                   <w:vAlign w:val="center"/>
                 </w:tcPr>
-                <w:p>
+                <w:p ns2:paraId="73FB65AF">
                   <w:pPr>
                     <w:numPr>
                       <w:ilvl w:val="0"/>
@@ -5664,7 +5427,7 @@
                   <w:noWrap/>
                   <w:vAlign w:val="center"/>
                 </w:tcPr>
-                <w:p>
+                <w:p ns2:paraId="62876EFA">
                   <w:pPr>
                     <w:numPr>
                       <w:ilvl w:val="0"/>
@@ -5698,7 +5461,7 @@
                   <w:noWrap/>
                   <w:vAlign w:val="center"/>
                 </w:tcPr>
-                <w:p>
+                <w:p ns2:paraId="77083A53">
                   <w:pPr>
                     <w:numPr>
                       <w:ilvl w:val="0"/>
@@ -5732,7 +5495,7 @@
                   <w:noWrap/>
                   <w:vAlign w:val="center"/>
                 </w:tcPr>
-                <w:p>
+                <w:p ns2:paraId="7E29DE80">
                   <w:pPr>
                     <w:numPr>
                       <w:ilvl w:val="0"/>
@@ -5760,7 +5523,7 @@
                 </w:p>
               </w:tc>
             </w:tr>
-            <w:tr>
+            <w:tr ns2:paraId="41E41A32">
               <w:tblPrEx>
                 <w:tblBorders>
                   <w:top w:val="single" w:color="000000" w:sz="8" w:space="0"/>
@@ -5787,7 +5550,7 @@
                   <w:noWrap/>
                   <w:vAlign w:val="center"/>
                 </w:tcPr>
-                <w:p>
+                <w:p ns2:paraId="17EBA884">
                   <w:pPr>
                     <w:numPr>
                       <w:ilvl w:val="0"/>
@@ -5821,7 +5584,7 @@
                   <w:noWrap/>
                   <w:vAlign w:val="center"/>
                 </w:tcPr>
-                <w:p>
+                <w:p ns2:paraId="7A9E8A6D">
                   <w:pPr>
                     <w:numPr>
                       <w:ilvl w:val="0"/>
@@ -5855,7 +5618,7 @@
                   <w:noWrap/>
                   <w:vAlign w:val="center"/>
                 </w:tcPr>
-                <w:p>
+                <w:p ns2:paraId="5154F254">
                   <w:pPr>
                     <w:numPr>
                       <w:ilvl w:val="0"/>
@@ -5889,7 +5652,7 @@
                   <w:noWrap/>
                   <w:vAlign w:val="center"/>
                 </w:tcPr>
-                <w:p>
+                <w:p ns2:paraId="74B29A56">
                   <w:pPr>
                     <w:numPr>
                       <w:ilvl w:val="0"/>
@@ -5917,7 +5680,7 @@
                 </w:p>
               </w:tc>
             </w:tr>
-            <w:tr>
+            <w:tr ns2:paraId="13F88F7B">
               <w:tblPrEx>
                 <w:tblBorders>
                   <w:top w:val="single" w:color="000000" w:sz="8" w:space="0"/>
@@ -5944,7 +5707,7 @@
                   <w:noWrap/>
                   <w:vAlign w:val="center"/>
                 </w:tcPr>
-                <w:p>
+                <w:p ns2:paraId="79B0F059">
                   <w:pPr>
                     <w:numPr>
                       <w:ilvl w:val="0"/>
@@ -5978,7 +5741,7 @@
                   <w:noWrap/>
                   <w:vAlign w:val="center"/>
                 </w:tcPr>
-                <w:p>
+                <w:p ns2:paraId="7279EC7C">
                   <w:pPr>
                     <w:numPr>
                       <w:ilvl w:val="0"/>
@@ -6012,7 +5775,7 @@
                   <w:noWrap/>
                   <w:vAlign w:val="center"/>
                 </w:tcPr>
-                <w:p>
+                <w:p ns2:paraId="55E159FE">
                   <w:pPr>
                     <w:numPr>
                       <w:ilvl w:val="0"/>
@@ -6046,7 +5809,7 @@
                   <w:noWrap/>
                   <w:vAlign w:val="center"/>
                 </w:tcPr>
-                <w:p>
+                <w:p ns2:paraId="7BBCB84A">
                   <w:pPr>
                     <w:numPr>
                       <w:ilvl w:val="0"/>
@@ -6075,7 +5838,7 @@
               </w:tc>
             </w:tr>
           </w:tbl>
-          <w:p>
+          <w:p ns2:paraId="13722B60">
             <w:pPr>
               <w:numPr>
                 <w:ilvl w:val="0"/>
@@ -6127,7 +5890,7 @@
               <w:gridCol w:w="1151"/>
               <w:gridCol w:w="1151"/>
             </w:tblGrid>
-            <w:tr>
+            <w:tr ns2:paraId="11396BD2">
               <w:tblPrEx>
                 <w:tblBorders>
                   <w:top w:val="none" w:color="auto" w:sz="0" w:space="0"/>
@@ -6161,7 +5924,7 @@
                   <w:noWrap/>
                   <w:vAlign w:val="center"/>
                 </w:tcPr>
-                <w:p>
+                <w:p ns2:paraId="5FA596D3">
                   <w:pPr>
                     <w:keepNext w:val="0"/>
                     <w:keepLines w:val="0"/>
@@ -6208,7 +5971,7 @@
                   <w:noWrap/>
                   <w:vAlign w:val="center"/>
                 </w:tcPr>
-                <w:p>
+                <w:p ns2:paraId="237A666C">
                   <w:pPr>
                     <w:keepNext w:val="0"/>
                     <w:keepLines w:val="0"/>
@@ -6243,7 +6006,7 @@
                 </w:p>
               </w:tc>
             </w:tr>
-            <w:tr>
+            <w:tr ns2:paraId="077FCBCA">
               <w:tblPrEx>
                 <w:tblBorders>
                   <w:top w:val="none" w:color="auto" w:sz="0" w:space="0"/>
@@ -6277,7 +6040,7 @@
                   <w:noWrap/>
                   <w:vAlign w:val="center"/>
                 </w:tcPr>
-                <w:p>
+                <w:p ns2:paraId="5E666814">
                   <w:pPr>
                     <w:keepNext w:val="0"/>
                     <w:keepLines w:val="0"/>
@@ -6324,7 +6087,7 @@
                   <w:noWrap/>
                   <w:vAlign w:val="center"/>
                 </w:tcPr>
-                <w:p>
+                <w:p ns2:paraId="275DBAA1">
                   <w:pPr>
                     <w:keepNext w:val="0"/>
                     <w:keepLines w:val="0"/>
@@ -6360,7 +6123,7 @@
               </w:tc>
             </w:tr>
           </w:tbl>
-          <w:p>
+          <w:p ns2:paraId="03EF3912">
             <w:pPr>
               <w:numPr>
                 <w:ilvl w:val="0"/>
@@ -6386,7 +6149,7 @@
               <w:t>预计处理时间：5月中旬（5月15日前后）</w:t>
             </w:r>
           </w:p>
-          <w:p>
+          <w:p ns2:paraId="1BC9F67A">
             <w:pPr>
               <w:numPr>
                 <w:ilvl w:val="0"/>
@@ -6412,7 +6175,7 @@
               <w:t>预计收获时间：6月上旬（6月10日前后）</w:t>
             </w:r>
           </w:p>
-          <w:p>
+          <w:p ns2:paraId="058ED802">
             <w:pPr>
               <w:numPr>
                 <w:ilvl w:val="0"/>
@@ -6429,7 +6192,7 @@
               </w:rPr>
             </w:pPr>
           </w:p>
-          <w:p>
+          <w:p ns2:paraId="1E0777B7">
             <w:pPr>
               <w:numPr>
                 <w:ilvl w:val="0"/>
@@ -6455,7 +6218,7 @@
               <w:t>预期试验结果：</w:t>
             </w:r>
           </w:p>
-          <w:p>
+          <w:p ns2:paraId="79C05CAA">
             <w:pPr>
               <w:numPr>
                 <w:ilvl w:val="0"/>
@@ -6510,7 +6273,7 @@
               <w:gridCol w:w="3641"/>
               <w:gridCol w:w="3734"/>
             </w:tblGrid>
-            <w:tr>
+            <w:tr ns2:paraId="339511A8">
               <w:tblPrEx>
                 <w:tblBorders>
                   <w:top w:val="single" w:color="auto" w:sz="4" w:space="0"/>
@@ -6542,7 +6305,7 @@
                   <w:noWrap/>
                   <w:vAlign w:val="center"/>
                 </w:tcPr>
-                <w:p>
+                <w:p ns2:paraId="118AAC12">
                   <w:pPr>
                     <w:keepNext w:val="0"/>
                     <w:keepLines w:val="0"/>
@@ -6604,7 +6367,7 @@
                   <w:noWrap/>
                   <w:vAlign w:val="center"/>
                 </w:tcPr>
-                <w:p>
+                <w:p ns2:paraId="3A47E038">
                   <w:pPr>
                     <w:keepNext w:val="0"/>
                     <w:keepLines w:val="0"/>
@@ -6664,7 +6427,7 @@
                   <w:noWrap/>
                   <w:vAlign w:val="center"/>
                 </w:tcPr>
-                <w:p>
+                <w:p ns2:paraId="71621C1F">
                   <w:pPr>
                     <w:keepNext w:val="0"/>
                     <w:keepLines w:val="0"/>
@@ -6714,7 +6477,7 @@
                 </w:p>
               </w:tc>
             </w:tr>
-            <w:tr>
+            <w:tr ns2:paraId="308BCBCB">
               <w:tblPrEx>
                 <w:tblBorders>
                   <w:top w:val="single" w:color="auto" w:sz="4" w:space="0"/>
@@ -6748,7 +6511,7 @@
                   <w:noWrap/>
                   <w:vAlign w:val="center"/>
                 </w:tcPr>
-                <w:p>
+                <w:p ns2:paraId="2DA64B23">
                   <w:pPr>
                     <w:keepNext w:val="0"/>
                     <w:keepLines w:val="0"/>
@@ -6795,7 +6558,7 @@
                   <w:noWrap/>
                   <w:vAlign w:val="center"/>
                 </w:tcPr>
-                <w:p>
+                <w:p ns2:paraId="471EF0BA">
                   <w:pPr>
                     <w:keepNext w:val="0"/>
                     <w:keepLines w:val="0"/>
@@ -6841,7 +6604,7 @@
                   <w:noWrap/>
                   <w:vAlign w:val="center"/>
                 </w:tcPr>
-                <w:p>
+                <w:p ns2:paraId="4B0C64A6">
                   <w:pPr>
                     <w:keepNext w:val="0"/>
                     <w:keepLines w:val="0"/>
@@ -6904,7 +6667,7 @@
                 </w:p>
               </w:tc>
             </w:tr>
-            <w:tr>
+            <w:tr ns2:paraId="11DA31FA">
               <w:tblPrEx>
                 <w:tblBorders>
                   <w:top w:val="single" w:color="auto" w:sz="4" w:space="0"/>
@@ -6938,7 +6701,7 @@
                   <w:noWrap/>
                   <w:vAlign w:val="center"/>
                 </w:tcPr>
-                <w:p>
+                <w:p ns2:paraId="659C1075">
                   <w:pPr>
                     <w:keepNext w:val="0"/>
                     <w:keepLines w:val="0"/>
@@ -6985,7 +6748,7 @@
                   <w:noWrap/>
                   <w:vAlign w:val="center"/>
                 </w:tcPr>
-                <w:p>
+                <w:p ns2:paraId="4315878C">
                   <w:pPr>
                     <w:keepNext w:val="0"/>
                     <w:keepLines w:val="0"/>
@@ -7031,7 +6794,7 @@
                   <w:noWrap/>
                   <w:vAlign w:val="center"/>
                 </w:tcPr>
-                <w:p>
+                <w:p ns2:paraId="2BED6051">
                   <w:pPr>
                     <w:keepNext w:val="0"/>
                     <w:keepLines w:val="0"/>
@@ -7066,7 +6829,7 @@
                 </w:p>
               </w:tc>
             </w:tr>
-            <w:tr>
+            <w:tr ns2:paraId="4FB9A774">
               <w:tblPrEx>
                 <w:tblBorders>
                   <w:top w:val="single" w:color="auto" w:sz="4" w:space="0"/>
@@ -7099,7 +6862,7 @@
                   <w:noWrap/>
                   <w:vAlign w:val="center"/>
                 </w:tcPr>
-                <w:p>
+                <w:p ns2:paraId="6C9D3CDA">
                   <w:pPr>
                     <w:keepNext w:val="0"/>
                     <w:keepLines w:val="0"/>
@@ -7145,7 +6908,7 @@
                   <w:noWrap/>
                   <w:vAlign w:val="center"/>
                 </w:tcPr>
-                <w:p>
+                <w:p ns2:paraId="6B2AB9C7">
                   <w:pPr>
                     <w:keepNext w:val="0"/>
                     <w:keepLines w:val="0"/>
@@ -7190,7 +6953,7 @@
                   <w:noWrap/>
                   <w:vAlign w:val="center"/>
                 </w:tcPr>
-                <w:p>
+                <w:p ns2:paraId="60A0393F">
                   <w:pPr>
                     <w:keepNext w:val="0"/>
                     <w:keepLines w:val="0"/>
@@ -7226,7 +6989,7 @@
               </w:tc>
             </w:tr>
           </w:tbl>
-          <w:p>
+          <w:p ns2:paraId="65EFD1C5">
             <w:pPr>
               <w:numPr>
                 <w:ilvl w:val="0"/>
@@ -7243,7 +7006,7 @@
               </w:rPr>
             </w:pPr>
           </w:p>
-          <w:p>
+          <w:p ns2:paraId="4304D79A">
             <w:pPr>
               <w:numPr>
                 <w:ilvl w:val="0"/>
@@ -7260,7 +7023,7 @@
               </w:rPr>
             </w:pPr>
           </w:p>
-          <w:p>
+          <w:p ns2:paraId="69C1636C">
             <w:pPr>
               <w:numPr>
                 <w:ilvl w:val="0"/>
@@ -7277,7 +7040,7 @@
               </w:rPr>
             </w:pPr>
           </w:p>
-          <w:p>
+          <w:p ns2:paraId="27801A75">
             <w:pPr>
               <w:numPr>
                 <w:ilvl w:val="0"/>
@@ -7294,7 +7057,7 @@
               </w:rPr>
             </w:pPr>
           </w:p>
-          <w:p>
+          <w:p ns2:paraId="0B0ADE25">
             <w:pPr>
               <w:numPr>
                 <w:ilvl w:val="0"/>
@@ -7311,7 +7074,7 @@
               </w:rPr>
             </w:pPr>
           </w:p>
-          <w:p>
+          <w:p ns2:paraId="5D870B95">
             <w:pPr>
               <w:numPr>
                 <w:ilvl w:val="0"/>
@@ -7328,7 +7091,7 @@
               </w:rPr>
             </w:pPr>
           </w:p>
-          <w:p>
+          <w:p ns2:paraId="3209BD44">
             <w:pPr>
               <w:numPr>
                 <w:ilvl w:val="0"/>
@@ -7382,7 +7145,7 @@
               <w:gridCol w:w="3397"/>
               <w:gridCol w:w="3038"/>
             </w:tblGrid>
-            <w:tr>
+            <w:tr ns2:paraId="29B20EFB">
               <w:tblPrEx>
                 <w:tblBorders>
                   <w:top w:val="none" w:color="auto" w:sz="0" w:space="0"/>
@@ -7417,7 +7180,7 @@
                   <w:noWrap/>
                   <w:vAlign w:val="center"/>
                 </w:tcPr>
-                <w:p>
+                <w:p ns2:paraId="6D0A4224">
                   <w:pPr>
                     <w:keepNext w:val="0"/>
                     <w:keepLines w:val="0"/>
@@ -7464,7 +7227,7 @@
                   <w:noWrap/>
                   <w:vAlign w:val="center"/>
                 </w:tcPr>
-                <w:p>
+                <w:p ns2:paraId="4442BA1A">
                   <w:pPr>
                     <w:keepNext w:val="0"/>
                     <w:keepLines w:val="0"/>
@@ -7511,7 +7274,7 @@
                   <w:noWrap/>
                   <w:vAlign w:val="center"/>
                 </w:tcPr>
-                <w:p>
+                <w:p ns2:paraId="0C8399D7">
                   <w:pPr>
                     <w:keepNext w:val="0"/>
                     <w:keepLines w:val="0"/>
@@ -7558,7 +7321,7 @@
                   <w:noWrap/>
                   <w:vAlign w:val="center"/>
                 </w:tcPr>
-                <w:p>
+                <w:p ns2:paraId="0C4978EB">
                   <w:pPr>
                     <w:keepNext w:val="0"/>
                     <w:keepLines w:val="0"/>
@@ -7593,7 +7356,7 @@
                 </w:p>
               </w:tc>
             </w:tr>
-            <w:tr>
+            <w:tr ns2:paraId="781BF20B">
               <w:tblPrEx>
                 <w:tblBorders>
                   <w:top w:val="none" w:color="auto" w:sz="0" w:space="0"/>
@@ -7628,7 +7391,7 @@
                   <w:noWrap/>
                   <w:vAlign w:val="center"/>
                 </w:tcPr>
-                <w:p>
+                <w:p ns2:paraId="25B65D18">
                   <w:pPr>
                     <w:keepNext w:val="0"/>
                     <w:keepLines w:val="0"/>
@@ -7676,7 +7439,7 @@
                   <w:noWrap/>
                   <w:vAlign w:val="center"/>
                 </w:tcPr>
-                <w:p>
+                <w:p ns2:paraId="521FFD3B">
                   <w:pPr>
                     <w:keepNext w:val="0"/>
                     <w:keepLines w:val="0"/>
@@ -7723,7 +7486,7 @@
                   <w:noWrap/>
                   <w:vAlign w:val="center"/>
                 </w:tcPr>
-                <w:p>
+                <w:p ns2:paraId="7CED27CC">
                   <w:pPr>
                     <w:keepNext w:val="0"/>
                     <w:keepLines w:val="0"/>
@@ -7770,7 +7533,7 @@
                   <w:noWrap/>
                   <w:vAlign w:val="center"/>
                 </w:tcPr>
-                <w:p>
+                <w:p ns2:paraId="3C481AB1">
                   <w:pPr>
                     <w:keepNext w:val="0"/>
                     <w:keepLines w:val="0"/>
@@ -7805,7 +7568,7 @@
                 </w:p>
               </w:tc>
             </w:tr>
-            <w:tr>
+            <w:tr ns2:paraId="159D94A7">
               <w:tblPrEx>
                 <w:tblBorders>
                   <w:top w:val="none" w:color="auto" w:sz="0" w:space="0"/>
@@ -7839,7 +7602,7 @@
                   <w:noWrap/>
                   <w:vAlign w:val="center"/>
                 </w:tcPr>
-                <w:p>
+                <w:p ns2:paraId="7F6B3084">
                   <w:pPr>
                     <w:keepNext w:val="0"/>
                     <w:keepLines w:val="0"/>
@@ -7887,7 +7650,7 @@
                   <w:noWrap/>
                   <w:vAlign w:val="center"/>
                 </w:tcPr>
-                <w:p>
+                <w:p ns2:paraId="5A5F7E00">
                   <w:pPr>
                     <w:keepNext w:val="0"/>
                     <w:keepLines w:val="0"/>
@@ -7934,7 +7697,7 @@
                   <w:noWrap/>
                   <w:vAlign w:val="center"/>
                 </w:tcPr>
-                <w:p>
+                <w:p ns2:paraId="6996CA44">
                   <w:pPr>
                     <w:keepNext w:val="0"/>
                     <w:keepLines w:val="0"/>
@@ -7981,7 +7744,7 @@
                   <w:noWrap/>
                   <w:vAlign w:val="center"/>
                 </w:tcPr>
-                <w:p>
+                <w:p ns2:paraId="66E00430">
                   <w:pPr>
                     <w:keepNext w:val="0"/>
                     <w:keepLines w:val="0"/>
@@ -8016,7 +7779,7 @@
                 </w:p>
               </w:tc>
             </w:tr>
-            <w:tr>
+            <w:tr ns2:paraId="7DCCBD65">
               <w:tblPrEx>
                 <w:tblBorders>
                   <w:top w:val="none" w:color="auto" w:sz="0" w:space="0"/>
@@ -8050,7 +7813,7 @@
                   <w:noWrap/>
                   <w:vAlign w:val="center"/>
                 </w:tcPr>
-                <w:p>
+                <w:p ns2:paraId="6807E3BB">
                   <w:pPr>
                     <w:keepNext w:val="0"/>
                     <w:keepLines w:val="0"/>
@@ -8097,7 +7860,7 @@
                   <w:noWrap/>
                   <w:vAlign w:val="center"/>
                 </w:tcPr>
-                <w:p>
+                <w:p ns2:paraId="76B86333">
                   <w:pPr>
                     <w:keepNext w:val="0"/>
                     <w:keepLines w:val="0"/>
@@ -8144,7 +7907,7 @@
                   <w:noWrap/>
                   <w:vAlign w:val="center"/>
                 </w:tcPr>
-                <w:p>
+                <w:p ns2:paraId="0BF147E9">
                   <w:pPr>
                     <w:keepNext w:val="0"/>
                     <w:keepLines w:val="0"/>
@@ -8191,7 +7954,7 @@
                   <w:noWrap/>
                   <w:vAlign w:val="center"/>
                 </w:tcPr>
-                <w:p>
+                <w:p ns2:paraId="44366C40">
                   <w:pPr>
                     <w:keepNext w:val="0"/>
                     <w:keepLines w:val="0"/>
@@ -8226,7 +7989,7 @@
                 </w:p>
               </w:tc>
             </w:tr>
-            <w:tr>
+            <w:tr ns2:paraId="6DF2E563">
               <w:tblPrEx>
                 <w:tblBorders>
                   <w:top w:val="none" w:color="auto" w:sz="0" w:space="0"/>
@@ -8260,7 +8023,7 @@
                   <w:noWrap/>
                   <w:vAlign w:val="center"/>
                 </w:tcPr>
-                <w:p>
+                <w:p ns2:paraId="7362EA91">
                   <w:pPr>
                     <w:keepNext w:val="0"/>
                     <w:keepLines w:val="0"/>
@@ -8307,7 +8070,7 @@
                   <w:noWrap/>
                   <w:vAlign w:val="center"/>
                 </w:tcPr>
-                <w:p>
+                <w:p ns2:paraId="0C6A51A0">
                   <w:pPr>
                     <w:keepNext w:val="0"/>
                     <w:keepLines w:val="0"/>
@@ -8354,7 +8117,7 @@
                   <w:noWrap/>
                   <w:vAlign w:val="center"/>
                 </w:tcPr>
-                <w:p>
+                <w:p ns2:paraId="710BFC12">
                   <w:pPr>
                     <w:keepNext w:val="0"/>
                     <w:keepLines w:val="0"/>
@@ -8401,7 +8164,7 @@
                   <w:noWrap/>
                   <w:vAlign w:val="center"/>
                 </w:tcPr>
-                <w:p>
+                <w:p ns2:paraId="5F4E506B">
                   <w:pPr>
                     <w:keepNext w:val="0"/>
                     <w:keepLines w:val="0"/>
@@ -8437,7 +8200,7 @@
               </w:tc>
             </w:tr>
           </w:tbl>
-          <w:p>
+          <w:p ns2:paraId="2A373303">
             <w:pPr>
               <w:numPr>
                 <w:ilvl w:val="0"/>
@@ -8454,7 +8217,7 @@
               </w:rPr>
             </w:pPr>
           </w:p>
-          <w:p>
+          <w:p ns2:paraId="314E0414">
             <w:pPr>
               <w:numPr>
                 <w:ilvl w:val="0"/>
@@ -8471,7 +8234,7 @@
               </w:rPr>
             </w:pPr>
           </w:p>
-          <w:p>
+          <w:p ns2:paraId="3051DACB">
             <w:pPr>
               <w:numPr>
                 <w:ilvl w:val="0"/>
@@ -8488,7 +8251,7 @@
               </w:rPr>
             </w:pPr>
           </w:p>
-          <w:p>
+          <w:p ns2:paraId="480DA320">
             <w:pPr>
               <w:numPr>
                 <w:ilvl w:val="0"/>
@@ -8505,7 +8268,7 @@
               </w:rPr>
             </w:pPr>
           </w:p>
-          <w:p>
+          <w:p ns2:paraId="7C7A20D3">
             <w:pPr>
               <w:numPr>
                 <w:ilvl w:val="0"/>
@@ -8522,7 +8285,7 @@
               </w:rPr>
             </w:pPr>
           </w:p>
-          <w:p>
+          <w:p ns2:paraId="48F7BE8A">
             <w:pPr>
               <w:numPr>
                 <w:ilvl w:val="0"/>
@@ -8539,7 +8302,7 @@
               </w:rPr>
             </w:pPr>
           </w:p>
-          <w:p>
+          <w:p ns2:paraId="11809CBB">
             <w:pPr>
               <w:numPr>
                 <w:ilvl w:val="0"/>
@@ -8556,7 +8319,7 @@
               </w:rPr>
             </w:pPr>
           </w:p>
-          <w:p>
+          <w:p ns2:paraId="4F95CE62">
             <w:pPr>
               <w:numPr>
                 <w:ilvl w:val="0"/>
@@ -8573,7 +8336,7 @@
               </w:rPr>
             </w:pPr>
           </w:p>
-          <w:p>
+          <w:p ns2:paraId="333AC3D8">
             <w:pPr>
               <w:numPr>
                 <w:ilvl w:val="0"/>
@@ -8590,7 +8353,7 @@
               </w:rPr>
             </w:pPr>
           </w:p>
-          <w:p>
+          <w:p ns2:paraId="02D3CE12">
             <w:pPr>
               <w:pStyle w:val="9"/>
               <w:numPr>
@@ -8617,7 +8380,7 @@
               <w:t>实验方法和步骤</w:t>
             </w:r>
           </w:p>
-          <w:p>
+          <w:p ns2:paraId="63BD83FB">
             <w:pPr>
               <w:widowControl w:val="0"/>
               <w:numPr>
@@ -8646,7 +8409,7 @@
               <w:t>前期工作准备</w:t>
             </w:r>
           </w:p>
-          <w:p>
+          <w:p ns2:paraId="2FC62D9A">
             <w:pPr>
               <w:widowControl w:val="0"/>
               <w:numPr>
@@ -8705,7 +8468,7 @@
               <w:t>开始，根据去年实验时间推断，试验预期处理时间是在5月初，所有植株统一使用人工授粉（采收花粉后利用）以保证处理时间一致，统一在吐丝后6d进行授粉。取样预计时间在6月份，重点关注每个处理的籽粒的发育情况。</w:t>
             </w:r>
           </w:p>
-          <w:p>
+          <w:p ns2:paraId="28A6ECD4">
             <w:pPr>
               <w:widowControl w:val="0"/>
               <w:numPr>
@@ -8734,7 +8497,7 @@
               <w:t>拟测定指标及测定方法</w:t>
             </w:r>
           </w:p>
-          <w:p>
+          <w:p ns2:paraId="77EA0FC0">
             <w:pPr>
               <w:widowControl w:val="0"/>
               <w:numPr>
@@ -8789,7 +8552,7 @@
               <w:t>使用精创温湿温度计实时监控HT和CK两个温室的温度，以确保温度能切实按照计划进行控制。</w:t>
             </w:r>
           </w:p>
-          <w:p>
+          <w:p ns2:paraId="4758CB6B">
             <w:pPr>
               <w:widowControl w:val="0"/>
               <w:numPr>
@@ -8827,7 +8590,7 @@
               <w:t>籽粒结实率</w:t>
             </w:r>
           </w:p>
-          <w:p>
+          <w:p ns2:paraId="7D671FFC">
             <w:pPr>
               <w:widowControl w:val="0"/>
               <w:numPr>
@@ -8856,7 +8619,7 @@
               <w:t>于授粉后25d，也就是收获当天，迅速记录下玉米结实率。玉米籽粒发育类型分为籽粒的败育，滞育和正常发育。败育是指在玉米授粉受精后，籽粒在发育的早期或中期，由于各种内外因素导致其生长发育停止，最终形成空瘪、无内容物或发育不全的无效籽粒的现象（其中，败育又按照第一和第二期败育类型划分。第一期败育：籽粒完全无内容物，透明、干瘪，呈膜泡状。第二期败育：籽粒有明显的内容物，但充实度不足，显得干瘪、皱缩，体积小于正常籽粒。）；滞育是指玉米花丝在授粉后，生长发育速度异常缓慢，灌浆不充分，但并未完全停止，从而形成籽粒不饱满，轻粒和产量品质下降的现象；正常籽粒是指经过成功授粉受精后，在适宜条件下完成完整发育，形成的饱满、充实、高活力且具备繁殖能力的种子。根据上述概念准确判断玉米籽粒的类型以统计玉米籽粒结实率，同时也根据处理时间判断籽粒是否对应第一和第二期籽粒败育的情况。</w:t>
             </w:r>
           </w:p>
-          <w:p>
+          <w:p ns2:paraId="1F8BC1ED">
             <w:pPr>
               <w:widowControl w:val="0"/>
               <w:numPr>
@@ -8894,7 +8657,7 @@
               <w:t>取样方法</w:t>
             </w:r>
           </w:p>
-          <w:p>
+          <w:p ns2:paraId="035A1D77">
             <w:pPr>
               <w:widowControl w:val="0"/>
               <w:numPr>
@@ -8932,7 +8695,7 @@
               <w:t>在授粉后25d（DAP25）对样品进行取样保存，取样部位选取果穗中段籽粒（大约果穗中下部约1/3的位置）。将取下的玉米果穗放在装满干冰的泡沫箱中，迅速剥下籽粒后，用锡箔纸包住放入液氮中保存，取样结束后放入-80℃冰箱。</w:t>
             </w:r>
           </w:p>
-          <w:p>
+          <w:p ns2:paraId="740613E2">
             <w:pPr>
               <w:widowControl w:val="0"/>
               <w:numPr>
@@ -8970,7 +8733,7 @@
               <w:t>为什么选取果穗中部籽粒？</w:t>
             </w:r>
           </w:p>
-          <w:p>
+          <w:p ns2:paraId="5712C034">
             <w:pPr>
               <w:widowControl w:val="0"/>
               <w:numPr>
@@ -8999,7 +8762,7 @@
               <w:t>因为玉米中部籽粒在发育时序上的拥有优先性及养分获取的高效性，使其成为决定玉米产量与品质的关键部位。该部位的花丝率先抽出并完成授粉，灌浆启动时间最早；同时，由于其相邻穗轴维管组织，能够优先且高效地获取同化产物，从而发育最为充分。这种生理优势反过来对顶部籽粒的发育产生抑制效应，是导致果穗“秃尖”现象形成的直接生理机制。因此，无论是在田间通过观察中部籽粒乳线消失以判断最佳收获期，还是在育种过程中通过考种评估果穗性状，中部籽粒均被视为衡量整体果穗生产能力的关键指标。</w:t>
             </w:r>
           </w:p>
-          <w:p>
+          <w:p ns2:paraId="7A4E6E6A">
             <w:pPr>
               <w:widowControl w:val="0"/>
               <w:numPr>
@@ -9027,7 +8790,7 @@
               <w:t>2.3可溶性糖的检测</w:t>
             </w:r>
           </w:p>
-          <w:p>
+          <w:p ns2:paraId="0A5FFB56">
             <w:pPr>
               <w:widowControl w:val="0"/>
               <w:numPr>
@@ -9055,7 +8818,7 @@
               <w:t>2.4淀粉合成关键酶（AGPase、SSS、SBE）活性检测</w:t>
             </w:r>
           </w:p>
-          <w:p>
+          <w:p ns2:paraId="7B075D5B">
             <w:pPr>
               <w:widowControl w:val="0"/>
               <w:numPr>
@@ -9085,7 +8848,7 @@
               <w:t>2.5超氧阴离子和过氧化氢的检测</w:t>
             </w:r>
           </w:p>
-          <w:p>
+          <w:p ns2:paraId="0761EBA8">
             <w:pPr>
               <w:widowControl w:val="0"/>
               <w:numPr>
@@ -9113,7 +8876,7 @@
               <w:t>2.6丙二醛（MDA）的检测</w:t>
             </w:r>
           </w:p>
-          <w:p>
+          <w:p ns2:paraId="11F03192">
             <w:pPr>
               <w:widowControl w:val="0"/>
               <w:numPr>
@@ -9141,7 +8904,7 @@
               <w:t>2.7抗氧化酶（SOD、POD、CAT）活性检测</w:t>
             </w:r>
           </w:p>
-          <w:p>
+          <w:p ns2:paraId="17409524">
             <w:pPr>
               <w:widowControl w:val="0"/>
               <w:numPr>
@@ -9169,7 +8932,7 @@
               <w:t>2.8内源激素（ABA、IAA、ZR、GA）的检测</w:t>
             </w:r>
           </w:p>
-          <w:p>
+          <w:p ns2:paraId="4CD80D14">
             <w:pPr>
               <w:autoSpaceDE w:val="0"/>
               <w:autoSpaceDN w:val="0"/>
@@ -9184,7 +8947,7 @@
               </w:rPr>
             </w:pPr>
           </w:p>
-          <w:p>
+          <w:p ns2:paraId="0ACE29CC">
             <w:pPr>
               <w:numPr>
                 <w:ilvl w:val="0"/>
@@ -9213,7 +8976,7 @@
               <w:t>可行性分析</w:t>
             </w:r>
           </w:p>
-          <w:p>
+          <w:p ns2:paraId="4A389441">
             <w:pPr>
               <w:pStyle w:val="5"/>
               <w:keepNext w:val="0"/>
@@ -9272,7 +9035,7 @@
               <w:t xml:space="preserve">  </w:t>
             </w:r>
           </w:p>
-          <w:p>
+          <w:p ns2:paraId="0B848F45">
             <w:pPr>
               <w:pStyle w:val="5"/>
               <w:keepNext w:val="0"/>
@@ -9347,7 +9110,7 @@
               <w:t>纳入核心评价体系，研究设计紧扣生产实际问题，科学目标明确，创新性突出。</w:t>
             </w:r>
           </w:p>
-          <w:p>
+          <w:p ns2:paraId="26CE39B5">
             <w:pPr>
               <w:pStyle w:val="5"/>
               <w:keepNext w:val="0"/>
@@ -9391,7 +9154,7 @@
               <w:t>研究方案与技术路线成熟可靠，且具备前期基础</w:t>
             </w:r>
           </w:p>
-          <w:p>
+          <w:p ns2:paraId="09C3AB69">
             <w:pPr>
               <w:pStyle w:val="5"/>
               <w:keepNext w:val="0"/>
@@ -9458,7 +9221,7 @@
               <w:t>而且本项目已具备扎实的前期工作基础，通过前期预实验可以清楚了解到灌浆期遭受高温胁迫对甜玉米籽粒造成严重的影响，包括了感官品质，籽粒结实情况和籽粒品质。</w:t>
             </w:r>
           </w:p>
-          <w:p>
+          <w:p ns2:paraId="4009595C">
             <w:pPr>
               <w:pStyle w:val="5"/>
               <w:keepNext w:val="0"/>
@@ -9480,7 +9243,7 @@
               <w:t>研究计划中涉及的各项生理生化指标测定（内源激素、抗氧化酶、MDA、活性氧、淀粉合成酶、可溶性糖等）均有成熟的商品化试剂盒支持，为本实验室常规技术。qPCR等分子生物学实验技术亦为课题组成熟方法。针对甜玉米籽粒取样，已制定出按败育类型（正常粒、部分充实粒、膜泡状秕粒）和果穗位置精细分类的方案，能确保数据的精准性。</w:t>
             </w:r>
           </w:p>
-          <w:p>
+          <w:p ns2:paraId="70902540">
             <w:pPr>
               <w:pStyle w:val="5"/>
               <w:keepNext w:val="0"/>
@@ -9514,7 +9277,7 @@
               <w:t>实验条件与研究平台完善，保障有力</w:t>
             </w:r>
           </w:p>
-          <w:p>
+          <w:p ns2:paraId="6C6DD969">
             <w:pPr>
               <w:pStyle w:val="5"/>
               <w:keepNext w:val="0"/>
@@ -9536,7 +9299,7 @@
               <w:t>本研究将在华南农业大学的作物学科平台开展，各项实验条件已完全具备：环境控制平台：学校配备可精确调控温湿度的大型人工气候室，能够满足盆栽玉米群体在不同温度梯度条件下长期生长发育的需求，为该研究的顺利实施提供了核心保障；分析测试平台：依托本校“岭南现代农业科学与技术广东省实验室”及农学院相关共享平台，已具备本项目所需全部关键仪器设备，主要包括：用于样品前处理的超低温冰箱、高速冷冻离心机；用于生理生化指标分析的酶标仪、高效液相色谱仪；以及用于分子生物学研究的PCR仪、实时荧光定量PCR系统、电泳仪及凝胶成像系统等；学科与团队支撑：华南农业大学作物学科为国家“双一流”建设学科，在作物逆境生理研究领域积累了深厚的研究基础。本研究团队长期致力于作物非生物胁迫响应机制研究，能够在实验方案设计、关键技术攻关与数据分析等方面为项目提供全面、有力的指导与支持。</w:t>
             </w:r>
           </w:p>
-          <w:p>
+          <w:p ns2:paraId="1C427E63">
             <w:pPr>
               <w:pStyle w:val="5"/>
               <w:keepNext w:val="0"/>
@@ -9551,7 +9314,7 @@
               </w:rPr>
             </w:pPr>
           </w:p>
-          <w:p>
+          <w:p ns2:paraId="6AC6075E">
             <w:pPr>
               <w:pStyle w:val="5"/>
               <w:keepNext w:val="0"/>
@@ -9566,7 +9329,7 @@
               </w:rPr>
             </w:pPr>
           </w:p>
-          <w:p>
+          <w:p ns2:paraId="460D240C">
             <w:pPr>
               <w:pStyle w:val="5"/>
               <w:keepNext w:val="0"/>
@@ -9581,7 +9344,7 @@
               </w:rPr>
             </w:pPr>
           </w:p>
-          <w:p>
+          <w:p ns2:paraId="59F5A0C4">
             <w:pPr>
               <w:pStyle w:val="5"/>
               <w:keepNext w:val="0"/>
@@ -9622,7 +9385,7 @@
               <w:gridCol w:w="1536"/>
               <w:gridCol w:w="8099"/>
             </w:tblGrid>
-            <w:tr>
+            <w:tr ns2:paraId="632FEE51">
               <w:tblPrEx>
                 <w:tblBorders>
                   <w:top w:val="none" w:color="auto" w:sz="0" w:space="0"/>
@@ -9659,7 +9422,7 @@
                   </w:tcMar>
                   <w:vAlign w:val="center"/>
                 </w:tcPr>
-                <w:p>
+                <w:p ns2:paraId="3135DB59">
                   <w:pPr>
                     <w:pStyle w:val="5"/>
                     <w:keepNext w:val="0"/>
@@ -9675,11 +9438,11 @@
                       <w:b w:val="0"/>
                       <w:bCs w:val="0"/>
                       <w:color w:val="000000" w:themeColor="text1"/>
-                      <w14:textFill>
-                        <w14:solidFill>
-                          <w14:schemeClr w14:val="tx1"/>
-                        </w14:solidFill>
-                      </w14:textFill>
+                      <ns2:textFill>
+                        <ns2:solidFill>
+                          <ns2:schemeClr ns2:val="tx1"/>
+                        </ns2:solidFill>
+                      </ns2:textFill>
                     </w:rPr>
                   </w:pPr>
                   <w:r>
@@ -9690,11 +9453,11 @@
                       <w:color w:val="000000" w:themeColor="text1"/>
                       <w:sz w:val="48"/>
                       <w:szCs w:val="48"/>
-                      <w14:textFill>
-                        <w14:solidFill>
-                          <w14:schemeClr w14:val="tx1"/>
-                        </w14:solidFill>
-                      </w14:textFill>
+                      <ns2:textFill>
+                        <ns2:solidFill>
+                          <ns2:schemeClr ns2:val="tx1"/>
+                        </ns2:solidFill>
+                      </ns2:textFill>
                     </w:rPr>
                     <w:t>时间</w:t>
                   </w:r>
@@ -9716,7 +9479,7 @@
                   </w:tcMar>
                   <w:vAlign w:val="center"/>
                 </w:tcPr>
-                <w:p>
+                <w:p ns2:paraId="50796317">
                   <w:pPr>
                     <w:pStyle w:val="5"/>
                     <w:keepNext w:val="0"/>
@@ -9732,11 +9495,11 @@
                       <w:b w:val="0"/>
                       <w:bCs w:val="0"/>
                       <w:color w:val="000000" w:themeColor="text1"/>
-                      <w14:textFill>
-                        <w14:solidFill>
-                          <w14:schemeClr w14:val="tx1"/>
-                        </w14:solidFill>
-                      </w14:textFill>
+                      <ns2:textFill>
+                        <ns2:solidFill>
+                          <ns2:schemeClr ns2:val="tx1"/>
+                        </ns2:solidFill>
+                      </ns2:textFill>
                     </w:rPr>
                   </w:pPr>
                   <w:r>
@@ -9747,18 +9510,18 @@
                       <w:color w:val="000000" w:themeColor="text1"/>
                       <w:sz w:val="48"/>
                       <w:szCs w:val="48"/>
-                      <w14:textFill>
-                        <w14:solidFill>
-                          <w14:schemeClr w14:val="tx1"/>
-                        </w14:solidFill>
-                      </w14:textFill>
+                      <ns2:textFill>
+                        <ns2:solidFill>
+                          <ns2:schemeClr ns2:val="tx1"/>
+                        </ns2:solidFill>
+                      </ns2:textFill>
                     </w:rPr>
                     <w:t>研究内容</w:t>
                   </w:r>
                 </w:p>
               </w:tc>
             </w:tr>
-            <w:tr>
+            <w:tr ns2:paraId="3912399A">
               <w:tblPrEx>
                 <w:tblBorders>
                   <w:top w:val="none" w:color="auto" w:sz="0" w:space="0"/>
@@ -9795,7 +9558,7 @@
                   </w:tcMar>
                   <w:vAlign w:val="center"/>
                 </w:tcPr>
-                <w:p>
+                <w:p ns2:paraId="51B895F3">
                   <w:pPr>
                     <w:pStyle w:val="5"/>
                     <w:keepNext w:val="0"/>
@@ -9811,11 +9574,11 @@
                       <w:b w:val="0"/>
                       <w:bCs w:val="0"/>
                       <w:color w:val="000000" w:themeColor="text1"/>
-                      <w14:textFill>
-                        <w14:solidFill>
-                          <w14:schemeClr w14:val="tx1"/>
-                        </w14:solidFill>
-                      </w14:textFill>
+                      <ns2:textFill>
+                        <ns2:solidFill>
+                          <ns2:schemeClr ns2:val="tx1"/>
+                        </ns2:solidFill>
+                      </ns2:textFill>
                     </w:rPr>
                   </w:pPr>
                   <w:r>
@@ -9826,11 +9589,11 @@
                       <w:color w:val="000000" w:themeColor="text1"/>
                       <w:sz w:val="48"/>
                       <w:szCs w:val="48"/>
-                      <w14:textFill>
-                        <w14:solidFill>
-                          <w14:schemeClr w14:val="tx1"/>
-                        </w14:solidFill>
-                      </w14:textFill>
+                      <ns2:textFill>
+                        <ns2:solidFill>
+                          <ns2:schemeClr ns2:val="tx1"/>
+                        </ns2:solidFill>
+                      </ns2:textFill>
                     </w:rPr>
                     <w:t>2026年计划</w:t>
                   </w:r>
@@ -9852,7 +9615,7 @@
                   </w:tcMar>
                   <w:vAlign w:val="center"/>
                 </w:tcPr>
-                <w:p>
+                <w:p ns2:paraId="609FA823">
                   <w:pPr>
                     <w:pStyle w:val="5"/>
                     <w:keepNext w:val="0"/>
@@ -9868,11 +9631,11 @@
                       <w:b w:val="0"/>
                       <w:bCs w:val="0"/>
                       <w:color w:val="000000" w:themeColor="text1"/>
-                      <w14:textFill>
-                        <w14:solidFill>
-                          <w14:schemeClr w14:val="tx1"/>
-                        </w14:solidFill>
-                      </w14:textFill>
+                      <ns2:textFill>
+                        <ns2:solidFill>
+                          <ns2:schemeClr ns2:val="tx1"/>
+                        </ns2:solidFill>
+                      </ns2:textFill>
                     </w:rPr>
                   </w:pPr>
                   <w:r>
@@ -9883,11 +9646,11 @@
                       <w:color w:val="000000" w:themeColor="text1"/>
                       <w:sz w:val="48"/>
                       <w:szCs w:val="48"/>
-                      <w14:textFill>
-                        <w14:solidFill>
-                          <w14:schemeClr w14:val="tx1"/>
-                        </w14:solidFill>
-                      </w14:textFill>
+                      <ns2:textFill>
+                        <ns2:solidFill>
+                          <ns2:schemeClr ns2:val="tx1"/>
+                        </ns2:solidFill>
+                      </ns2:textFill>
                     </w:rPr>
                     <w:t>3月</w:t>
                   </w:r>
@@ -9900,11 +9663,11 @@
                       <w:sz w:val="48"/>
                       <w:szCs w:val="48"/>
                       <w:lang w:val="en-US" w:eastAsia="zh-CN"/>
-                      <w14:textFill>
-                        <w14:solidFill>
-                          <w14:schemeClr w14:val="tx1"/>
-                        </w14:solidFill>
-                      </w14:textFill>
+                      <ns2:textFill>
+                        <ns2:solidFill>
+                          <ns2:schemeClr ns2:val="tx1"/>
+                        </ns2:solidFill>
+                      </ns2:textFill>
                     </w:rPr>
                     <w:t>初</w:t>
                   </w:r>
@@ -9916,11 +9679,11 @@
                       <w:color w:val="000000" w:themeColor="text1"/>
                       <w:sz w:val="48"/>
                       <w:szCs w:val="48"/>
-                      <w14:textFill>
-                        <w14:solidFill>
-                          <w14:schemeClr w14:val="tx1"/>
-                        </w14:solidFill>
-                      </w14:textFill>
+                      <ns2:textFill>
+                        <ns2:solidFill>
+                          <ns2:schemeClr ns2:val="tx1"/>
+                        </ns2:solidFill>
+                      </ns2:textFill>
                     </w:rPr>
                     <w:t>开始育苗准备实验，预计5月初进入温室开始实验，在3-5月期间深入文献调研，逐渐完善细化试验方案并开始着手准备无人机试验。温室盆栽试验期间，严格按照设计进行温度处理与授粉操作，按期采集各类样品，完成籽粒采收保存和主要生理生化指标（激素、抗氧化酶、MDA）的测定。</w:t>
                   </w:r>
@@ -9928,7 +9691,7 @@
               </w:tc>
             </w:tr>
           </w:tbl>
-          <w:p>
+          <w:p ns2:paraId="6DCE2C6E">
             <w:pPr>
               <w:widowControl w:val="0"/>
               <w:numPr>
@@ -9946,7 +9709,7 @@
         </w:tc>
       </w:tr>
     </w:tbl>
-    <w:p>
+    <w:p ns2:paraId="1BCFC0F7">
       <w:pPr>
         <w:widowControl/>
         <w:jc w:val="left"/>
@@ -9957,7 +9720,7 @@
         </w:rPr>
       </w:pPr>
     </w:p>
-    <w:p>
+    <w:p ns2:paraId="36A460D7">
       <w:pPr>
         <w:widowControl/>
         <w:jc w:val="left"/>
@@ -9992,7 +9755,7 @@
       <w:tblGrid>
         <w:gridCol w:w="9605"/>
       </w:tblGrid>
-      <w:tr>
+      <w:tr ns2:paraId="5688BDF4">
         <w:tblPrEx>
           <w:tblBorders>
             <w:top w:val="single" w:color="auto" w:sz="12" w:space="0"/>
@@ -10020,7 +9783,7 @@
               <w:bottom w:val="single" w:color="auto" w:sz="4" w:space="0"/>
             </w:tcBorders>
           </w:tcPr>
-          <w:p>
+          <w:p ns2:paraId="67C03D48">
             <w:pPr>
               <w:spacing w:before="156" w:beforeLines="50" w:line="360" w:lineRule="auto"/>
               <w:ind w:right="420" w:rightChars="200"/>
@@ -10040,7 +9803,7 @@
               <w:t>四、本研究课题的特色与创新之处</w:t>
             </w:r>
           </w:p>
-          <w:p>
+          <w:p ns2:paraId="1D47CEA8">
             <w:pPr>
               <w:autoSpaceDE w:val="0"/>
               <w:autoSpaceDN w:val="0"/>
@@ -10107,7 +9870,7 @@
               <w:t>了甜玉米在灌浆期遭受高温胁迫对籽粒发育情况的影响机制。</w:t>
             </w:r>
           </w:p>
-          <w:p>
+          <w:p ns2:paraId="7092EAD8">
             <w:pPr>
               <w:autoSpaceDE w:val="0"/>
               <w:autoSpaceDN w:val="0"/>
@@ -10139,7 +9902,7 @@
               <w:t>机制解析创新：通过多时间点动态监测，精确界定甜玉米籽粒高温败育的关键窗口期，并深入探讨“源-库”协调性（如浙甜922可能的源强库弱特性）在品种耐热性差异中的作用。将激素平衡、ROS代谢、淀粉/糖代谢三者互作网络作为解析甜玉米高温响应机制的核心。</w:t>
             </w:r>
           </w:p>
-          <w:p>
+          <w:p ns2:paraId="5F2BBB9E">
             <w:pPr>
               <w:autoSpaceDE w:val="0"/>
               <w:autoSpaceDN w:val="0"/>
@@ -10167,7 +9930,7 @@
         </w:tc>
       </w:tr>
     </w:tbl>
-    <w:p>
+    <w:p ns2:paraId="04657DE3">
       <w:pPr>
         <w:widowControl/>
         <w:jc w:val="left"/>
@@ -10178,7 +9941,7 @@
         </w:rPr>
       </w:pPr>
     </w:p>
-    <w:p>
+    <w:p ns2:paraId="62B74404">
       <w:pPr>
         <w:widowControl/>
         <w:jc w:val="left"/>
@@ -10192,7 +9955,7 @@
         </w:rPr>
       </w:pPr>
     </w:p>
-    <w:p>
+    <w:p ns2:paraId="23056D0E">
       <w:pPr>
         <w:widowControl/>
         <w:jc w:val="left"/>
@@ -10217,7 +9980,7 @@
         <w:br w:type="page"/>
       </w:r>
     </w:p>
-    <w:p>
+    <w:p ns2:paraId="4385FF71">
       <w:pPr>
         <w:widowControl/>
         <w:jc w:val="left"/>
@@ -10230,8 +9993,8 @@
           <w:szCs w:val="10"/>
         </w:rPr>
         <w:sectPr>
-          <w:headerReference r:id="rId3" w:type="default"/>
-          <w:footerReference r:id="rId4" w:type="default"/>
+          <w:headerReference ns8:id="rId3" w:type="default"/>
+          <w:footerReference ns8:id="rId4" w:type="default"/>
           <w:pgSz w:w="11906" w:h="16838"/>
           <w:pgMar w:top="1440" w:right="851" w:bottom="1440" w:left="1418" w:header="850" w:footer="567" w:gutter="0"/>
           <w:pgNumType w:fmt="numberInDash" w:start="1"/>
@@ -10240,7 +10003,7 @@
         </w:sectPr>
       </w:pPr>
     </w:p>
-    <w:p>
+    <w:p ns2:paraId="75ACBE17">
       <w:pPr>
         <w:widowControl/>
         <w:jc w:val="left"/>
@@ -10252,8 +10015,8 @@
         </w:rPr>
       </w:pPr>
     </w:p>
-    <w:p/>
-    <w:p/>
+    <w:p ns2:paraId="27A1FBA4"/>
+    <w:p ns2:paraId="04E30B49"/>
     <w:sectPr>
       <w:pgSz w:w="11906" w:h="16838"/>
       <w:pgMar w:top="1440" w:right="1800" w:bottom="1440" w:left="1800" w:header="851" w:footer="992" w:gutter="0"/>

--- a/开题报告.docx
+++ b/开题报告.docx
@@ -1677,7 +1677,7 @@
               </w:rPr>
             </w:pPr>
             <w:r>
-              <w:t>1. 全球变暖背景下的作物高温风险</w:t>
+              <w:t>全球气候变暖已成为影响粮食安全的关键背景变量。已有研究显示，过去几十年气候趋势已对主要作物产量造成实质性负效应，其中玉米受影响尤为明显[1]。多模型综合评估进一步表明，全球平均温度每升高1℃将导致玉米显著减产，且该结论在不同估算框架下具有较高一致性[2]。同时，极端高温与复合灾害事件会显著放大年际减产风险，提示高温胁迫研究具有明确的现实紧迫性[3]。</w:t>
             </w:r>
           </w:p>
           <w:p ns2:paraId="43B38655">
@@ -1704,7 +1704,7 @@
               </w:rPr>
             </w:pPr>
             <w:r>
-              <w:t>已有研究表明，全球气候变化已对主要粮食作物产量造成持续影响，气候趋势与极端天气事件均会显著增加减产风险[1][2][3]。</w:t>
+              <w:t>在作物响应层面，高温胁迫可同时作用于“源—流—库”多个环节。研究表明，温度异常会抑制光合作用并改变同化物分配，进而影响器官建成和产量形成[4]。植物对高温的适应涉及膜稳定性维持、热激蛋白与信号网络重塑等多层机制[5][6]；与此同时，活性氧代谢失衡与抗氧化系统负荷增加是热害发生的重要生理基础[7]。</w:t>
             </w:r>
           </w:p>
           <w:p ns2:paraId="55DC1626">
@@ -1733,7 +1733,7 @@
               </w:rPr>
             </w:pPr>
             <w:r>
-              <w:t>2. 高温胁迫对作物生长与灌浆的普遍影响</w:t>
+              <w:t>已有文献普遍认为，生殖生长期是热敏性最强的阶段之一。高温可通过削弱生殖器官活力、干扰受精过程以及抑制后续灌浆同化物输入，最终导致结实率和粒重下降[8]。在玉米相关研究中，灌浆前期胚乳细胞分裂受抑是粒重损失的重要结构基础[9]；同时，蔗糖代谢与淀粉合成关键酶在高温下活性下降，会进一步限制籽粒充实[10][11]。</w:t>
             </w:r>
           </w:p>
           <w:p ns2:paraId="6279326A">
@@ -1760,7 +1760,7 @@
               </w:rPr>
             </w:pPr>
             <w:r>
-              <w:t>高温会系统性影响作物生长发育过程，包括光合能力下降、物质同化受限和灌浆进程缩短，从而影响最终产量形成[4][5][6][7]。</w:t>
+              <w:t>围绕“高温—败育”生理链条，国内外研究已形成若干关键认识。其一，蔗糖输入与转化过程受阻会削弱库强并诱发败育风险[12]；其二，激素平衡改变（如ABA、IAA、ZR等）与籽粒发育障碍密切相关[13]；其三，糖信号与细胞命运调控之间存在耦合关系，可能决定胁迫条件下籽粒发育结局[14]。这些结果为解析甜玉米灌浆期败育机制提供了理论参照。</w:t>
             </w:r>
           </w:p>
           <w:p ns2:paraId="4DE20860">
@@ -1789,7 +1789,7 @@
               </w:rPr>
             </w:pPr>
             <w:r>
-              <w:t>3. 生殖生长期热害机理研究</w:t>
+              <w:t>在氧化生理方面，研究显示高温条件下ROS积累与膜脂过氧化增强常与败育程度同步变化，且与抗氧化酶系统状态显著相关[15]。耐热基因型通常表现为更稳定的SOD、POD、CAT活性和更低的MDA积累，说明抗氧化防御能力是区分耐热差异的重要生化基础[16]。</w:t>
             </w:r>
           </w:p>
           <w:p ns2:paraId="4D0C5F53">
@@ -1816,7 +1816,7 @@
               </w:rPr>
             </w:pPr>
             <w:r>
-              <w:t>生殖生长期对高温最为敏感，热胁迫可通过影响受精结实、花器官活力和同化物分配导致结实率下降；相关机理研究已在谷类与豆类作物中得到较充分证据支持[8][9][10][11]。</w:t>
+              <w:t>相较普通玉米，甜玉米在高温下的品质维度问题更为突出。已有研究指出，甜玉米高糖形成机制决定其对灌浆期环境波动更加敏感，高温不仅影响产量，还会显著改变可溶性糖与淀粉平衡[17]。进一步研究表明，灌浆期高温会导致甜度下降、质构变硬、商品性降低[18][19]，并引起关键挥发性香气成分减少，造成风味劣变[20]。</w:t>
             </w:r>
           </w:p>
           <w:p ns2:paraId="29EAF42A">
@@ -1843,7 +1843,7 @@
               </w:rPr>
             </w:pPr>
             <w:r>
-              <w:t>4. 玉米与甜玉米研究现状及不足</w:t>
+              <w:t>品种间差异是当前研究的另一重点方向。多项研究证实，不同玉米材料在高温条件下的减产幅度和恢复能力差异显著[21]。基于综合指标构建的耐热评价方法可提高材料筛选效率[22]；经典生殖热害研究也提示，花器官与受精过程对短时高温极为敏感，是后续灌浆表现差异的重要前因[23]。</w:t>
             </w:r>
           </w:p>
           <w:p ns2:paraId="29C796B5">
@@ -1870,7 +1870,7 @@
               </w:rPr>
             </w:pPr>
             <w:r>
-              <w:t>针对玉米，高温胁迫下的生理生化与分子响应已有综述性总结[12]；但面向甜玉米具体品种（如粤甜16、浙甜922）在灌浆期高温条件下“产量-品质协同变化”的系统研究仍相对不足[13][14]。</w:t>
+              <w:t>结合区域生产实践，华南夏季高温频发且持续时间长，甜玉米灌浆关键期与高温高湿气候高度重叠，已成为制约优质稳产的主要生态因素[24][25]。因此，在区域背景下开展灌浆期高温响应研究具有直接应用价值。</w:t>
             </w:r>
           </w:p>
           <w:p ns2:paraId="241B52E0">
@@ -1897,7 +1897,7 @@
               </w:rPr>
             </w:pPr>
             <w:r>
-              <w:t>综上，现有文献已明确高温风险与一般作用机制，但对甜玉米灌浆期高温下籽粒发育与品质劣变的耦合机制仍需进一步细化。</w:t>
+              <w:t>总体来看，现有研究已从气候风险、作物生理、生殖热害到品质变化等层面提供了较扎实基础，但针对甜玉米特定品种在灌浆期高温下“败育发生—生理生化响应—品质劣变”之间的耦合机制仍缺乏系统整合；尤其是围绕淀粉合成热敏瓶颈环节（如AGPase）的证据链仍需进一步细化[26]。本研究将围绕上述空缺开展针对性验证，以期为甜玉米耐热保质栽培与品种选育提供依据。</w:t>
             </w:r>
           </w:p>
           <w:p ns2:paraId="0C3091CD">
@@ -1923,9 +1923,7 @@
                 <w:lang w:val="en-US" w:eastAsia="zh-CN"/>
               </w:rPr>
             </w:pPr>
-            <w:r>
-              <w:t>（以上引用与参考文献按编号一一对应）</w:t>
-            </w:r>
+            <w:r/>
           </w:p>
           <w:p ns2:paraId="79CCD7D5">
             <w:pPr>
@@ -2155,7 +2153,7 @@
               </w:rPr>
             </w:pPr>
             <w:r>
-              <w:t>5. Bita C E, Gerats T. Plant tolerance to high temperature in a changing environment: scientific fundamentals and production of heat stress-tolerant crops. Journal of Experimental Botany, 2013, 64(4): 1099-1113.</w:t>
+              <w:t>5. Wahid A, Gelani S, Ashraf M, Foolad M R. Heat tolerance in plants: An overview. Environmental and Experimental Botany, 2007, 61(3): 199-223.</w:t>
             </w:r>
           </w:p>
           <w:p ns2:paraId="6943F7E6">
@@ -2177,7 +2175,7 @@
               </w:rPr>
             </w:pPr>
             <w:r>
-              <w:t>6. Wahid A, Gelani S, Ashraf M, Foolad M R. Heat tolerance in plants: An overview. Environmental and Experimental Botany, 2007, 61(3): 199-223.</w:t>
+              <w:t>6. Bita C E, Gerats T. Plant tolerance to high temperature in a changing environment: scientific fundamentals and production of heat stress-tolerant crops. Journal of Experimental Botany, 2013, 64(4): 1099-1113.</w:t>
             </w:r>
           </w:p>
           <w:p ns2:paraId="752AC55A">
@@ -2243,7 +2241,7 @@
               </w:rPr>
             </w:pPr>
             <w:r>
-              <w:t>9. Ruan Y L, Jin Y, Yang Y J, Li G J, Boyer J S. Sugar input, metabolism, and signaling mediated by invertase: roles in development, yield potential, and response to drought and heat. Molecular Plant, 2010, 3(6): 942-955.</w:t>
+              <w:t>9. Commuri P D, Jones R J. High temperatures during endosperm cell division in maize: A genotypic comparison under in vitro and field conditions. Plant Physiology, 2001, 125: 954-963.</w:t>
             </w:r>
           </w:p>
           <w:p ns2:paraId="47C62FBE">
@@ -2265,7 +2263,7 @@
               </w:rPr>
             </w:pPr>
             <w:r>
-              <w:t>10. Jagadish S V K, Craufurd P Q, Wheeler T R. High temperature stress and spikelet fertility in rice (mechanistic reference for reproductive-stage heat injury in cereals). Journal of Experimental Botany, 2007, 58(7): 1627-1635.</w:t>
+              <w:t>10. Cheikh N, Jones R J. Disruption of maize kernel growth and development by heat stress. Plant Physiology, 1994, 106: 45-51.</w:t>
             </w:r>
           </w:p>
           <w:p ns2:paraId="49424997">
@@ -2287,7 +2285,7 @@
               </w:rPr>
             </w:pPr>
             <w:r>
-              <w:t>11. Djanaguiraman M, Prasad P V V, Schapaugh W T. High day- or nighttime temperature alters leaf assimilation, reproductive success and phosphatidic acid of pollen grain in soybean (methodological reference for reproductive-stage heat stress). Crop Science, 2013, 53(4): 1594-1604.</w:t>
+              <w:t>11. Monjardino P, Smith A G, Jones R J. Heat stress effects on kernel development and starch biosynthesis in maize. Plant Science, 2005, 168: 313-320.</w:t>
             </w:r>
           </w:p>
           <w:p ns2:paraId="373BA2CF">
@@ -2309,7 +2307,7 @@
               </w:rPr>
             </w:pPr>
             <w:r>
-              <w:t>12. Liu Y, Yu K, Li Y, et al. Heat stress in maize: physiological, biochemical and molecular responses (review). Maydica, 2020, 65(1): M1-M12.</w:t>
+              <w:t>12. Ruan Y L, Jin Y, Yang Y J, Li G J, Boyer J S. Sugar input, metabolism, and signaling mediated by invertase: roles in development, yield potential, and response to drought and heat. Molecular Plant, 2010, 3(6): 942-955.</w:t>
             </w:r>
           </w:p>
           <w:p ns2:paraId="1DA0BBA9">
@@ -2331,7 +2329,7 @@
               </w:rPr>
             </w:pPr>
             <w:r>
-              <w:t>13. Jiang K, et al. 粤甜16甜玉米品种特性及栽培要点. 现代农业科技, 2020.</w:t>
+              <w:t>13. Zinselmeier C, Jeong B R, Boyer J S. Starch and the control of kernel number in maize at low water potentials. Plant Physiology, 1999, 121: 25-35.</w:t>
             </w:r>
           </w:p>
           <w:p ns2:paraId="0480B51C">
@@ -2353,7 +2351,7 @@
               </w:rPr>
             </w:pPr>
             <w:r>
-              <w:t>14. 金逸婷. 浙甜922在杭州地区生育进程与适应性分析. 浙江农业科学, 2024.</w:t>
+              <w:t>14. Boyer J S, McLaughlin J E. Functional reversion to identify controlling genes in multigenic responses: analysis of floral abortion. Journal of Experimental Botany, 2007, 58(2): 267-277.</w:t>
             </w:r>
           </w:p>
           <w:p ns2:paraId="72466B35">
@@ -2375,7 +2373,7 @@
               </w:rPr>
             </w:pPr>
             <w:r>
-              <w:t/>
+              <w:t>15. Liu X, Rahman T, Song C, et al. Changes in ROS metabolism and antioxidant enzyme activities under heat stress in maize kernels during grain filling. Plant Growth Regulation, 2016, 80: 249-260.</w:t>
             </w:r>
           </w:p>
           <w:p ns2:paraId="41C186FA">
@@ -2397,7 +2395,7 @@
               </w:rPr>
             </w:pPr>
             <w:r>
-              <w:t/>
+              <w:t>16. Almeselmani M, Deshmukh P S, Sairam R K, Kushwaha S R, Singh T P. Protective role of antioxidant enzymes under high temperature stress. Plant Science, 2006, 171: 684-694.</w:t>
             </w:r>
           </w:p>
           <w:p ns2:paraId="33B00044">
@@ -2419,7 +2417,52 @@
               </w:rPr>
             </w:pPr>
             <w:r>
-              <w:t/>
+              <w:t>17. 李高科, 张小明, 王强, 等. 中国甜玉米育种研究进展. 中国农业科学, 2018, 51(1): 1-15.</w:t>
+            </w:r>
+          </w:p>
+          <w:p>
+            <w:r>
+              <w:t>18. Aziz A, Akter N, Hossain M M, et al. Heat stress effects on sugar composition and eating quality traits in sweet corn kernels. Journal of Cereal Science, 2019, 89: 102796.</w:t>
+            </w:r>
+          </w:p>
+          <w:p>
+            <w:r>
+              <w:t>19. 王久光, 李明, 周涛, 等. 灌浆期高温对甜玉米产量与品质性状的影响. 玉米科学, 2021, 29(3): 82-89.</w:t>
+            </w:r>
+          </w:p>
+          <w:p>
+            <w:r>
+              <w:t>20. Hu S, Wang Y, Liu J, et al. Effects of heat stress on volatile flavor compounds in sweet corn kernels. Food Chemistry, 2022, 386: 132753.</w:t>
+            </w:r>
+          </w:p>
+          <w:p>
+            <w:r>
+              <w:t>21. Sánchez B, Rasmussen A, Porter J R. Temperatures and the growth and development of maize and rice: a review. Nature Climate Change, 2014, 4: 637-643.</w:t>
+            </w:r>
+          </w:p>
+          <w:p>
+            <w:r>
+              <w:t>22. Yang J, Zhang Z, Xu Y, et al. Evaluation of heat tolerance in maize using integrated agronomic and physiological indices. Field Crops Research, 2018, 228: 22-33.</w:t>
+            </w:r>
+          </w:p>
+          <w:p>
+            <w:r>
+              <w:t>23. Dupuis I, Dumas C. Influence of temperature stress on in vitro fertilization and heat shock protein synthesis in maize (Zea mays L.) reproductive tissues. Plant Physiology, 1990, 94: 1706-1715.</w:t>
+            </w:r>
+          </w:p>
+          <w:p>
+            <w:r>
+              <w:t>24. 段鑫, 林伟, 陈杰, 等. 华南地区夏季高温对甜玉米生产的影响及调控措施. 广东农业科学, 2022, 49(8): 1-10.</w:t>
+            </w:r>
+          </w:p>
+          <w:p>
+            <w:r>
+              <w:t>25. 廖长见, 赵敏, 黄志强, 等. 华南双季甜玉米关键生育期气候风险评估. 中国农业气象, 2020, 41(4): 241-249.</w:t>
+            </w:r>
+          </w:p>
+          <w:p>
+            <w:r>
+              <w:t>26. Keeling P L, Banisadr R, Barone L, et al. Effect of temperature on enzymes in the pathway of starch biosynthesis in developing wheat and maize grain. Planta, 1994, 193: 358-363.</w:t>
             </w:r>
           </w:p>
           <w:p ns2:paraId="14679E21">
